--- a/Winter2026-Team2261_PRJ566_NBB_SRS_S25_WK5.docx
+++ b/Winter2026-Team2261_PRJ566_NBB_SRS_S25_WK5.docx
@@ -123,12 +123,12 @@
                 <wp:extent cx="670709" cy="1001340"/>
                 <wp:effectExtent b="0" l="0" r="0" t="0"/>
                 <wp:wrapNone/>
-                <wp:docPr id="4" name="image4.png"/>
+                <wp:docPr id="4" name="image11.png"/>
                 <a:graphic>
                   <a:graphicData uri="http://schemas.openxmlformats.org/drawingml/2006/picture">
                     <pic:pic>
                       <pic:nvPicPr>
-                        <pic:cNvPr id="0" name="image4.png"/>
+                        <pic:cNvPr id="0" name="image11.png"/>
                         <pic:cNvPicPr preferRelativeResize="0"/>
                       </pic:nvPicPr>
                       <pic:blipFill>
@@ -259,12 +259,12 @@
                 <wp:extent cx="5762625" cy="161658"/>
                 <wp:effectExtent b="0" l="0" r="0" t="0"/>
                 <wp:wrapSquare wrapText="bothSides" distB="0" distT="0" distL="114300" distR="114300"/>
-                <wp:docPr id="6" name="image6.png"/>
+                <wp:docPr id="6" name="image13.png"/>
                 <a:graphic>
                   <a:graphicData uri="http://schemas.openxmlformats.org/drawingml/2006/picture">
                     <pic:pic>
                       <pic:nvPicPr>
-                        <pic:cNvPr id="0" name="image6.png"/>
+                        <pic:cNvPr id="0" name="image13.png"/>
                         <pic:cNvPicPr preferRelativeResize="0"/>
                       </pic:nvPicPr>
                       <pic:blipFill>
@@ -504,12 +504,12 @@
                 <wp:extent cx="5762625" cy="1483448"/>
                 <wp:effectExtent b="0" l="0" r="0" t="0"/>
                 <wp:wrapSquare wrapText="bothSides" distB="0" distT="0" distL="114300" distR="114300"/>
-                <wp:docPr id="5" name="image5.png"/>
+                <wp:docPr id="5" name="image12.png"/>
                 <a:graphic>
                   <a:graphicData uri="http://schemas.openxmlformats.org/drawingml/2006/picture">
                     <pic:pic>
                       <pic:nvPicPr>
-                        <pic:cNvPr id="0" name="image5.png"/>
+                        <pic:cNvPr id="0" name="image12.png"/>
                         <pic:cNvPicPr preferRelativeResize="0"/>
                       </pic:nvPicPr>
                       <pic:blipFill>
@@ -789,12 +789,12 @@
                 <wp:extent cx="6858000" cy="7068185"/>
                 <wp:effectExtent b="0" l="0" r="0" t="0"/>
                 <wp:wrapNone/>
-                <wp:docPr id="1" name="image1.png"/>
+                <wp:docPr id="1" name="image8.png"/>
                 <a:graphic>
                   <a:graphicData uri="http://schemas.openxmlformats.org/drawingml/2006/picture">
                     <pic:pic>
                       <pic:nvPicPr>
-                        <pic:cNvPr id="0" name="image1.png"/>
+                        <pic:cNvPr id="0" name="image8.png"/>
                         <pic:cNvPicPr preferRelativeResize="0"/>
                       </pic:nvPicPr>
                       <pic:blipFill>
@@ -1160,12 +1160,12 @@
                 <wp:extent cx="3533775" cy="2525400"/>
                 <wp:effectExtent b="0" l="0" r="0" t="0"/>
                 <wp:wrapNone/>
-                <wp:docPr id="7" name="image7.png"/>
+                <wp:docPr id="7" name="image14.png"/>
                 <a:graphic>
                   <a:graphicData uri="http://schemas.openxmlformats.org/drawingml/2006/picture">
                     <pic:pic>
                       <pic:nvPicPr>
-                        <pic:cNvPr id="0" name="image7.png"/>
+                        <pic:cNvPr id="0" name="image14.png"/>
                         <pic:cNvPicPr preferRelativeResize="0"/>
                       </pic:nvPicPr>
                       <pic:blipFill>
@@ -1429,7 +1429,7 @@
     </w:p>
     <w:sdt>
       <w:sdtPr>
-        <w:id w:val="1785709020"/>
+        <w:id w:val="-1717204869"/>
         <w:docPartObj>
           <w:docPartGallery w:val="Table of Contents"/>
           <w:docPartUnique w:val="1"/>
@@ -4003,7 +4003,7 @@
               <w:widowControl w:val="1"/>
               <w:numPr>
                 <w:ilvl w:val="0"/>
-                <w:numId w:val="13"/>
+                <w:numId w:val="15"/>
               </w:numPr>
               <w:pBdr>
                 <w:top w:space="0" w:sz="0" w:val="nil"/>
@@ -4090,7 +4090,7 @@
               <w:widowControl w:val="1"/>
               <w:numPr>
                 <w:ilvl w:val="0"/>
-                <w:numId w:val="13"/>
+                <w:numId w:val="15"/>
               </w:numPr>
               <w:pBdr>
                 <w:top w:space="0" w:sz="0" w:val="nil"/>
@@ -4178,7 +4178,7 @@
               <w:widowControl w:val="1"/>
               <w:numPr>
                 <w:ilvl w:val="0"/>
-                <w:numId w:val="13"/>
+                <w:numId w:val="15"/>
               </w:numPr>
               <w:pBdr>
                 <w:top w:space="0" w:sz="0" w:val="nil"/>
@@ -4247,8 +4247,11 @@
             </w:pPr>
             <w:r>
               <w:rPr>
-                <w:rtl w:val="0"/>
-              </w:rPr>
+                <w:sz w:val="24"/>
+                <w:szCs w:val="24"/>
+                <w:rtl w:val="0"/>
+              </w:rPr>
+              <w:t xml:space="preserve">Feb 15, 2026</w:t>
             </w:r>
           </w:p>
         </w:tc>
@@ -4262,7 +4265,7 @@
               <w:widowControl w:val="1"/>
               <w:numPr>
                 <w:ilvl w:val="0"/>
-                <w:numId w:val="13"/>
+                <w:numId w:val="15"/>
               </w:numPr>
               <w:pBdr>
                 <w:top w:space="0" w:sz="0" w:val="nil"/>
@@ -4282,6 +4285,14 @@
             </w:pPr>
             <w:r>
               <w:rPr>
+                <w:sz w:val="24"/>
+                <w:szCs w:val="24"/>
+                <w:rtl w:val="0"/>
+              </w:rPr>
+              <w:t xml:space="preserve">Completed sections 3.1-3.4</w:t>
+            </w:r>
+            <w:r>
+              <w:rPr>
                 <w:rtl w:val="0"/>
               </w:rPr>
             </w:r>
@@ -4338,7 +4349,7 @@
               <w:widowControl w:val="1"/>
               <w:numPr>
                 <w:ilvl w:val="0"/>
-                <w:numId w:val="13"/>
+                <w:numId w:val="15"/>
               </w:numPr>
               <w:pBdr>
                 <w:top w:space="0" w:sz="0" w:val="nil"/>
@@ -4414,7 +4425,7 @@
               <w:widowControl w:val="1"/>
               <w:numPr>
                 <w:ilvl w:val="0"/>
-                <w:numId w:val="13"/>
+                <w:numId w:val="15"/>
               </w:numPr>
               <w:pBdr>
                 <w:top w:space="0" w:sz="0" w:val="nil"/>
@@ -4490,7 +4501,7 @@
               <w:widowControl w:val="1"/>
               <w:numPr>
                 <w:ilvl w:val="0"/>
-                <w:numId w:val="13"/>
+                <w:numId w:val="15"/>
               </w:numPr>
               <w:pBdr>
                 <w:top w:space="0" w:sz="0" w:val="nil"/>
@@ -4566,7 +4577,7 @@
               <w:widowControl w:val="1"/>
               <w:numPr>
                 <w:ilvl w:val="0"/>
-                <w:numId w:val="13"/>
+                <w:numId w:val="15"/>
               </w:numPr>
               <w:pBdr>
                 <w:top w:space="0" w:sz="0" w:val="nil"/>
@@ -4642,7 +4653,7 @@
               <w:widowControl w:val="1"/>
               <w:numPr>
                 <w:ilvl w:val="0"/>
-                <w:numId w:val="13"/>
+                <w:numId w:val="15"/>
               </w:numPr>
               <w:pBdr>
                 <w:top w:space="0" w:sz="0" w:val="nil"/>
@@ -4718,7 +4729,7 @@
               <w:widowControl w:val="1"/>
               <w:numPr>
                 <w:ilvl w:val="0"/>
-                <w:numId w:val="13"/>
+                <w:numId w:val="15"/>
               </w:numPr>
               <w:pBdr>
                 <w:top w:space="0" w:sz="0" w:val="nil"/>
@@ -4794,7 +4805,7 @@
               <w:widowControl w:val="1"/>
               <w:numPr>
                 <w:ilvl w:val="0"/>
-                <w:numId w:val="13"/>
+                <w:numId w:val="15"/>
               </w:numPr>
               <w:pBdr>
                 <w:top w:space="0" w:sz="0" w:val="nil"/>
@@ -4870,7 +4881,7 @@
               <w:widowControl w:val="1"/>
               <w:numPr>
                 <w:ilvl w:val="0"/>
-                <w:numId w:val="13"/>
+                <w:numId w:val="15"/>
               </w:numPr>
               <w:pBdr>
                 <w:top w:space="0" w:sz="0" w:val="nil"/>
@@ -4946,7 +4957,7 @@
               <w:widowControl w:val="1"/>
               <w:numPr>
                 <w:ilvl w:val="0"/>
-                <w:numId w:val="13"/>
+                <w:numId w:val="15"/>
               </w:numPr>
               <w:pBdr>
                 <w:top w:space="0" w:sz="0" w:val="nil"/>
@@ -5239,7 +5250,7 @@
       <w:pPr>
         <w:numPr>
           <w:ilvl w:val="0"/>
-          <w:numId w:val="11"/>
+          <w:numId w:val="13"/>
         </w:numPr>
         <w:spacing w:after="0" w:afterAutospacing="0"/>
         <w:ind w:left="1440" w:hanging="360"/>
@@ -5261,7 +5272,7 @@
       <w:pPr>
         <w:numPr>
           <w:ilvl w:val="0"/>
-          <w:numId w:val="11"/>
+          <w:numId w:val="13"/>
         </w:numPr>
         <w:spacing w:after="0" w:afterAutospacing="0"/>
         <w:ind w:left="1440" w:hanging="360"/>
@@ -5283,7 +5294,7 @@
       <w:pPr>
         <w:numPr>
           <w:ilvl w:val="0"/>
-          <w:numId w:val="11"/>
+          <w:numId w:val="13"/>
         </w:numPr>
         <w:spacing w:after="0" w:afterAutospacing="0"/>
         <w:ind w:left="1440" w:hanging="360"/>
@@ -5305,7 +5316,7 @@
       <w:pPr>
         <w:numPr>
           <w:ilvl w:val="0"/>
-          <w:numId w:val="11"/>
+          <w:numId w:val="13"/>
         </w:numPr>
         <w:spacing w:after="0" w:afterAutospacing="0"/>
         <w:ind w:left="1440" w:hanging="360"/>
@@ -5327,7 +5338,7 @@
       <w:pPr>
         <w:numPr>
           <w:ilvl w:val="0"/>
-          <w:numId w:val="11"/>
+          <w:numId w:val="13"/>
         </w:numPr>
         <w:spacing w:after="0" w:afterAutospacing="0"/>
         <w:ind w:left="1440" w:hanging="360"/>
@@ -5349,7 +5360,7 @@
       <w:pPr>
         <w:numPr>
           <w:ilvl w:val="0"/>
-          <w:numId w:val="11"/>
+          <w:numId w:val="13"/>
         </w:numPr>
         <w:ind w:left="1440" w:hanging="360"/>
         <w:rPr>
@@ -5433,7 +5444,7 @@
       <w:pPr>
         <w:numPr>
           <w:ilvl w:val="0"/>
-          <w:numId w:val="11"/>
+          <w:numId w:val="13"/>
         </w:numPr>
         <w:spacing w:after="0" w:afterAutospacing="0"/>
         <w:ind w:left="1440" w:hanging="360"/>
@@ -5456,7 +5467,7 @@
       <w:pPr>
         <w:numPr>
           <w:ilvl w:val="0"/>
-          <w:numId w:val="11"/>
+          <w:numId w:val="13"/>
         </w:numPr>
         <w:spacing w:after="0" w:afterAutospacing="0"/>
         <w:ind w:left="1440" w:hanging="360"/>
@@ -5479,7 +5490,7 @@
       <w:pPr>
         <w:numPr>
           <w:ilvl w:val="0"/>
-          <w:numId w:val="11"/>
+          <w:numId w:val="13"/>
         </w:numPr>
         <w:spacing w:after="0" w:afterAutospacing="0"/>
         <w:ind w:left="1440" w:hanging="360"/>
@@ -5502,7 +5513,7 @@
       <w:pPr>
         <w:numPr>
           <w:ilvl w:val="0"/>
-          <w:numId w:val="11"/>
+          <w:numId w:val="13"/>
         </w:numPr>
         <w:spacing w:after="0" w:afterAutospacing="0"/>
         <w:ind w:left="1440" w:hanging="360"/>
@@ -5525,7 +5536,7 @@
       <w:pPr>
         <w:numPr>
           <w:ilvl w:val="0"/>
-          <w:numId w:val="11"/>
+          <w:numId w:val="13"/>
         </w:numPr>
         <w:spacing w:after="0" w:afterAutospacing="0"/>
         <w:ind w:left="1440" w:hanging="360"/>
@@ -5548,7 +5559,7 @@
       <w:pPr>
         <w:numPr>
           <w:ilvl w:val="0"/>
-          <w:numId w:val="11"/>
+          <w:numId w:val="13"/>
         </w:numPr>
         <w:ind w:left="1440" w:hanging="360"/>
         <w:rPr>
@@ -5592,7 +5603,7 @@
       <w:pPr>
         <w:numPr>
           <w:ilvl w:val="0"/>
-          <w:numId w:val="4"/>
+          <w:numId w:val="5"/>
         </w:numPr>
         <w:spacing w:after="0" w:afterAutospacing="0"/>
         <w:ind w:left="1440" w:hanging="360"/>
@@ -5614,7 +5625,7 @@
       <w:pPr>
         <w:numPr>
           <w:ilvl w:val="0"/>
-          <w:numId w:val="4"/>
+          <w:numId w:val="5"/>
         </w:numPr>
         <w:ind w:left="1440" w:hanging="360"/>
         <w:rPr>
@@ -7070,19 +7081,12 @@
             <w:r>
               <w:rPr>
                 <w:rFonts w:ascii="Arial" w:cs="Arial" w:eastAsia="Arial" w:hAnsi="Arial"/>
-                <w:b w:val="1"/>
-                <w:bCs w:val="1"/>
                 <w:color w:val="1f1f1f"/>
                 <w:sz w:val="24"/>
                 <w:szCs w:val="24"/>
                 <w:rtl w:val="0"/>
               </w:rPr>
               <w:t xml:space="preserve">Multi-Stop Transit Planning</w:t>
-            </w:r>
-            <w:r>
-              <w:rPr>
-                <w:rtl w:val="0"/>
-              </w:rPr>
             </w:r>
           </w:p>
         </w:tc>
@@ -7281,19 +7285,12 @@
             <w:r>
               <w:rPr>
                 <w:rFonts w:ascii="Arial" w:cs="Arial" w:eastAsia="Arial" w:hAnsi="Arial"/>
-                <w:b w:val="1"/>
-                <w:bCs w:val="1"/>
                 <w:color w:val="1f1f1f"/>
                 <w:sz w:val="24"/>
                 <w:szCs w:val="24"/>
                 <w:rtl w:val="0"/>
               </w:rPr>
               <w:t xml:space="preserve">Proactive Delay Alerts</w:t>
-            </w:r>
-            <w:r>
-              <w:rPr>
-                <w:rtl w:val="0"/>
-              </w:rPr>
             </w:r>
           </w:p>
         </w:tc>
@@ -7492,19 +7489,12 @@
             <w:r>
               <w:rPr>
                 <w:rFonts w:ascii="Arial" w:cs="Arial" w:eastAsia="Arial" w:hAnsi="Arial"/>
-                <w:b w:val="1"/>
-                <w:bCs w:val="1"/>
                 <w:color w:val="1f1f1f"/>
                 <w:sz w:val="24"/>
                 <w:szCs w:val="24"/>
                 <w:rtl w:val="0"/>
               </w:rPr>
               <w:t xml:space="preserve">Trip Bookmarking/Saving</w:t>
-            </w:r>
-            <w:r>
-              <w:rPr>
-                <w:rtl w:val="0"/>
-              </w:rPr>
             </w:r>
           </w:p>
         </w:tc>
@@ -7703,19 +7693,12 @@
             <w:r>
               <w:rPr>
                 <w:rFonts w:ascii="Arial" w:cs="Arial" w:eastAsia="Arial" w:hAnsi="Arial"/>
-                <w:b w:val="1"/>
-                <w:bCs w:val="1"/>
                 <w:color w:val="1f1f1f"/>
                 <w:sz w:val="24"/>
                 <w:szCs w:val="24"/>
                 <w:rtl w:val="0"/>
               </w:rPr>
               <w:t xml:space="preserve">Historical Reliability Data</w:t>
-            </w:r>
-            <w:r>
-              <w:rPr>
-                <w:rtl w:val="0"/>
-              </w:rPr>
             </w:r>
           </w:p>
         </w:tc>
@@ -7914,19 +7897,12 @@
             <w:r>
               <w:rPr>
                 <w:rFonts w:ascii="Arial" w:cs="Arial" w:eastAsia="Arial" w:hAnsi="Arial"/>
-                <w:b w:val="1"/>
-                <w:bCs w:val="1"/>
                 <w:color w:val="1f1f1f"/>
                 <w:sz w:val="24"/>
                 <w:szCs w:val="24"/>
                 <w:rtl w:val="0"/>
               </w:rPr>
               <w:t xml:space="preserve">Multi-destination ETA</w:t>
-            </w:r>
-            <w:r>
-              <w:rPr>
-                <w:rtl w:val="0"/>
-              </w:rPr>
             </w:r>
           </w:p>
         </w:tc>
@@ -8210,7 +8186,7 @@
       <w:pPr>
         <w:numPr>
           <w:ilvl w:val="0"/>
-          <w:numId w:val="2"/>
+          <w:numId w:val="3"/>
         </w:numPr>
         <w:spacing w:after="0" w:afterAutospacing="0" w:before="240" w:lineRule="auto"/>
         <w:ind w:left="720" w:hanging="360"/>
@@ -8264,7 +8240,7 @@
       <w:pPr>
         <w:numPr>
           <w:ilvl w:val="0"/>
-          <w:numId w:val="2"/>
+          <w:numId w:val="3"/>
         </w:numPr>
         <w:spacing w:after="0" w:afterAutospacing="0" w:before="0" w:beforeAutospacing="0" w:lineRule="auto"/>
         <w:ind w:left="720" w:hanging="360"/>
@@ -8317,7 +8293,7 @@
       <w:pPr>
         <w:numPr>
           <w:ilvl w:val="0"/>
-          <w:numId w:val="2"/>
+          <w:numId w:val="3"/>
         </w:numPr>
         <w:spacing w:after="0" w:afterAutospacing="0" w:before="0" w:beforeAutospacing="0" w:lineRule="auto"/>
         <w:ind w:left="720" w:hanging="360"/>
@@ -8370,7 +8346,7 @@
       <w:pPr>
         <w:numPr>
           <w:ilvl w:val="0"/>
-          <w:numId w:val="2"/>
+          <w:numId w:val="3"/>
         </w:numPr>
         <w:spacing w:after="240" w:before="0" w:beforeAutospacing="0" w:lineRule="auto"/>
         <w:ind w:left="720" w:hanging="360"/>
@@ -10599,7 +10575,7 @@
       <w:pPr>
         <w:numPr>
           <w:ilvl w:val="0"/>
-          <w:numId w:val="5"/>
+          <w:numId w:val="6"/>
         </w:numPr>
         <w:spacing w:after="0" w:afterAutospacing="0"/>
         <w:ind w:left="720" w:hanging="360"/>
@@ -10621,7 +10597,7 @@
       <w:pPr>
         <w:numPr>
           <w:ilvl w:val="0"/>
-          <w:numId w:val="5"/>
+          <w:numId w:val="6"/>
         </w:numPr>
         <w:spacing w:after="0" w:afterAutospacing="0"/>
         <w:ind w:left="720" w:hanging="360"/>
@@ -10643,7 +10619,7 @@
       <w:pPr>
         <w:numPr>
           <w:ilvl w:val="0"/>
-          <w:numId w:val="5"/>
+          <w:numId w:val="6"/>
         </w:numPr>
         <w:spacing w:after="0" w:afterAutospacing="0"/>
         <w:ind w:left="720" w:hanging="360"/>
@@ -10665,7 +10641,7 @@
       <w:pPr>
         <w:numPr>
           <w:ilvl w:val="0"/>
-          <w:numId w:val="5"/>
+          <w:numId w:val="6"/>
         </w:numPr>
         <w:spacing w:after="0" w:afterAutospacing="0"/>
         <w:ind w:left="720" w:hanging="360"/>
@@ -10687,7 +10663,7 @@
       <w:pPr>
         <w:numPr>
           <w:ilvl w:val="0"/>
-          <w:numId w:val="5"/>
+          <w:numId w:val="6"/>
         </w:numPr>
         <w:spacing w:after="0" w:afterAutospacing="0"/>
         <w:ind w:left="720" w:hanging="360"/>
@@ -10709,7 +10685,7 @@
       <w:pPr>
         <w:numPr>
           <w:ilvl w:val="0"/>
-          <w:numId w:val="5"/>
+          <w:numId w:val="6"/>
         </w:numPr>
         <w:spacing w:after="0" w:afterAutospacing="0"/>
         <w:ind w:left="720" w:hanging="360"/>
@@ -10731,7 +10707,7 @@
       <w:pPr>
         <w:numPr>
           <w:ilvl w:val="0"/>
-          <w:numId w:val="5"/>
+          <w:numId w:val="6"/>
         </w:numPr>
         <w:spacing w:after="0" w:afterAutospacing="0"/>
         <w:ind w:left="720" w:hanging="360"/>
@@ -10753,7 +10729,7 @@
       <w:pPr>
         <w:numPr>
           <w:ilvl w:val="0"/>
-          <w:numId w:val="5"/>
+          <w:numId w:val="6"/>
         </w:numPr>
         <w:spacing w:after="0" w:afterAutospacing="0"/>
         <w:ind w:left="720" w:hanging="360"/>
@@ -10775,7 +10751,7 @@
       <w:pPr>
         <w:numPr>
           <w:ilvl w:val="0"/>
-          <w:numId w:val="5"/>
+          <w:numId w:val="6"/>
         </w:numPr>
         <w:ind w:left="720" w:hanging="360"/>
         <w:rPr>
@@ -10818,7 +10794,7 @@
       <w:pPr>
         <w:numPr>
           <w:ilvl w:val="0"/>
-          <w:numId w:val="1"/>
+          <w:numId w:val="2"/>
         </w:numPr>
         <w:spacing w:after="0" w:afterAutospacing="0"/>
         <w:ind w:left="720" w:hanging="360"/>
@@ -10840,7 +10816,7 @@
       <w:pPr>
         <w:numPr>
           <w:ilvl w:val="0"/>
-          <w:numId w:val="1"/>
+          <w:numId w:val="2"/>
         </w:numPr>
         <w:spacing w:after="0" w:afterAutospacing="0"/>
         <w:ind w:left="720" w:hanging="360"/>
@@ -10862,7 +10838,7 @@
       <w:pPr>
         <w:numPr>
           <w:ilvl w:val="0"/>
-          <w:numId w:val="1"/>
+          <w:numId w:val="2"/>
         </w:numPr>
         <w:spacing w:after="0" w:afterAutospacing="0"/>
         <w:ind w:left="720" w:hanging="360"/>
@@ -10884,7 +10860,7 @@
       <w:pPr>
         <w:numPr>
           <w:ilvl w:val="0"/>
-          <w:numId w:val="1"/>
+          <w:numId w:val="2"/>
         </w:numPr>
         <w:spacing w:after="0" w:afterAutospacing="0"/>
         <w:ind w:left="720" w:hanging="360"/>
@@ -10906,7 +10882,7 @@
       <w:pPr>
         <w:numPr>
           <w:ilvl w:val="0"/>
-          <w:numId w:val="1"/>
+          <w:numId w:val="2"/>
         </w:numPr>
         <w:spacing w:after="0" w:afterAutospacing="0"/>
         <w:ind w:left="720" w:hanging="360"/>
@@ -10928,7 +10904,7 @@
       <w:pPr>
         <w:numPr>
           <w:ilvl w:val="0"/>
-          <w:numId w:val="1"/>
+          <w:numId w:val="2"/>
         </w:numPr>
         <w:spacing w:after="0" w:afterAutospacing="0"/>
         <w:ind w:left="720" w:hanging="360"/>
@@ -10950,7 +10926,7 @@
       <w:pPr>
         <w:numPr>
           <w:ilvl w:val="0"/>
-          <w:numId w:val="1"/>
+          <w:numId w:val="2"/>
         </w:numPr>
         <w:spacing w:after="0" w:afterAutospacing="0"/>
         <w:ind w:left="720" w:hanging="360"/>
@@ -10972,7 +10948,7 @@
       <w:pPr>
         <w:numPr>
           <w:ilvl w:val="0"/>
-          <w:numId w:val="1"/>
+          <w:numId w:val="2"/>
         </w:numPr>
         <w:spacing w:after="0" w:afterAutospacing="0"/>
         <w:ind w:left="720" w:hanging="360"/>
@@ -10994,7 +10970,7 @@
       <w:pPr>
         <w:numPr>
           <w:ilvl w:val="0"/>
-          <w:numId w:val="1"/>
+          <w:numId w:val="2"/>
         </w:numPr>
         <w:spacing w:after="0" w:afterAutospacing="0"/>
         <w:ind w:left="720" w:hanging="360"/>
@@ -11016,7 +10992,7 @@
       <w:pPr>
         <w:numPr>
           <w:ilvl w:val="0"/>
-          <w:numId w:val="1"/>
+          <w:numId w:val="2"/>
         </w:numPr>
         <w:spacing w:after="0" w:afterAutospacing="0"/>
         <w:ind w:left="720" w:hanging="360"/>
@@ -11038,7 +11014,7 @@
       <w:pPr>
         <w:numPr>
           <w:ilvl w:val="0"/>
-          <w:numId w:val="1"/>
+          <w:numId w:val="2"/>
         </w:numPr>
         <w:spacing w:after="0" w:afterAutospacing="0"/>
         <w:ind w:left="720" w:hanging="360"/>
@@ -11060,7 +11036,7 @@
       <w:pPr>
         <w:numPr>
           <w:ilvl w:val="0"/>
-          <w:numId w:val="1"/>
+          <w:numId w:val="2"/>
         </w:numPr>
         <w:spacing w:after="0" w:afterAutospacing="0"/>
         <w:ind w:left="720" w:hanging="360"/>
@@ -11082,7 +11058,7 @@
       <w:pPr>
         <w:numPr>
           <w:ilvl w:val="0"/>
-          <w:numId w:val="1"/>
+          <w:numId w:val="2"/>
         </w:numPr>
         <w:spacing w:after="0" w:afterAutospacing="0"/>
         <w:ind w:left="720" w:hanging="360"/>
@@ -11104,7 +11080,7 @@
       <w:pPr>
         <w:numPr>
           <w:ilvl w:val="0"/>
-          <w:numId w:val="1"/>
+          <w:numId w:val="2"/>
         </w:numPr>
         <w:spacing w:after="0" w:afterAutospacing="0"/>
         <w:ind w:left="720" w:hanging="360"/>
@@ -11126,7 +11102,7 @@
       <w:pPr>
         <w:numPr>
           <w:ilvl w:val="0"/>
-          <w:numId w:val="1"/>
+          <w:numId w:val="2"/>
         </w:numPr>
         <w:ind w:left="720" w:hanging="360"/>
         <w:rPr>
@@ -11172,7 +11148,7 @@
       <w:pPr>
         <w:numPr>
           <w:ilvl w:val="0"/>
-          <w:numId w:val="14"/>
+          <w:numId w:val="19"/>
         </w:numPr>
         <w:spacing w:after="0" w:afterAutospacing="0"/>
         <w:ind w:left="720" w:hanging="360"/>
@@ -11199,7 +11175,7 @@
       <w:pPr>
         <w:numPr>
           <w:ilvl w:val="1"/>
-          <w:numId w:val="14"/>
+          <w:numId w:val="19"/>
         </w:numPr>
         <w:spacing w:after="0" w:afterAutospacing="0"/>
         <w:ind w:left="1440" w:hanging="360"/>
@@ -11221,7 +11197,7 @@
       <w:pPr>
         <w:numPr>
           <w:ilvl w:val="0"/>
-          <w:numId w:val="14"/>
+          <w:numId w:val="19"/>
         </w:numPr>
         <w:spacing w:after="0" w:afterAutospacing="0"/>
         <w:ind w:left="720" w:hanging="360"/>
@@ -11248,7 +11224,7 @@
       <w:pPr>
         <w:numPr>
           <w:ilvl w:val="1"/>
-          <w:numId w:val="14"/>
+          <w:numId w:val="19"/>
         </w:numPr>
         <w:spacing w:after="0" w:afterAutospacing="0"/>
         <w:ind w:left="1440" w:hanging="360"/>
@@ -11271,7 +11247,7 @@
       <w:pPr>
         <w:numPr>
           <w:ilvl w:val="0"/>
-          <w:numId w:val="14"/>
+          <w:numId w:val="19"/>
         </w:numPr>
         <w:spacing w:after="0" w:afterAutospacing="0"/>
         <w:ind w:left="720" w:hanging="360"/>
@@ -11298,7 +11274,7 @@
       <w:pPr>
         <w:numPr>
           <w:ilvl w:val="1"/>
-          <w:numId w:val="14"/>
+          <w:numId w:val="19"/>
         </w:numPr>
         <w:spacing w:after="0" w:afterAutospacing="0"/>
         <w:ind w:left="1440" w:hanging="360"/>
@@ -11320,7 +11296,7 @@
       <w:pPr>
         <w:numPr>
           <w:ilvl w:val="1"/>
-          <w:numId w:val="14"/>
+          <w:numId w:val="19"/>
         </w:numPr>
         <w:spacing w:after="0" w:afterAutospacing="0"/>
         <w:ind w:left="1440" w:hanging="360"/>
@@ -11342,7 +11318,7 @@
       <w:pPr>
         <w:numPr>
           <w:ilvl w:val="1"/>
-          <w:numId w:val="14"/>
+          <w:numId w:val="19"/>
         </w:numPr>
         <w:spacing w:after="0" w:afterAutospacing="0"/>
         <w:ind w:left="1440" w:hanging="360"/>
@@ -11364,7 +11340,7 @@
       <w:pPr>
         <w:numPr>
           <w:ilvl w:val="1"/>
-          <w:numId w:val="14"/>
+          <w:numId w:val="19"/>
         </w:numPr>
         <w:spacing w:after="0" w:afterAutospacing="0"/>
         <w:ind w:left="1440" w:hanging="360"/>
@@ -11386,7 +11362,7 @@
       <w:pPr>
         <w:numPr>
           <w:ilvl w:val="0"/>
-          <w:numId w:val="14"/>
+          <w:numId w:val="19"/>
         </w:numPr>
         <w:spacing w:after="0" w:afterAutospacing="0"/>
         <w:ind w:left="720" w:hanging="360"/>
@@ -11413,7 +11389,7 @@
       <w:pPr>
         <w:numPr>
           <w:ilvl w:val="1"/>
-          <w:numId w:val="14"/>
+          <w:numId w:val="19"/>
         </w:numPr>
         <w:spacing w:after="0" w:afterAutospacing="0"/>
         <w:ind w:left="1440" w:hanging="360"/>
@@ -11435,7 +11411,7 @@
       <w:pPr>
         <w:numPr>
           <w:ilvl w:val="1"/>
-          <w:numId w:val="14"/>
+          <w:numId w:val="19"/>
         </w:numPr>
         <w:spacing w:after="0" w:afterAutospacing="0"/>
         <w:ind w:left="1440" w:hanging="360"/>
@@ -11457,7 +11433,7 @@
       <w:pPr>
         <w:numPr>
           <w:ilvl w:val="0"/>
-          <w:numId w:val="14"/>
+          <w:numId w:val="19"/>
         </w:numPr>
         <w:spacing w:after="0" w:afterAutospacing="0"/>
         <w:ind w:left="720" w:hanging="360"/>
@@ -11484,7 +11460,7 @@
       <w:pPr>
         <w:numPr>
           <w:ilvl w:val="1"/>
-          <w:numId w:val="14"/>
+          <w:numId w:val="19"/>
         </w:numPr>
         <w:spacing w:after="0" w:afterAutospacing="0"/>
         <w:ind w:left="1440" w:hanging="360"/>
@@ -11506,7 +11482,7 @@
       <w:pPr>
         <w:numPr>
           <w:ilvl w:val="1"/>
-          <w:numId w:val="14"/>
+          <w:numId w:val="19"/>
         </w:numPr>
         <w:ind w:left="1440" w:hanging="360"/>
         <w:rPr>
@@ -14377,12 +14353,12 @@
                 <wp:extent cx="2081213" cy="438150"/>
                 <wp:effectExtent b="0" l="0" r="0" t="0"/>
                 <wp:wrapNone/>
-                <wp:docPr id="2" name="image2.png"/>
+                <wp:docPr id="2" name="image9.png"/>
                 <a:graphic>
                   <a:graphicData uri="http://schemas.openxmlformats.org/drawingml/2006/picture">
                     <pic:pic>
                       <pic:nvPicPr>
-                        <pic:cNvPr id="0" name="image2.png"/>
+                        <pic:cNvPr id="0" name="image9.png"/>
                         <pic:cNvPicPr preferRelativeResize="0"/>
                       </pic:nvPicPr>
                       <pic:blipFill>
@@ -14617,12 +14593,12 @@
                 <wp:extent cx="2085975" cy="438150"/>
                 <wp:effectExtent b="0" l="0" r="0" t="0"/>
                 <wp:wrapNone/>
-                <wp:docPr id="3" name="image3.png"/>
+                <wp:docPr id="3" name="image10.png"/>
                 <a:graphic>
                   <a:graphicData uri="http://schemas.openxmlformats.org/drawingml/2006/picture">
                     <pic:pic>
                       <pic:nvPicPr>
-                        <pic:cNvPr id="0" name="image3.png"/>
+                        <pic:cNvPr id="0" name="image10.png"/>
                         <pic:cNvPicPr preferRelativeResize="0"/>
                       </pic:nvPicPr>
                       <pic:blipFill>
@@ -14713,287 +14689,6 @@
       <w:pPr>
         <w:numPr>
           <w:ilvl w:val="0"/>
-          <w:numId w:val="6"/>
-        </w:numPr>
-        <w:spacing w:after="0" w:afterAutospacing="0"/>
-        <w:ind w:left="720" w:hanging="360"/>
-        <w:rPr>
-          <w:sz w:val="24"/>
-          <w:szCs w:val="24"/>
-        </w:rPr>
-      </w:pPr>
-      <w:r>
-        <w:rPr>
-          <w:sz w:val="24"/>
-          <w:szCs w:val="24"/>
-          <w:rtl w:val="0"/>
-        </w:rPr>
-        <w:t xml:space="preserve">Desktop and laptop computers (Windows, macOS, Linux-based systems)</w:t>
-      </w:r>
-    </w:p>
-    <w:p>
-      <w:pPr>
-        <w:numPr>
-          <w:ilvl w:val="0"/>
-          <w:numId w:val="6"/>
-        </w:numPr>
-        <w:ind w:left="720" w:hanging="360"/>
-        <w:rPr>
-          <w:sz w:val="24"/>
-          <w:szCs w:val="24"/>
-        </w:rPr>
-      </w:pPr>
-      <w:r>
-        <w:rPr>
-          <w:sz w:val="24"/>
-          <w:szCs w:val="24"/>
-          <w:rtl w:val="0"/>
-        </w:rPr>
-        <w:t xml:space="preserve">Smartphones and tablets (Android, iOS systems)</w:t>
-      </w:r>
-    </w:p>
-    <w:p>
-      <w:pPr>
-        <w:rPr>
-          <w:sz w:val="24"/>
-          <w:szCs w:val="24"/>
-        </w:rPr>
-      </w:pPr>
-      <w:r>
-        <w:rPr>
-          <w:sz w:val="24"/>
-          <w:szCs w:val="24"/>
-          <w:rtl w:val="0"/>
-        </w:rPr>
-        <w:t xml:space="preserve">End users will interact with the system through a demonstration app accessed via the web or downloaded from a device’s app store.</w:t>
-      </w:r>
-    </w:p>
-    <w:p>
-      <w:pPr>
-        <w:rPr>
-          <w:u w:val="single"/>
-        </w:rPr>
-      </w:pPr>
-      <w:r>
-        <w:rPr>
-          <w:rtl w:val="0"/>
-        </w:rPr>
-      </w:r>
-    </w:p>
-    <w:p>
-      <w:pPr>
-        <w:rPr>
-          <w:b w:val="1"/>
-          <w:bCs w:val="1"/>
-          <w:sz w:val="24"/>
-          <w:szCs w:val="24"/>
-        </w:rPr>
-      </w:pPr>
-      <w:r>
-        <w:rPr>
-          <w:b w:val="1"/>
-          <w:bCs w:val="1"/>
-          <w:sz w:val="24"/>
-          <w:szCs w:val="24"/>
-          <w:u w:val="single"/>
-          <w:rtl w:val="0"/>
-        </w:rPr>
-        <w:t xml:space="preserve">Operating System</w:t>
-      </w:r>
-      <w:r>
-        <w:rPr>
-          <w:rtl w:val="0"/>
-        </w:rPr>
-      </w:r>
-    </w:p>
-    <w:p>
-      <w:pPr>
-        <w:rPr>
-          <w:sz w:val="24"/>
-          <w:szCs w:val="24"/>
-        </w:rPr>
-      </w:pPr>
-      <w:r>
-        <w:rPr>
-          <w:sz w:val="24"/>
-          <w:szCs w:val="24"/>
-          <w:rtl w:val="0"/>
-        </w:rPr>
-        <w:t xml:space="preserve">While United Transit may be accessed through the web or mobile application, the system itself is still web-based and is built on an API. As such, compatibility mostly depends on the operating system’s ability to run modern web browsers, including:</w:t>
-      </w:r>
-    </w:p>
-    <w:p>
-      <w:pPr>
-        <w:numPr>
-          <w:ilvl w:val="0"/>
-          <w:numId w:val="3"/>
-        </w:numPr>
-        <w:spacing w:after="0" w:afterAutospacing="0"/>
-        <w:ind w:left="720" w:hanging="360"/>
-        <w:rPr>
-          <w:sz w:val="24"/>
-          <w:szCs w:val="24"/>
-        </w:rPr>
-      </w:pPr>
-      <w:r>
-        <w:rPr>
-          <w:sz w:val="24"/>
-          <w:szCs w:val="24"/>
-          <w:rtl w:val="0"/>
-        </w:rPr>
-        <w:t xml:space="preserve">Windows 10 or later</w:t>
-      </w:r>
-    </w:p>
-    <w:p>
-      <w:pPr>
-        <w:numPr>
-          <w:ilvl w:val="0"/>
-          <w:numId w:val="3"/>
-        </w:numPr>
-        <w:spacing w:after="0" w:afterAutospacing="0"/>
-        <w:ind w:left="720" w:hanging="360"/>
-        <w:rPr>
-          <w:sz w:val="24"/>
-          <w:szCs w:val="24"/>
-        </w:rPr>
-      </w:pPr>
-      <w:r>
-        <w:rPr>
-          <w:sz w:val="24"/>
-          <w:szCs w:val="24"/>
-          <w:rtl w:val="0"/>
-        </w:rPr>
-        <w:t xml:space="preserve">macOS 11 or later</w:t>
-      </w:r>
-    </w:p>
-    <w:p>
-      <w:pPr>
-        <w:numPr>
-          <w:ilvl w:val="0"/>
-          <w:numId w:val="3"/>
-        </w:numPr>
-        <w:spacing w:after="0" w:afterAutospacing="0"/>
-        <w:ind w:left="720" w:hanging="360"/>
-        <w:rPr>
-          <w:sz w:val="24"/>
-          <w:szCs w:val="24"/>
-        </w:rPr>
-      </w:pPr>
-      <w:r>
-        <w:rPr>
-          <w:sz w:val="24"/>
-          <w:szCs w:val="24"/>
-          <w:rtl w:val="0"/>
-        </w:rPr>
-        <w:t xml:space="preserve">Linux distributions with modern browser support</w:t>
-      </w:r>
-    </w:p>
-    <w:p>
-      <w:pPr>
-        <w:numPr>
-          <w:ilvl w:val="0"/>
-          <w:numId w:val="3"/>
-        </w:numPr>
-        <w:spacing w:after="0" w:afterAutospacing="0"/>
-        <w:ind w:left="720" w:hanging="360"/>
-        <w:rPr>
-          <w:sz w:val="24"/>
-          <w:szCs w:val="24"/>
-        </w:rPr>
-      </w:pPr>
-      <w:r>
-        <w:rPr>
-          <w:sz w:val="24"/>
-          <w:szCs w:val="24"/>
-          <w:rtl w:val="0"/>
-        </w:rPr>
-        <w:t xml:space="preserve">Android OS 10 or later</w:t>
-      </w:r>
-    </w:p>
-    <w:p>
-      <w:pPr>
-        <w:numPr>
-          <w:ilvl w:val="0"/>
-          <w:numId w:val="3"/>
-        </w:numPr>
-        <w:ind w:left="720" w:hanging="360"/>
-        <w:rPr>
-          <w:sz w:val="24"/>
-          <w:szCs w:val="24"/>
-        </w:rPr>
-      </w:pPr>
-      <w:r>
-        <w:rPr>
-          <w:sz w:val="24"/>
-          <w:szCs w:val="24"/>
-          <w:rtl w:val="0"/>
-        </w:rPr>
-        <w:t xml:space="preserve">iOS 15 or later</w:t>
-      </w:r>
-    </w:p>
-    <w:p>
-      <w:pPr>
-        <w:ind w:left="0" w:firstLine="0"/>
-        <w:rPr>
-          <w:sz w:val="24"/>
-          <w:szCs w:val="24"/>
-        </w:rPr>
-      </w:pPr>
-      <w:r>
-        <w:rPr>
-          <w:sz w:val="24"/>
-          <w:szCs w:val="24"/>
-          <w:rtl w:val="0"/>
-        </w:rPr>
-        <w:t xml:space="preserve">Ideally, support for older devices should align closely to the minimum standards of established transit apps as well.</w:t>
-      </w:r>
-    </w:p>
-    <w:p>
-      <w:pPr>
-        <w:ind w:left="0" w:firstLine="0"/>
-        <w:rPr>
-          <w:sz w:val="24"/>
-          <w:szCs w:val="24"/>
-          <w:u w:val="single"/>
-        </w:rPr>
-      </w:pPr>
-      <w:r>
-        <w:rPr>
-          <w:rtl w:val="0"/>
-        </w:rPr>
-      </w:r>
-    </w:p>
-    <w:p>
-      <w:pPr>
-        <w:ind w:left="0" w:firstLine="0"/>
-        <w:rPr>
-          <w:b w:val="1"/>
-          <w:bCs w:val="1"/>
-          <w:sz w:val="24"/>
-          <w:szCs w:val="24"/>
-        </w:rPr>
-      </w:pPr>
-      <w:r>
-        <w:rPr>
-          <w:b w:val="1"/>
-          <w:bCs w:val="1"/>
-          <w:sz w:val="24"/>
-          <w:szCs w:val="24"/>
-          <w:u w:val="single"/>
-          <w:rtl w:val="0"/>
-        </w:rPr>
-        <w:t xml:space="preserve">Software Dependencies</w:t>
-      </w:r>
-      <w:r>
-        <w:rPr>
-          <w:rtl w:val="0"/>
-        </w:rPr>
-      </w:r>
-    </w:p>
-    <w:p>
-      <w:pPr>
-        <w:numPr>
-          <w:ilvl w:val="0"/>
           <w:numId w:val="8"/>
         </w:numPr>
         <w:spacing w:after="0" w:afterAutospacing="0"/>
@@ -15009,89 +14704,7 @@
           <w:szCs w:val="24"/>
           <w:rtl w:val="0"/>
         </w:rPr>
-        <w:t xml:space="preserve">A backend server running a RESTful routing API (such as </w:t>
-      </w:r>
-      <w:r>
-        <w:rPr>
-          <w:sz w:val="24"/>
-          <w:szCs w:val="24"/>
-          <w:rtl w:val="0"/>
-        </w:rPr>
-        <w:t xml:space="preserve">Node.js</w:t>
-      </w:r>
-      <w:r>
-        <w:rPr>
-          <w:sz w:val="24"/>
-          <w:szCs w:val="24"/>
-          <w:rtl w:val="0"/>
-        </w:rPr>
-        <w:t xml:space="preserve"> with Express)</w:t>
-      </w:r>
-    </w:p>
-    <w:p>
-      <w:pPr>
-        <w:numPr>
-          <w:ilvl w:val="0"/>
-          <w:numId w:val="8"/>
-        </w:numPr>
-        <w:spacing w:after="0" w:afterAutospacing="0"/>
-        <w:ind w:left="720" w:hanging="360"/>
-        <w:rPr>
-          <w:sz w:val="24"/>
-          <w:szCs w:val="24"/>
-        </w:rPr>
-      </w:pPr>
-      <w:r>
-        <w:rPr>
-          <w:sz w:val="24"/>
-          <w:szCs w:val="24"/>
-          <w:rtl w:val="0"/>
-        </w:rPr>
-        <w:t xml:space="preserve">Database for storing transit data and route logs (such as PostgreSQL or MongoDB)</w:t>
-      </w:r>
-    </w:p>
-    <w:p>
-      <w:pPr>
-        <w:numPr>
-          <w:ilvl w:val="0"/>
-          <w:numId w:val="8"/>
-        </w:numPr>
-        <w:spacing w:after="0" w:afterAutospacing="0"/>
-        <w:ind w:left="720" w:hanging="360"/>
-        <w:rPr>
-          <w:sz w:val="24"/>
-          <w:szCs w:val="24"/>
-        </w:rPr>
-      </w:pPr>
-      <w:r>
-        <w:rPr>
-          <w:sz w:val="24"/>
-          <w:szCs w:val="24"/>
-          <w:rtl w:val="0"/>
-        </w:rPr>
-        <w:t xml:space="preserve">Integration with external transit data sources and real-time transit APIs (such as TTC data feeds)</w:t>
-      </w:r>
-    </w:p>
-    <w:p>
-      <w:pPr>
-        <w:numPr>
-          <w:ilvl w:val="0"/>
-          <w:numId w:val="8"/>
-        </w:numPr>
-        <w:spacing w:after="0" w:afterAutospacing="0"/>
-        <w:ind w:left="720" w:hanging="360"/>
-        <w:rPr>
-          <w:sz w:val="24"/>
-          <w:szCs w:val="24"/>
-        </w:rPr>
-      </w:pPr>
-      <w:r>
-        <w:rPr>
-          <w:sz w:val="24"/>
-          <w:szCs w:val="24"/>
-          <w:rtl w:val="0"/>
-        </w:rPr>
-        <w:t xml:space="preserve">Modern web browser for system access (such as Chrome, Firefox, or Edge) or compatible mobile device with an app store</w:t>
+        <w:t xml:space="preserve">Desktop and laptop computers (Windows, macOS, Linux-based systems)</w:t>
       </w:r>
     </w:p>
     <w:p>
@@ -15112,14 +14725,29 @@
           <w:szCs w:val="24"/>
           <w:rtl w:val="0"/>
         </w:rPr>
-        <w:t xml:space="preserve">Frontend frameworks for improved mobile app usability (such as React)</w:t>
-      </w:r>
-    </w:p>
-    <w:p>
-      <w:pPr>
-        <w:rPr>
-          <w:sz w:val="24"/>
-          <w:szCs w:val="24"/>
+        <w:t xml:space="preserve">Smartphones and tablets (Android, iOS systems)</w:t>
+      </w:r>
+    </w:p>
+    <w:p>
+      <w:pPr>
+        <w:rPr>
+          <w:sz w:val="24"/>
+          <w:szCs w:val="24"/>
+        </w:rPr>
+      </w:pPr>
+      <w:r>
+        <w:rPr>
+          <w:sz w:val="24"/>
+          <w:szCs w:val="24"/>
+          <w:rtl w:val="0"/>
+        </w:rPr>
+        <w:t xml:space="preserve">End users will interact with the system through a demonstration app accessed via the web or downloaded from a device’s app store.</w:t>
+      </w:r>
+    </w:p>
+    <w:p>
+      <w:pPr>
+        <w:rPr>
+          <w:u w:val="single"/>
         </w:rPr>
       </w:pPr>
       <w:r>
@@ -15146,6 +14774,354 @@
           <w:u w:val="single"/>
           <w:rtl w:val="0"/>
         </w:rPr>
+        <w:t xml:space="preserve">Operating System</w:t>
+      </w:r>
+      <w:r>
+        <w:rPr>
+          <w:rtl w:val="0"/>
+        </w:rPr>
+      </w:r>
+    </w:p>
+    <w:p>
+      <w:pPr>
+        <w:rPr>
+          <w:sz w:val="24"/>
+          <w:szCs w:val="24"/>
+        </w:rPr>
+      </w:pPr>
+      <w:r>
+        <w:rPr>
+          <w:sz w:val="24"/>
+          <w:szCs w:val="24"/>
+          <w:rtl w:val="0"/>
+        </w:rPr>
+        <w:t xml:space="preserve">While United Transit may be accessed through the web or mobile application, the system itself is still web-based and is built on an API. As such, compatibility mostly depends on the operating system’s ability to run modern web browsers, including:</w:t>
+      </w:r>
+    </w:p>
+    <w:p>
+      <w:pPr>
+        <w:numPr>
+          <w:ilvl w:val="0"/>
+          <w:numId w:val="4"/>
+        </w:numPr>
+        <w:spacing w:after="0" w:afterAutospacing="0"/>
+        <w:ind w:left="720" w:hanging="360"/>
+        <w:rPr>
+          <w:sz w:val="24"/>
+          <w:szCs w:val="24"/>
+        </w:rPr>
+      </w:pPr>
+      <w:r>
+        <w:rPr>
+          <w:sz w:val="24"/>
+          <w:szCs w:val="24"/>
+          <w:rtl w:val="0"/>
+        </w:rPr>
+        <w:t xml:space="preserve">Windows 10 or later</w:t>
+      </w:r>
+    </w:p>
+    <w:p>
+      <w:pPr>
+        <w:numPr>
+          <w:ilvl w:val="0"/>
+          <w:numId w:val="4"/>
+        </w:numPr>
+        <w:spacing w:after="0" w:afterAutospacing="0"/>
+        <w:ind w:left="720" w:hanging="360"/>
+        <w:rPr>
+          <w:sz w:val="24"/>
+          <w:szCs w:val="24"/>
+        </w:rPr>
+      </w:pPr>
+      <w:r>
+        <w:rPr>
+          <w:sz w:val="24"/>
+          <w:szCs w:val="24"/>
+          <w:rtl w:val="0"/>
+        </w:rPr>
+        <w:t xml:space="preserve">macOS 11 or later</w:t>
+      </w:r>
+    </w:p>
+    <w:p>
+      <w:pPr>
+        <w:numPr>
+          <w:ilvl w:val="0"/>
+          <w:numId w:val="4"/>
+        </w:numPr>
+        <w:spacing w:after="0" w:afterAutospacing="0"/>
+        <w:ind w:left="720" w:hanging="360"/>
+        <w:rPr>
+          <w:sz w:val="24"/>
+          <w:szCs w:val="24"/>
+        </w:rPr>
+      </w:pPr>
+      <w:r>
+        <w:rPr>
+          <w:sz w:val="24"/>
+          <w:szCs w:val="24"/>
+          <w:rtl w:val="0"/>
+        </w:rPr>
+        <w:t xml:space="preserve">Linux distributions with modern browser support</w:t>
+      </w:r>
+    </w:p>
+    <w:p>
+      <w:pPr>
+        <w:numPr>
+          <w:ilvl w:val="0"/>
+          <w:numId w:val="4"/>
+        </w:numPr>
+        <w:spacing w:after="0" w:afterAutospacing="0"/>
+        <w:ind w:left="720" w:hanging="360"/>
+        <w:rPr>
+          <w:sz w:val="24"/>
+          <w:szCs w:val="24"/>
+        </w:rPr>
+      </w:pPr>
+      <w:r>
+        <w:rPr>
+          <w:sz w:val="24"/>
+          <w:szCs w:val="24"/>
+          <w:rtl w:val="0"/>
+        </w:rPr>
+        <w:t xml:space="preserve">Android OS 10 or later</w:t>
+      </w:r>
+    </w:p>
+    <w:p>
+      <w:pPr>
+        <w:numPr>
+          <w:ilvl w:val="0"/>
+          <w:numId w:val="4"/>
+        </w:numPr>
+        <w:ind w:left="720" w:hanging="360"/>
+        <w:rPr>
+          <w:sz w:val="24"/>
+          <w:szCs w:val="24"/>
+        </w:rPr>
+      </w:pPr>
+      <w:r>
+        <w:rPr>
+          <w:sz w:val="24"/>
+          <w:szCs w:val="24"/>
+          <w:rtl w:val="0"/>
+        </w:rPr>
+        <w:t xml:space="preserve">iOS 15 or later</w:t>
+      </w:r>
+    </w:p>
+    <w:p>
+      <w:pPr>
+        <w:ind w:left="0" w:firstLine="0"/>
+        <w:rPr>
+          <w:sz w:val="24"/>
+          <w:szCs w:val="24"/>
+        </w:rPr>
+      </w:pPr>
+      <w:r>
+        <w:rPr>
+          <w:sz w:val="24"/>
+          <w:szCs w:val="24"/>
+          <w:rtl w:val="0"/>
+        </w:rPr>
+        <w:t xml:space="preserve">Ideally, support for older devices should align closely to the minimum standards of established transit apps as well.</w:t>
+      </w:r>
+    </w:p>
+    <w:p>
+      <w:pPr>
+        <w:ind w:left="0" w:firstLine="0"/>
+        <w:rPr>
+          <w:sz w:val="24"/>
+          <w:szCs w:val="24"/>
+          <w:u w:val="single"/>
+        </w:rPr>
+      </w:pPr>
+      <w:r>
+        <w:rPr>
+          <w:rtl w:val="0"/>
+        </w:rPr>
+      </w:r>
+    </w:p>
+    <w:p>
+      <w:pPr>
+        <w:ind w:left="0" w:firstLine="0"/>
+        <w:rPr>
+          <w:b w:val="1"/>
+          <w:bCs w:val="1"/>
+          <w:sz w:val="24"/>
+          <w:szCs w:val="24"/>
+        </w:rPr>
+      </w:pPr>
+      <w:r>
+        <w:rPr>
+          <w:b w:val="1"/>
+          <w:bCs w:val="1"/>
+          <w:sz w:val="24"/>
+          <w:szCs w:val="24"/>
+          <w:u w:val="single"/>
+          <w:rtl w:val="0"/>
+        </w:rPr>
+        <w:t xml:space="preserve">Software Dependencies</w:t>
+      </w:r>
+      <w:r>
+        <w:rPr>
+          <w:rtl w:val="0"/>
+        </w:rPr>
+      </w:r>
+    </w:p>
+    <w:p>
+      <w:pPr>
+        <w:numPr>
+          <w:ilvl w:val="0"/>
+          <w:numId w:val="10"/>
+        </w:numPr>
+        <w:spacing w:after="0" w:afterAutospacing="0"/>
+        <w:ind w:left="720" w:hanging="360"/>
+        <w:rPr>
+          <w:sz w:val="24"/>
+          <w:szCs w:val="24"/>
+        </w:rPr>
+      </w:pPr>
+      <w:r>
+        <w:rPr>
+          <w:sz w:val="24"/>
+          <w:szCs w:val="24"/>
+          <w:rtl w:val="0"/>
+        </w:rPr>
+        <w:t xml:space="preserve">A backend server running a RESTful routing API (such as </w:t>
+      </w:r>
+      <w:r>
+        <w:rPr>
+          <w:sz w:val="24"/>
+          <w:szCs w:val="24"/>
+          <w:rtl w:val="0"/>
+        </w:rPr>
+        <w:t xml:space="preserve">Node.js</w:t>
+      </w:r>
+      <w:r>
+        <w:rPr>
+          <w:sz w:val="24"/>
+          <w:szCs w:val="24"/>
+          <w:rtl w:val="0"/>
+        </w:rPr>
+        <w:t xml:space="preserve"> with Express)</w:t>
+      </w:r>
+    </w:p>
+    <w:p>
+      <w:pPr>
+        <w:numPr>
+          <w:ilvl w:val="0"/>
+          <w:numId w:val="10"/>
+        </w:numPr>
+        <w:spacing w:after="0" w:afterAutospacing="0"/>
+        <w:ind w:left="720" w:hanging="360"/>
+        <w:rPr>
+          <w:sz w:val="24"/>
+          <w:szCs w:val="24"/>
+        </w:rPr>
+      </w:pPr>
+      <w:r>
+        <w:rPr>
+          <w:sz w:val="24"/>
+          <w:szCs w:val="24"/>
+          <w:rtl w:val="0"/>
+        </w:rPr>
+        <w:t xml:space="preserve">Database for storing transit data and route logs (such as PostgreSQL or MongoDB)</w:t>
+      </w:r>
+    </w:p>
+    <w:p>
+      <w:pPr>
+        <w:numPr>
+          <w:ilvl w:val="0"/>
+          <w:numId w:val="10"/>
+        </w:numPr>
+        <w:spacing w:after="0" w:afterAutospacing="0"/>
+        <w:ind w:left="720" w:hanging="360"/>
+        <w:rPr>
+          <w:sz w:val="24"/>
+          <w:szCs w:val="24"/>
+        </w:rPr>
+      </w:pPr>
+      <w:r>
+        <w:rPr>
+          <w:sz w:val="24"/>
+          <w:szCs w:val="24"/>
+          <w:rtl w:val="0"/>
+        </w:rPr>
+        <w:t xml:space="preserve">Integration with external transit data sources and real-time transit APIs (such as TTC data feeds)</w:t>
+      </w:r>
+    </w:p>
+    <w:p>
+      <w:pPr>
+        <w:numPr>
+          <w:ilvl w:val="0"/>
+          <w:numId w:val="10"/>
+        </w:numPr>
+        <w:spacing w:after="0" w:afterAutospacing="0"/>
+        <w:ind w:left="720" w:hanging="360"/>
+        <w:rPr>
+          <w:sz w:val="24"/>
+          <w:szCs w:val="24"/>
+        </w:rPr>
+      </w:pPr>
+      <w:r>
+        <w:rPr>
+          <w:sz w:val="24"/>
+          <w:szCs w:val="24"/>
+          <w:rtl w:val="0"/>
+        </w:rPr>
+        <w:t xml:space="preserve">Modern web browser for system access (such as Chrome, Firefox, or Edge) or compatible mobile device with an app store</w:t>
+      </w:r>
+    </w:p>
+    <w:p>
+      <w:pPr>
+        <w:numPr>
+          <w:ilvl w:val="0"/>
+          <w:numId w:val="10"/>
+        </w:numPr>
+        <w:ind w:left="720" w:hanging="360"/>
+        <w:rPr>
+          <w:sz w:val="24"/>
+          <w:szCs w:val="24"/>
+        </w:rPr>
+      </w:pPr>
+      <w:r>
+        <w:rPr>
+          <w:sz w:val="24"/>
+          <w:szCs w:val="24"/>
+          <w:rtl w:val="0"/>
+        </w:rPr>
+        <w:t xml:space="preserve">Frontend frameworks for improved mobile app usability (such as React)</w:t>
+      </w:r>
+    </w:p>
+    <w:p>
+      <w:pPr>
+        <w:rPr>
+          <w:sz w:val="24"/>
+          <w:szCs w:val="24"/>
+        </w:rPr>
+      </w:pPr>
+      <w:r>
+        <w:rPr>
+          <w:rtl w:val="0"/>
+        </w:rPr>
+      </w:r>
+    </w:p>
+    <w:p>
+      <w:pPr>
+        <w:rPr>
+          <w:b w:val="1"/>
+          <w:bCs w:val="1"/>
+          <w:sz w:val="24"/>
+          <w:szCs w:val="24"/>
+        </w:rPr>
+      </w:pPr>
+      <w:r>
+        <w:rPr>
+          <w:b w:val="1"/>
+          <w:bCs w:val="1"/>
+          <w:sz w:val="24"/>
+          <w:szCs w:val="24"/>
+          <w:u w:val="single"/>
+          <w:rtl w:val="0"/>
+        </w:rPr>
         <w:t xml:space="preserve">Internet Connection</w:t>
       </w:r>
       <w:r>
@@ -15238,6 +15214,1344 @@
           <w:rtl w:val="0"/>
         </w:rPr>
         <w:t xml:space="preserve">User Interview</w:t>
+      </w:r>
+    </w:p>
+    <w:p>
+      <w:pPr>
+        <w:numPr>
+          <w:ilvl w:val="0"/>
+          <w:numId w:val="11"/>
+        </w:numPr>
+        <w:spacing w:after="0" w:afterAutospacing="0"/>
+        <w:ind w:left="720" w:hanging="360"/>
+        <w:rPr>
+          <w:b w:val="1"/>
+          <w:bCs w:val="1"/>
+          <w:sz w:val="24"/>
+          <w:szCs w:val="24"/>
+        </w:rPr>
+      </w:pPr>
+      <w:r>
+        <w:rPr>
+          <w:b w:val="1"/>
+          <w:bCs w:val="1"/>
+          <w:sz w:val="24"/>
+          <w:szCs w:val="24"/>
+          <w:rtl w:val="0"/>
+        </w:rPr>
+        <w:t xml:space="preserve">Name: </w:t>
+      </w:r>
+      <w:r>
+        <w:rPr>
+          <w:sz w:val="24"/>
+          <w:szCs w:val="24"/>
+          <w:rtl w:val="0"/>
+        </w:rPr>
+        <w:t xml:space="preserve">Tom Smith</w:t>
+      </w:r>
+    </w:p>
+    <w:p>
+      <w:pPr>
+        <w:numPr>
+          <w:ilvl w:val="0"/>
+          <w:numId w:val="11"/>
+        </w:numPr>
+        <w:spacing w:after="0" w:afterAutospacing="0"/>
+        <w:ind w:left="720" w:hanging="360"/>
+        <w:rPr>
+          <w:b w:val="1"/>
+          <w:bCs w:val="1"/>
+          <w:sz w:val="24"/>
+          <w:szCs w:val="24"/>
+        </w:rPr>
+      </w:pPr>
+      <w:r>
+        <w:rPr>
+          <w:b w:val="1"/>
+          <w:bCs w:val="1"/>
+          <w:sz w:val="24"/>
+          <w:szCs w:val="24"/>
+          <w:rtl w:val="0"/>
+        </w:rPr>
+        <w:t xml:space="preserve">Age: </w:t>
+      </w:r>
+      <w:r>
+        <w:rPr>
+          <w:sz w:val="24"/>
+          <w:szCs w:val="24"/>
+          <w:rtl w:val="0"/>
+        </w:rPr>
+        <w:t xml:space="preserve">20</w:t>
+      </w:r>
+    </w:p>
+    <w:p>
+      <w:pPr>
+        <w:numPr>
+          <w:ilvl w:val="0"/>
+          <w:numId w:val="11"/>
+        </w:numPr>
+        <w:spacing w:after="0" w:afterAutospacing="0"/>
+        <w:ind w:left="720" w:hanging="360"/>
+        <w:rPr>
+          <w:b w:val="1"/>
+          <w:bCs w:val="1"/>
+          <w:sz w:val="24"/>
+          <w:szCs w:val="24"/>
+        </w:rPr>
+      </w:pPr>
+      <w:r>
+        <w:rPr>
+          <w:b w:val="1"/>
+          <w:bCs w:val="1"/>
+          <w:sz w:val="24"/>
+          <w:szCs w:val="24"/>
+          <w:rtl w:val="0"/>
+        </w:rPr>
+        <w:t xml:space="preserve">Occupation:</w:t>
+      </w:r>
+      <w:r>
+        <w:rPr>
+          <w:sz w:val="24"/>
+          <w:szCs w:val="24"/>
+          <w:rtl w:val="0"/>
+        </w:rPr>
+        <w:t xml:space="preserve"> Student </w:t>
+      </w:r>
+    </w:p>
+    <w:p>
+      <w:pPr>
+        <w:numPr>
+          <w:ilvl w:val="0"/>
+          <w:numId w:val="11"/>
+        </w:numPr>
+        <w:spacing w:after="0" w:afterAutospacing="0"/>
+        <w:ind w:left="720" w:hanging="360"/>
+        <w:rPr>
+          <w:b w:val="1"/>
+          <w:bCs w:val="1"/>
+          <w:sz w:val="24"/>
+          <w:szCs w:val="24"/>
+        </w:rPr>
+      </w:pPr>
+      <w:r>
+        <w:rPr>
+          <w:b w:val="1"/>
+          <w:bCs w:val="1"/>
+          <w:sz w:val="24"/>
+          <w:szCs w:val="24"/>
+          <w:rtl w:val="0"/>
+        </w:rPr>
+        <w:t xml:space="preserve">Status: </w:t>
+      </w:r>
+      <w:r>
+        <w:rPr>
+          <w:sz w:val="24"/>
+          <w:szCs w:val="24"/>
+          <w:rtl w:val="0"/>
+        </w:rPr>
+        <w:t xml:space="preserve">Studying at college while working part time</w:t>
+      </w:r>
+    </w:p>
+    <w:p>
+      <w:pPr>
+        <w:numPr>
+          <w:ilvl w:val="0"/>
+          <w:numId w:val="11"/>
+        </w:numPr>
+        <w:spacing w:after="0" w:afterAutospacing="0"/>
+        <w:ind w:left="720" w:hanging="360"/>
+        <w:rPr>
+          <w:b w:val="1"/>
+          <w:bCs w:val="1"/>
+          <w:sz w:val="24"/>
+          <w:szCs w:val="24"/>
+        </w:rPr>
+      </w:pPr>
+      <w:r>
+        <w:rPr>
+          <w:b w:val="1"/>
+          <w:bCs w:val="1"/>
+          <w:sz w:val="24"/>
+          <w:szCs w:val="24"/>
+          <w:rtl w:val="0"/>
+        </w:rPr>
+        <w:t xml:space="preserve">Financial Situation: </w:t>
+      </w:r>
+      <w:r>
+        <w:rPr>
+          <w:sz w:val="24"/>
+          <w:szCs w:val="24"/>
+          <w:rtl w:val="0"/>
+        </w:rPr>
+        <w:t xml:space="preserve">Majority of income used to pay for living expenses with a small amount of savings</w:t>
+      </w:r>
+    </w:p>
+    <w:p>
+      <w:pPr>
+        <w:numPr>
+          <w:ilvl w:val="0"/>
+          <w:numId w:val="11"/>
+        </w:numPr>
+        <w:ind w:left="720" w:hanging="360"/>
+        <w:rPr>
+          <w:b w:val="1"/>
+          <w:bCs w:val="1"/>
+          <w:sz w:val="24"/>
+          <w:szCs w:val="24"/>
+        </w:rPr>
+      </w:pPr>
+      <w:r>
+        <w:rPr>
+          <w:b w:val="1"/>
+          <w:bCs w:val="1"/>
+          <w:sz w:val="24"/>
+          <w:szCs w:val="24"/>
+          <w:rtl w:val="0"/>
+        </w:rPr>
+        <w:t xml:space="preserve">Transit Situation: </w:t>
+      </w:r>
+      <w:r>
+        <w:rPr>
+          <w:sz w:val="24"/>
+          <w:szCs w:val="24"/>
+          <w:rtl w:val="0"/>
+        </w:rPr>
+        <w:t xml:space="preserve">Relies on transit for the majority of their travel</w:t>
+      </w:r>
+    </w:p>
+    <w:p>
+      <w:pPr>
+        <w:ind w:left="0" w:firstLine="0"/>
+        <w:rPr>
+          <w:b w:val="1"/>
+          <w:bCs w:val="1"/>
+          <w:sz w:val="24"/>
+          <w:szCs w:val="24"/>
+        </w:rPr>
+      </w:pPr>
+      <w:r>
+        <w:rPr>
+          <w:rtl w:val="0"/>
+        </w:rPr>
+      </w:r>
+    </w:p>
+    <w:p>
+      <w:pPr>
+        <w:rPr>
+          <w:sz w:val="28"/>
+          <w:szCs w:val="28"/>
+        </w:rPr>
+      </w:pPr>
+      <w:r>
+        <w:rPr>
+          <w:sz w:val="28"/>
+          <w:szCs w:val="28"/>
+          <w:rtl w:val="0"/>
+        </w:rPr>
+        <w:t xml:space="preserve">How often do you use public transit, and for what kind of trips?</w:t>
+      </w:r>
+    </w:p>
+    <w:p>
+      <w:pPr>
+        <w:rPr>
+          <w:sz w:val="24"/>
+          <w:szCs w:val="24"/>
+        </w:rPr>
+      </w:pPr>
+      <w:r>
+        <w:rPr>
+          <w:sz w:val="24"/>
+          <w:szCs w:val="24"/>
+          <w:rtl w:val="0"/>
+        </w:rPr>
+        <w:t xml:space="preserve">"I use public transit almost every day, mostly between Monday and Friday. On weekdays, I usually travel from home to school, then to my part-time job, and sometimes to a couple of stores before heading home. On weekends, I mostly use public transit for visiting friends or to complete other miscellaneous tasks which require travel."</w:t>
+      </w:r>
+    </w:p>
+    <w:p>
+      <w:pPr>
+        <w:rPr>
+          <w:sz w:val="24"/>
+          <w:szCs w:val="24"/>
+        </w:rPr>
+      </w:pPr>
+      <w:r>
+        <w:rPr>
+          <w:rtl w:val="0"/>
+        </w:rPr>
+      </w:r>
+    </w:p>
+    <w:p>
+      <w:pPr>
+        <w:rPr>
+          <w:sz w:val="28"/>
+          <w:szCs w:val="28"/>
+        </w:rPr>
+      </w:pPr>
+      <w:r>
+        <w:rPr>
+          <w:sz w:val="28"/>
+          <w:szCs w:val="28"/>
+          <w:rtl w:val="0"/>
+        </w:rPr>
+        <w:t xml:space="preserve">How do you currently plan trips that involve multiple stops on existing apps?</w:t>
+      </w:r>
+    </w:p>
+    <w:p>
+      <w:pPr>
+        <w:rPr>
+          <w:sz w:val="24"/>
+          <w:szCs w:val="24"/>
+        </w:rPr>
+      </w:pPr>
+      <w:r>
+        <w:rPr>
+          <w:sz w:val="24"/>
+          <w:szCs w:val="24"/>
+          <w:rtl w:val="0"/>
+        </w:rPr>
+        <w:t xml:space="preserve">"I can't exactly plan everything at once with what I currently have. I search how to get from home to school first, then once I arrive or have to go elsewhere, I search again for the next place. If I'm running late or a bus ends up being delayed, I have to redo everything and wait for the next available option. It's especially annoying when I'm short on time."</w:t>
+      </w:r>
+    </w:p>
+    <w:p>
+      <w:pPr>
+        <w:rPr>
+          <w:sz w:val="24"/>
+          <w:szCs w:val="24"/>
+        </w:rPr>
+      </w:pPr>
+      <w:r>
+        <w:rPr>
+          <w:rtl w:val="0"/>
+        </w:rPr>
+      </w:r>
+    </w:p>
+    <w:p>
+      <w:pPr>
+        <w:rPr>
+          <w:sz w:val="28"/>
+          <w:szCs w:val="28"/>
+        </w:rPr>
+      </w:pPr>
+      <w:r>
+        <w:rPr>
+          <w:sz w:val="28"/>
+          <w:szCs w:val="28"/>
+          <w:rtl w:val="0"/>
+        </w:rPr>
+        <w:t xml:space="preserve">What other problems do you experience with current transit apps?</w:t>
+      </w:r>
+    </w:p>
+    <w:p>
+      <w:pPr>
+        <w:rPr>
+          <w:sz w:val="24"/>
+          <w:szCs w:val="24"/>
+        </w:rPr>
+      </w:pPr>
+      <w:r>
+        <w:rPr>
+          <w:sz w:val="24"/>
+          <w:szCs w:val="24"/>
+          <w:rtl w:val="0"/>
+        </w:rPr>
+        <w:t xml:space="preserve">"The most recurring issue is delays not updating quick enough. Sometimes the app says the bus is arriving soon, then it ends up arriving 10 minutes later and I’m left waiting in the freezing cold. I also can't see how a delay affects my travel for the rest of my day unless I manually replan each trip."</w:t>
+      </w:r>
+    </w:p>
+    <w:p>
+      <w:pPr>
+        <w:rPr>
+          <w:sz w:val="24"/>
+          <w:szCs w:val="24"/>
+        </w:rPr>
+      </w:pPr>
+      <w:r>
+        <w:rPr>
+          <w:rtl w:val="0"/>
+        </w:rPr>
+      </w:r>
+    </w:p>
+    <w:p>
+      <w:pPr>
+        <w:rPr>
+          <w:sz w:val="28"/>
+          <w:szCs w:val="28"/>
+        </w:rPr>
+      </w:pPr>
+      <w:r>
+        <w:rPr>
+          <w:sz w:val="28"/>
+          <w:szCs w:val="28"/>
+          <w:rtl w:val="0"/>
+        </w:rPr>
+        <w:t xml:space="preserve">How important do you find real-time vehicle locations and accurate arrival times?</w:t>
+      </w:r>
+    </w:p>
+    <w:p>
+      <w:pPr>
+        <w:rPr>
+          <w:sz w:val="24"/>
+          <w:szCs w:val="24"/>
+        </w:rPr>
+      </w:pPr>
+      <w:r>
+        <w:rPr>
+          <w:sz w:val="24"/>
+          <w:szCs w:val="24"/>
+          <w:rtl w:val="0"/>
+        </w:rPr>
+        <w:t xml:space="preserve">"I believe it's very important, as it would make me feel more confident whether I should wait, walk, or look for another route if I could see where the bus actually is. Arrival times without live tracking just aren't that reliable anymore. I also believe that alerting users of possible delays during a trip is also highly needed."</w:t>
+      </w:r>
+    </w:p>
+    <w:p>
+      <w:pPr>
+        <w:rPr>
+          <w:sz w:val="24"/>
+          <w:szCs w:val="24"/>
+        </w:rPr>
+      </w:pPr>
+      <w:r>
+        <w:rPr>
+          <w:rtl w:val="0"/>
+        </w:rPr>
+      </w:r>
+    </w:p>
+    <w:p>
+      <w:pPr>
+        <w:rPr>
+          <w:sz w:val="28"/>
+          <w:szCs w:val="28"/>
+        </w:rPr>
+      </w:pPr>
+      <w:r>
+        <w:rPr>
+          <w:sz w:val="28"/>
+          <w:szCs w:val="28"/>
+          <w:rtl w:val="0"/>
+        </w:rPr>
+        <w:t xml:space="preserve">Would you use a feature that allows you to plan a full trip with multiple stops?</w:t>
+      </w:r>
+    </w:p>
+    <w:p>
+      <w:pPr>
+        <w:rPr>
+          <w:sz w:val="24"/>
+          <w:szCs w:val="24"/>
+        </w:rPr>
+      </w:pPr>
+      <w:r>
+        <w:rPr>
+          <w:sz w:val="24"/>
+          <w:szCs w:val="24"/>
+          <w:rtl w:val="0"/>
+        </w:rPr>
+        <w:t xml:space="preserve">"Yes, I really would, as that's exactly what I need. If I could plan my whole day at once and see the total travel time, it would make scheduling work shifts much easier, as I wouldn't feel like I'm guessing all the time. I would also like to bookmark routes that I often take to avoid having to retype everything over and over, as it would save a lot of time."</w:t>
+      </w:r>
+    </w:p>
+    <w:p>
+      <w:pPr>
+        <w:rPr>
+          <w:sz w:val="24"/>
+          <w:szCs w:val="24"/>
+        </w:rPr>
+      </w:pPr>
+      <w:r>
+        <w:rPr>
+          <w:rtl w:val="0"/>
+        </w:rPr>
+      </w:r>
+    </w:p>
+    <w:p>
+      <w:pPr>
+        <w:rPr>
+          <w:sz w:val="28"/>
+          <w:szCs w:val="28"/>
+        </w:rPr>
+      </w:pPr>
+      <w:r>
+        <w:rPr>
+          <w:sz w:val="28"/>
+          <w:szCs w:val="28"/>
+          <w:rtl w:val="0"/>
+        </w:rPr>
+        <w:t xml:space="preserve">When offered multiple routes how do you decide which one to pick?</w:t>
+      </w:r>
+    </w:p>
+    <w:p>
+      <w:pPr>
+        <w:rPr>
+          <w:sz w:val="24"/>
+          <w:szCs w:val="24"/>
+        </w:rPr>
+      </w:pPr>
+      <w:r>
+        <w:rPr>
+          <w:sz w:val="24"/>
+          <w:szCs w:val="24"/>
+          <w:rtl w:val="0"/>
+        </w:rPr>
+        <w:t xml:space="preserve">“I usually try to pick the route that has the shortest travel time but other factors include the amount of transfers and the time spent waiting between buses. I would rather take 2 buses for a 1 hour trip then 3 buses for a 45 minute trip”</w:t>
+      </w:r>
+    </w:p>
+    <w:p>
+      <w:pPr>
+        <w:rPr>
+          <w:sz w:val="24"/>
+          <w:szCs w:val="24"/>
+        </w:rPr>
+      </w:pPr>
+      <w:r>
+        <w:rPr>
+          <w:rtl w:val="0"/>
+        </w:rPr>
+      </w:r>
+    </w:p>
+    <w:p>
+      <w:pPr>
+        <w:rPr>
+          <w:sz w:val="28"/>
+          <w:szCs w:val="28"/>
+        </w:rPr>
+      </w:pPr>
+      <w:r>
+        <w:rPr>
+          <w:sz w:val="28"/>
+          <w:szCs w:val="28"/>
+          <w:rtl w:val="0"/>
+        </w:rPr>
+        <w:t xml:space="preserve">How would you like to be notified about potential delays or changes?</w:t>
+      </w:r>
+    </w:p>
+    <w:p>
+      <w:pPr>
+        <w:rPr>
+          <w:sz w:val="24"/>
+          <w:szCs w:val="24"/>
+        </w:rPr>
+      </w:pPr>
+      <w:r>
+        <w:rPr>
+          <w:sz w:val="24"/>
+          <w:szCs w:val="24"/>
+          <w:rtl w:val="0"/>
+        </w:rPr>
+        <w:t xml:space="preserve">“I would prefer push notifications so that I can quickly read it and can adjust my schedule if needed. But I only want to be notified if the change will actually affect my trip. If the bus I'm on will be 5 minutes late to my 2nd bus stop but I need to wait at the 2nd stop for 15 minutes anyway there's no need to notify me since I need to wait anyway.”</w:t>
+      </w:r>
+    </w:p>
+    <w:p>
+      <w:pPr>
+        <w:rPr>
+          <w:sz w:val="24"/>
+          <w:szCs w:val="24"/>
+        </w:rPr>
+      </w:pPr>
+      <w:r>
+        <w:rPr>
+          <w:rtl w:val="0"/>
+        </w:rPr>
+      </w:r>
+    </w:p>
+    <w:p>
+      <w:pPr>
+        <w:rPr>
+          <w:sz w:val="24"/>
+          <w:szCs w:val="24"/>
+        </w:rPr>
+      </w:pPr>
+      <w:r>
+        <w:rPr>
+          <w:rtl w:val="0"/>
+        </w:rPr>
+      </w:r>
+    </w:p>
+    <w:p>
+      <w:pPr>
+        <w:rPr>
+          <w:sz w:val="24"/>
+          <w:szCs w:val="24"/>
+        </w:rPr>
+      </w:pPr>
+      <w:r>
+        <w:rPr>
+          <w:rtl w:val="0"/>
+        </w:rPr>
+      </w:r>
+    </w:p>
+    <w:p>
+      <w:pPr>
+        <w:rPr>
+          <w:sz w:val="24"/>
+          <w:szCs w:val="24"/>
+        </w:rPr>
+      </w:pPr>
+      <w:r>
+        <w:rPr>
+          <w:rtl w:val="0"/>
+        </w:rPr>
+      </w:r>
+    </w:p>
+    <w:p>
+      <w:pPr>
+        <w:ind w:left="0" w:firstLine="0"/>
+        <w:rPr>
+          <w:b w:val="1"/>
+          <w:bCs w:val="1"/>
+          <w:sz w:val="24"/>
+          <w:szCs w:val="24"/>
+          <w:u w:val="single"/>
+        </w:rPr>
+      </w:pPr>
+      <w:r>
+        <w:rPr>
+          <w:b w:val="1"/>
+          <w:bCs w:val="1"/>
+          <w:sz w:val="24"/>
+          <w:szCs w:val="24"/>
+          <w:u w:val="single"/>
+          <w:rtl w:val="0"/>
+        </w:rPr>
+        <w:t xml:space="preserve">Business owner interview</w:t>
+      </w:r>
+    </w:p>
+    <w:p>
+      <w:pPr>
+        <w:numPr>
+          <w:ilvl w:val="0"/>
+          <w:numId w:val="11"/>
+        </w:numPr>
+        <w:spacing w:after="0" w:afterAutospacing="0"/>
+        <w:ind w:left="720" w:hanging="360"/>
+        <w:rPr>
+          <w:b w:val="1"/>
+          <w:bCs w:val="1"/>
+          <w:sz w:val="24"/>
+          <w:szCs w:val="24"/>
+        </w:rPr>
+      </w:pPr>
+      <w:r>
+        <w:rPr>
+          <w:b w:val="1"/>
+          <w:bCs w:val="1"/>
+          <w:sz w:val="24"/>
+          <w:szCs w:val="24"/>
+          <w:rtl w:val="0"/>
+        </w:rPr>
+        <w:t xml:space="preserve">Name: </w:t>
+      </w:r>
+      <w:r>
+        <w:rPr>
+          <w:sz w:val="24"/>
+          <w:szCs w:val="24"/>
+          <w:rtl w:val="0"/>
+        </w:rPr>
+        <w:t xml:space="preserve">Harvey Douglas</w:t>
+      </w:r>
+    </w:p>
+    <w:p>
+      <w:pPr>
+        <w:numPr>
+          <w:ilvl w:val="0"/>
+          <w:numId w:val="11"/>
+        </w:numPr>
+        <w:spacing w:after="0" w:afterAutospacing="0"/>
+        <w:ind w:left="720" w:hanging="360"/>
+        <w:rPr>
+          <w:b w:val="1"/>
+          <w:bCs w:val="1"/>
+          <w:sz w:val="24"/>
+          <w:szCs w:val="24"/>
+        </w:rPr>
+      </w:pPr>
+      <w:r>
+        <w:rPr>
+          <w:b w:val="1"/>
+          <w:bCs w:val="1"/>
+          <w:sz w:val="24"/>
+          <w:szCs w:val="24"/>
+          <w:rtl w:val="0"/>
+        </w:rPr>
+        <w:t xml:space="preserve">Age: </w:t>
+      </w:r>
+      <w:r>
+        <w:rPr>
+          <w:sz w:val="24"/>
+          <w:szCs w:val="24"/>
+          <w:rtl w:val="0"/>
+        </w:rPr>
+        <w:t xml:space="preserve">45</w:t>
+      </w:r>
+    </w:p>
+    <w:p>
+      <w:pPr>
+        <w:numPr>
+          <w:ilvl w:val="0"/>
+          <w:numId w:val="11"/>
+        </w:numPr>
+        <w:spacing w:after="0" w:afterAutospacing="0"/>
+        <w:ind w:left="720" w:hanging="360"/>
+        <w:rPr>
+          <w:b w:val="1"/>
+          <w:bCs w:val="1"/>
+          <w:sz w:val="24"/>
+          <w:szCs w:val="24"/>
+        </w:rPr>
+      </w:pPr>
+      <w:r>
+        <w:rPr>
+          <w:b w:val="1"/>
+          <w:bCs w:val="1"/>
+          <w:sz w:val="24"/>
+          <w:szCs w:val="24"/>
+          <w:rtl w:val="0"/>
+        </w:rPr>
+        <w:t xml:space="preserve">Occupation:</w:t>
+      </w:r>
+      <w:r>
+        <w:rPr>
+          <w:sz w:val="24"/>
+          <w:szCs w:val="24"/>
+          <w:rtl w:val="0"/>
+        </w:rPr>
+        <w:t xml:space="preserve"> Business Owner </w:t>
+      </w:r>
+    </w:p>
+    <w:p>
+      <w:pPr>
+        <w:numPr>
+          <w:ilvl w:val="0"/>
+          <w:numId w:val="11"/>
+        </w:numPr>
+        <w:spacing w:after="0" w:afterAutospacing="0"/>
+        <w:ind w:left="720" w:hanging="360"/>
+        <w:rPr>
+          <w:b w:val="1"/>
+          <w:bCs w:val="1"/>
+          <w:sz w:val="24"/>
+          <w:szCs w:val="24"/>
+        </w:rPr>
+      </w:pPr>
+      <w:r>
+        <w:rPr>
+          <w:b w:val="1"/>
+          <w:bCs w:val="1"/>
+          <w:sz w:val="24"/>
+          <w:szCs w:val="24"/>
+          <w:rtl w:val="0"/>
+        </w:rPr>
+        <w:t xml:space="preserve">Status: </w:t>
+      </w:r>
+      <w:r>
+        <w:rPr>
+          <w:sz w:val="24"/>
+          <w:szCs w:val="24"/>
+          <w:rtl w:val="0"/>
+        </w:rPr>
+        <w:t xml:space="preserve">Owner of a mid-sized retail and service business </w:t>
+      </w:r>
+    </w:p>
+    <w:p>
+      <w:pPr>
+        <w:numPr>
+          <w:ilvl w:val="0"/>
+          <w:numId w:val="11"/>
+        </w:numPr>
+        <w:spacing w:after="0" w:afterAutospacing="0"/>
+        <w:ind w:left="720" w:hanging="360"/>
+        <w:rPr>
+          <w:b w:val="1"/>
+          <w:bCs w:val="1"/>
+          <w:sz w:val="24"/>
+          <w:szCs w:val="24"/>
+        </w:rPr>
+      </w:pPr>
+      <w:r>
+        <w:rPr>
+          <w:b w:val="1"/>
+          <w:bCs w:val="1"/>
+          <w:sz w:val="24"/>
+          <w:szCs w:val="24"/>
+          <w:rtl w:val="0"/>
+        </w:rPr>
+        <w:t xml:space="preserve">Financial Situation: </w:t>
+      </w:r>
+      <w:r>
+        <w:rPr>
+          <w:sz w:val="24"/>
+          <w:szCs w:val="24"/>
+          <w:rtl w:val="0"/>
+        </w:rPr>
+        <w:t xml:space="preserve">Financially stable with steady business revenue  </w:t>
+      </w:r>
+    </w:p>
+    <w:p>
+      <w:pPr>
+        <w:numPr>
+          <w:ilvl w:val="0"/>
+          <w:numId w:val="11"/>
+        </w:numPr>
+        <w:ind w:left="720" w:hanging="360"/>
+        <w:rPr>
+          <w:b w:val="1"/>
+          <w:bCs w:val="1"/>
+          <w:sz w:val="24"/>
+          <w:szCs w:val="24"/>
+        </w:rPr>
+      </w:pPr>
+      <w:r>
+        <w:rPr>
+          <w:b w:val="1"/>
+          <w:bCs w:val="1"/>
+          <w:sz w:val="24"/>
+          <w:szCs w:val="24"/>
+          <w:rtl w:val="0"/>
+        </w:rPr>
+        <w:t xml:space="preserve">Transit Situation: </w:t>
+      </w:r>
+      <w:r>
+        <w:rPr>
+          <w:sz w:val="24"/>
+          <w:szCs w:val="24"/>
+          <w:rtl w:val="0"/>
+        </w:rPr>
+        <w:t xml:space="preserve">Previously relied on a personal vehicle. However, recently began using public transit to better understand customer accessibility and challenges in newly expanded business locations </w:t>
+      </w:r>
+    </w:p>
+    <w:p>
+      <w:pPr>
+        <w:rPr>
+          <w:sz w:val="28"/>
+          <w:szCs w:val="28"/>
+        </w:rPr>
+      </w:pPr>
+      <w:r>
+        <w:rPr>
+          <w:rtl w:val="0"/>
+        </w:rPr>
+      </w:r>
+    </w:p>
+    <w:p>
+      <w:pPr>
+        <w:rPr>
+          <w:sz w:val="28"/>
+          <w:szCs w:val="28"/>
+        </w:rPr>
+      </w:pPr>
+      <w:r>
+        <w:rPr>
+          <w:sz w:val="28"/>
+          <w:szCs w:val="28"/>
+          <w:rtl w:val="0"/>
+        </w:rPr>
+        <w:t xml:space="preserve">How often do you use public transit, and for what kind of trips?</w:t>
+      </w:r>
+    </w:p>
+    <w:p>
+      <w:pPr>
+        <w:rPr>
+          <w:sz w:val="24"/>
+          <w:szCs w:val="24"/>
+        </w:rPr>
+      </w:pPr>
+      <w:r>
+        <w:rPr>
+          <w:sz w:val="24"/>
+          <w:szCs w:val="24"/>
+          <w:rtl w:val="0"/>
+        </w:rPr>
+        <w:t xml:space="preserve">“I am not used to the public transit system. I grew up from the suburbs and got my drivers license when I was 16. From then on, I've never really thought of not owning a car. However, now that I'm expanding my business locations, I've been intentionally using it several times a week. I mainly take it to travel between my home, my main office, and newer business locations just to understand our new customer base. Because our new expansion will be near schools, we expect a lot of our customer base and I find the importance in knowing that as a business owner.”</w:t>
+      </w:r>
+    </w:p>
+    <w:p>
+      <w:pPr>
+        <w:rPr>
+          <w:sz w:val="24"/>
+          <w:szCs w:val="24"/>
+        </w:rPr>
+      </w:pPr>
+      <w:r>
+        <w:rPr>
+          <w:rtl w:val="0"/>
+        </w:rPr>
+      </w:r>
+    </w:p>
+    <w:p>
+      <w:pPr>
+        <w:rPr>
+          <w:sz w:val="28"/>
+          <w:szCs w:val="28"/>
+        </w:rPr>
+      </w:pPr>
+      <w:r>
+        <w:rPr>
+          <w:sz w:val="28"/>
+          <w:szCs w:val="28"/>
+          <w:rtl w:val="0"/>
+        </w:rPr>
+        <w:t xml:space="preserve">How do you currently plan trips that involve multiple stops on existing apps?</w:t>
+      </w:r>
+    </w:p>
+    <w:p>
+      <w:pPr>
+        <w:rPr>
+          <w:sz w:val="24"/>
+          <w:szCs w:val="24"/>
+        </w:rPr>
+      </w:pPr>
+      <w:r>
+        <w:rPr>
+          <w:sz w:val="24"/>
+          <w:szCs w:val="24"/>
+          <w:rtl w:val="0"/>
+        </w:rPr>
+        <w:t xml:space="preserve">“I find that it’ll be extremely inconvenient for our customers. I’ve downloaded several transit apps that are clearly popular amongst people in their 20’s thanks to my daughter. However, most transit apps are clearly designed for single trips. If I need to visit multiple locations in one day, I must plan each segment separately. I can only imagine this adds to the difficulty to my customers as the delays or route changes will affect my potential customer’s schedule, especially when they have to run on tight timelines.”</w:t>
+      </w:r>
+    </w:p>
+    <w:p>
+      <w:pPr>
+        <w:rPr>
+          <w:sz w:val="24"/>
+          <w:szCs w:val="24"/>
+        </w:rPr>
+      </w:pPr>
+      <w:r>
+        <w:rPr>
+          <w:rtl w:val="0"/>
+        </w:rPr>
+      </w:r>
+    </w:p>
+    <w:p>
+      <w:pPr>
+        <w:rPr>
+          <w:sz w:val="28"/>
+          <w:szCs w:val="28"/>
+        </w:rPr>
+      </w:pPr>
+      <w:r>
+        <w:rPr>
+          <w:sz w:val="28"/>
+          <w:szCs w:val="28"/>
+          <w:rtl w:val="0"/>
+        </w:rPr>
+        <w:t xml:space="preserve">What other problems do you experience with current transit apps?</w:t>
+      </w:r>
+    </w:p>
+    <w:p>
+      <w:pPr>
+        <w:rPr>
+          <w:sz w:val="24"/>
+          <w:szCs w:val="24"/>
+        </w:rPr>
+      </w:pPr>
+      <w:r>
+        <w:rPr>
+          <w:sz w:val="24"/>
+          <w:szCs w:val="24"/>
+          <w:rtl w:val="0"/>
+        </w:rPr>
+        <w:t xml:space="preserve">“The biggest issue is the lack of clarity around reliability. Delays are often communicated too late, and there’s very little context on how those delays affect the rest of my trip. From a business standpoint, uncertainty is frustrating because it directly impacts punctuality and productivity.”</w:t>
+      </w:r>
+    </w:p>
+    <w:p>
+      <w:pPr>
+        <w:rPr>
+          <w:sz w:val="24"/>
+          <w:szCs w:val="24"/>
+        </w:rPr>
+      </w:pPr>
+      <w:r>
+        <w:rPr>
+          <w:rtl w:val="0"/>
+        </w:rPr>
+      </w:r>
+    </w:p>
+    <w:p>
+      <w:pPr>
+        <w:rPr>
+          <w:sz w:val="28"/>
+          <w:szCs w:val="28"/>
+        </w:rPr>
+      </w:pPr>
+      <w:r>
+        <w:rPr>
+          <w:sz w:val="28"/>
+          <w:szCs w:val="28"/>
+          <w:rtl w:val="0"/>
+        </w:rPr>
+        <w:t xml:space="preserve">How important do you find real-time vehicle locations and accurate arrival times?</w:t>
+      </w:r>
+    </w:p>
+    <w:p>
+      <w:pPr>
+        <w:rPr>
+          <w:sz w:val="24"/>
+          <w:szCs w:val="24"/>
+        </w:rPr>
+      </w:pPr>
+      <w:r>
+        <w:rPr>
+          <w:sz w:val="24"/>
+          <w:szCs w:val="24"/>
+          <w:rtl w:val="0"/>
+        </w:rPr>
+        <w:t xml:space="preserve">“They are extremely important. As a business owner, thinking from a busy customer’s schedule where their day is tightly planned, even small delays can have a ripple effect throughout their day. Being able to see real-time vehicle locations would help me make informed decisions, such as whether to stay on a route or switch to an alternative. I can only imagine how helpful this would be to my customer base.”</w:t>
+      </w:r>
+    </w:p>
+    <w:p>
+      <w:pPr>
+        <w:rPr>
+          <w:sz w:val="24"/>
+          <w:szCs w:val="24"/>
+        </w:rPr>
+      </w:pPr>
+      <w:r>
+        <w:rPr>
+          <w:rtl w:val="0"/>
+        </w:rPr>
+      </w:r>
+    </w:p>
+    <w:p>
+      <w:pPr>
+        <w:rPr>
+          <w:sz w:val="28"/>
+          <w:szCs w:val="28"/>
+        </w:rPr>
+      </w:pPr>
+      <w:r>
+        <w:rPr>
+          <w:sz w:val="28"/>
+          <w:szCs w:val="28"/>
+          <w:rtl w:val="0"/>
+        </w:rPr>
+        <w:t xml:space="preserve">Would you use a feature that allows you to plan a full trip with multiple stops?</w:t>
+      </w:r>
+    </w:p>
+    <w:p>
+      <w:pPr>
+        <w:rPr>
+          <w:sz w:val="24"/>
+          <w:szCs w:val="24"/>
+        </w:rPr>
+      </w:pPr>
+      <w:r>
+        <w:rPr>
+          <w:sz w:val="24"/>
+          <w:szCs w:val="24"/>
+          <w:rtl w:val="0"/>
+        </w:rPr>
+        <w:t xml:space="preserve">“Yes, I think my customers will really enjoy the multiple stops feature. A feature like that would be very useful, especially when my customers have multiple locations to stop. This feature will help them to time their day perfectly and add a stop to my business location. Being able to see total travel time upfront would help them plan their day more efficiently and reduce uncertainty when scheduling appointments.”</w:t>
+      </w:r>
+    </w:p>
+    <w:p>
+      <w:pPr>
+        <w:rPr>
+          <w:sz w:val="24"/>
+          <w:szCs w:val="24"/>
+        </w:rPr>
+      </w:pPr>
+      <w:r>
+        <w:rPr>
+          <w:rtl w:val="0"/>
+        </w:rPr>
+      </w:r>
+    </w:p>
+    <w:p>
+      <w:pPr>
+        <w:rPr>
+          <w:sz w:val="28"/>
+          <w:szCs w:val="28"/>
+        </w:rPr>
+      </w:pPr>
+      <w:r>
+        <w:rPr>
+          <w:sz w:val="28"/>
+          <w:szCs w:val="28"/>
+          <w:rtl w:val="0"/>
+        </w:rPr>
+        <w:t xml:space="preserve">When offered multiple routes how do you decide which one to pick?</w:t>
+      </w:r>
+    </w:p>
+    <w:p>
+      <w:pPr>
+        <w:rPr>
+          <w:sz w:val="24"/>
+          <w:szCs w:val="24"/>
+        </w:rPr>
+      </w:pPr>
+      <w:r>
+        <w:rPr>
+          <w:sz w:val="24"/>
+          <w:szCs w:val="24"/>
+          <w:rtl w:val="0"/>
+        </w:rPr>
+        <w:t xml:space="preserve">“I prioritize reliability and predictability over the absolute shortest travel time. I prefer routes with fewer transfers and longer buffer times, as they reduce the risk of missing connections. A slightly longer but more dependable route is often the better option for me. This is because I have a really busy schedule. Now I cannot speak for every customer base, but I think my customers may feel similar to me as they are likely to have a very busy schedule.”</w:t>
+      </w:r>
+    </w:p>
+    <w:p>
+      <w:pPr>
+        <w:rPr>
+          <w:sz w:val="24"/>
+          <w:szCs w:val="24"/>
+        </w:rPr>
+      </w:pPr>
+      <w:r>
+        <w:rPr>
+          <w:rtl w:val="0"/>
+        </w:rPr>
+      </w:r>
+    </w:p>
+    <w:p>
+      <w:pPr>
+        <w:rPr>
+          <w:sz w:val="28"/>
+          <w:szCs w:val="28"/>
+        </w:rPr>
+      </w:pPr>
+      <w:r>
+        <w:rPr>
+          <w:sz w:val="28"/>
+          <w:szCs w:val="28"/>
+          <w:rtl w:val="0"/>
+        </w:rPr>
+        <w:t xml:space="preserve">How would you like to be notified about potential delays or changes?</w:t>
+      </w:r>
+    </w:p>
+    <w:p>
+      <w:pPr>
+        <w:rPr>
+          <w:sz w:val="24"/>
+          <w:szCs w:val="24"/>
+        </w:rPr>
+      </w:pPr>
+      <w:r>
+        <w:rPr>
+          <w:sz w:val="24"/>
+          <w:szCs w:val="24"/>
+          <w:rtl w:val="0"/>
+        </w:rPr>
+        <w:t xml:space="preserve">“From the experience I had, I would prefer push notifications, but only when the delay meaningfully impacts my trip. The notifications should be actionable. If a delay doesn’t affect my arrival time or next connection, it’s unnecessary. However, if it risks making me late to a meeting, I’d want to know immediately so I can adjust.”</w:t>
+      </w:r>
+    </w:p>
+    <w:p>
+      <w:pPr>
+        <w:pStyle w:val="Heading2"/>
+        <w:rPr/>
+      </w:pPr>
+      <w:bookmarkStart w:colFirst="0" w:colLast="0" w:name="_lp6vmna8u9ea" w:id="40"/>
+      <w:bookmarkEnd w:id="40"/>
+      <w:r>
+        <w:rPr>
+          <w:rtl w:val="0"/>
+        </w:rPr>
+      </w:r>
+    </w:p>
+    <w:p>
+      <w:pPr>
+        <w:pStyle w:val="Heading2"/>
+        <w:rPr/>
+      </w:pPr>
+      <w:bookmarkStart w:colFirst="0" w:colLast="0" w:name="_nurcyaqfje5r" w:id="41"/>
+      <w:bookmarkEnd w:id="41"/>
+      <w:r>
+        <w:rPr>
+          <w:rtl w:val="0"/>
+        </w:rPr>
+        <w:t xml:space="preserve">2.6.2 Core Functionalities</w:t>
+      </w:r>
+    </w:p>
+    <w:p>
+      <w:pPr>
+        <w:numPr>
+          <w:ilvl w:val="0"/>
+          <w:numId w:val="20"/>
+        </w:numPr>
+        <w:spacing w:after="0" w:afterAutospacing="0"/>
+        <w:ind w:left="720" w:hanging="360"/>
+        <w:rPr>
+          <w:sz w:val="24"/>
+          <w:szCs w:val="24"/>
+        </w:rPr>
+      </w:pPr>
+      <w:r>
+        <w:rPr>
+          <w:sz w:val="24"/>
+          <w:szCs w:val="24"/>
+          <w:rtl w:val="0"/>
+        </w:rPr>
+        <w:t xml:space="preserve">The system</w:t>
+      </w:r>
+      <w:r>
+        <w:rPr>
+          <w:sz w:val="24"/>
+          <w:szCs w:val="24"/>
+          <w:rtl w:val="0"/>
+        </w:rPr>
+        <w:t xml:space="preserve"> must add multiple stops on a commute using public transit.</w:t>
+      </w:r>
+    </w:p>
+    <w:p>
+      <w:pPr>
+        <w:numPr>
+          <w:ilvl w:val="0"/>
+          <w:numId w:val="20"/>
+        </w:numPr>
+        <w:spacing w:after="0" w:afterAutospacing="0"/>
+        <w:ind w:left="720" w:hanging="360"/>
+        <w:rPr>
+          <w:sz w:val="24"/>
+          <w:szCs w:val="24"/>
+        </w:rPr>
+      </w:pPr>
+      <w:r>
+        <w:rPr>
+          <w:sz w:val="24"/>
+          <w:szCs w:val="24"/>
+          <w:rtl w:val="0"/>
+        </w:rPr>
+        <w:t xml:space="preserve">The system must provide digital representation of vehicle live location across the whole trip (within a reasonable timeframe).</w:t>
+      </w:r>
+    </w:p>
+    <w:p>
+      <w:pPr>
+        <w:numPr>
+          <w:ilvl w:val="0"/>
+          <w:numId w:val="20"/>
+        </w:numPr>
+        <w:spacing w:after="0" w:afterAutospacing="0"/>
+        <w:ind w:left="720" w:hanging="360"/>
+        <w:rPr>
+          <w:sz w:val="24"/>
+          <w:szCs w:val="24"/>
+        </w:rPr>
+      </w:pPr>
+      <w:r>
+        <w:rPr>
+          <w:sz w:val="24"/>
+          <w:szCs w:val="24"/>
+          <w:rtl w:val="0"/>
+        </w:rPr>
+        <w:t xml:space="preserve">The system must be able to bookmark trips (it will save all the destinations that are added to the trip).</w:t>
+      </w:r>
+    </w:p>
+    <w:p>
+      <w:pPr>
+        <w:numPr>
+          <w:ilvl w:val="0"/>
+          <w:numId w:val="20"/>
+        </w:numPr>
+        <w:spacing w:after="0" w:afterAutospacing="0"/>
+        <w:ind w:left="720" w:hanging="360"/>
+        <w:rPr>
+          <w:sz w:val="24"/>
+          <w:szCs w:val="24"/>
+        </w:rPr>
+      </w:pPr>
+      <w:r>
+        <w:rPr>
+          <w:sz w:val="24"/>
+          <w:szCs w:val="24"/>
+          <w:rtl w:val="0"/>
+        </w:rPr>
+        <w:t xml:space="preserve">Alert any delay that occurs prior to the user's bookmarked trip, users will be alerted prior to the traveltime.</w:t>
+      </w:r>
+    </w:p>
+    <w:p>
+      <w:pPr>
+        <w:numPr>
+          <w:ilvl w:val="0"/>
+          <w:numId w:val="20"/>
+        </w:numPr>
+        <w:spacing w:after="0" w:lineRule="auto"/>
+        <w:ind w:left="720" w:hanging="360"/>
+        <w:rPr>
+          <w:sz w:val="24"/>
+          <w:szCs w:val="24"/>
+        </w:rPr>
+      </w:pPr>
+      <w:r>
+        <w:rPr>
+          <w:sz w:val="24"/>
+          <w:szCs w:val="24"/>
+          <w:rtl w:val="0"/>
+        </w:rPr>
+        <w:t xml:space="preserve">The system must be able to provide API data from anyone who calls.</w:t>
+      </w:r>
+    </w:p>
+    <w:p>
+      <w:pPr>
+        <w:numPr>
+          <w:ilvl w:val="0"/>
+          <w:numId w:val="20"/>
+        </w:numPr>
+        <w:spacing w:after="0" w:afterAutospacing="0"/>
+        <w:ind w:left="720" w:hanging="360"/>
+        <w:rPr>
+          <w:sz w:val="24"/>
+          <w:szCs w:val="24"/>
+        </w:rPr>
+      </w:pPr>
+      <w:r>
+        <w:rPr>
+          <w:sz w:val="24"/>
+          <w:szCs w:val="24"/>
+          <w:rtl w:val="0"/>
+        </w:rPr>
+        <w:t xml:space="preserve">The system must provide estimated arrival time (including individual stops).</w:t>
+      </w:r>
+    </w:p>
+    <w:p>
+      <w:pPr>
+        <w:numPr>
+          <w:ilvl w:val="0"/>
+          <w:numId w:val="20"/>
+        </w:numPr>
+        <w:ind w:left="720" w:hanging="360"/>
+        <w:rPr>
+          <w:sz w:val="24"/>
+          <w:szCs w:val="24"/>
+        </w:rPr>
+      </w:pPr>
+      <w:r>
+        <w:rPr>
+          <w:sz w:val="24"/>
+          <w:szCs w:val="24"/>
+          <w:rtl w:val="0"/>
+        </w:rPr>
+        <w:t xml:space="preserve">The system must provide the nearest two previous vehicles before the search time.</w:t>
+      </w:r>
+    </w:p>
+    <w:p>
+      <w:pPr>
+        <w:pStyle w:val="Heading1"/>
+        <w:rPr/>
+      </w:pPr>
+      <w:bookmarkStart w:colFirst="0" w:colLast="0" w:name="_qdyk4rlt0109" w:id="42"/>
+      <w:bookmarkEnd w:id="42"/>
+      <w:r>
+        <w:rPr>
+          <w:rtl w:val="0"/>
+        </w:rPr>
+        <w:t xml:space="preserve">2.7 Nonfunctional Requirements</w:t>
+      </w:r>
+    </w:p>
+    <w:p>
+      <w:pPr>
+        <w:spacing w:after="0" w:lineRule="auto"/>
+        <w:ind w:left="0" w:firstLine="0"/>
+        <w:rPr>
+          <w:b w:val="1"/>
+          <w:bCs w:val="1"/>
+          <w:sz w:val="24"/>
+          <w:szCs w:val="24"/>
+        </w:rPr>
+      </w:pPr>
+      <w:r>
+        <w:rPr>
+          <w:b w:val="1"/>
+          <w:bCs w:val="1"/>
+          <w:sz w:val="24"/>
+          <w:szCs w:val="24"/>
+          <w:rtl w:val="0"/>
+        </w:rPr>
+        <w:t xml:space="preserve">Performance</w:t>
       </w:r>
     </w:p>
     <w:p>
@@ -15246,32 +16560,28 @@
           <w:ilvl w:val="0"/>
           <w:numId w:val="9"/>
         </w:numPr>
-        <w:spacing w:after="0" w:afterAutospacing="0"/>
+        <w:spacing w:after="0" w:lineRule="auto"/>
         <w:ind w:left="720" w:hanging="360"/>
         <w:rPr>
-          <w:b w:val="1"/>
-          <w:bCs w:val="1"/>
-          <w:sz w:val="24"/>
-          <w:szCs w:val="24"/>
-        </w:rPr>
-      </w:pPr>
-      <w:r>
-        <w:rPr>
-          <w:b w:val="1"/>
-          <w:bCs w:val="1"/>
-          <w:sz w:val="24"/>
-          <w:szCs w:val="24"/>
-          <w:rtl w:val="0"/>
-        </w:rPr>
-        <w:t xml:space="preserve">Name: </w:t>
-      </w:r>
-      <w:r>
-        <w:rPr>
-          <w:sz w:val="24"/>
-          <w:szCs w:val="24"/>
-          <w:rtl w:val="0"/>
-        </w:rPr>
-        <w:t xml:space="preserve">Tom Smith</w:t>
+          <w:sz w:val="24"/>
+          <w:szCs w:val="24"/>
+        </w:rPr>
+      </w:pPr>
+      <w:r>
+        <w:rPr>
+          <w:sz w:val="24"/>
+          <w:szCs w:val="24"/>
+          <w:rtl w:val="0"/>
+        </w:rPr>
+        <w:t xml:space="preserve">The system m</w:t>
+      </w:r>
+      <w:r>
+        <w:rPr>
+          <w:sz w:val="24"/>
+          <w:szCs w:val="24"/>
+          <w:rtl w:val="0"/>
+        </w:rPr>
+        <w:t xml:space="preserve">ust be able to handle at least 100 concurrent users  at the same time</w:t>
       </w:r>
     </w:p>
     <w:p>
@@ -15280,8 +16590,26 @@
           <w:ilvl w:val="0"/>
           <w:numId w:val="9"/>
         </w:numPr>
-        <w:spacing w:after="0" w:afterAutospacing="0"/>
+        <w:spacing w:after="0" w:lineRule="auto"/>
         <w:ind w:left="720" w:hanging="360"/>
+        <w:rPr>
+          <w:sz w:val="24"/>
+          <w:szCs w:val="24"/>
+        </w:rPr>
+      </w:pPr>
+      <w:r>
+        <w:rPr>
+          <w:sz w:val="24"/>
+          <w:szCs w:val="24"/>
+          <w:rtl w:val="0"/>
+        </w:rPr>
+        <w:t xml:space="preserve">The system should maintain 99% uptime during operating hours</w:t>
+      </w:r>
+    </w:p>
+    <w:p>
+      <w:pPr>
+        <w:spacing w:after="0" w:lineRule="auto"/>
+        <w:ind w:left="0" w:firstLine="0"/>
         <w:rPr>
           <w:b w:val="1"/>
           <w:bCs w:val="1"/>
@@ -15297,15 +16625,7 @@
           <w:szCs w:val="24"/>
           <w:rtl w:val="0"/>
         </w:rPr>
-        <w:t xml:space="preserve">Age: </w:t>
-      </w:r>
-      <w:r>
-        <w:rPr>
-          <w:sz w:val="24"/>
-          <w:szCs w:val="24"/>
-          <w:rtl w:val="0"/>
-        </w:rPr>
-        <w:t xml:space="preserve">20</w:t>
+        <w:t xml:space="preserve">Usability</w:t>
       </w:r>
     </w:p>
     <w:p>
@@ -15314,32 +16634,25 @@
           <w:ilvl w:val="0"/>
           <w:numId w:val="9"/>
         </w:numPr>
-        <w:spacing w:after="0" w:afterAutospacing="0"/>
+        <w:spacing w:after="0" w:lineRule="auto"/>
         <w:ind w:left="720" w:hanging="360"/>
         <w:rPr>
-          <w:b w:val="1"/>
-          <w:bCs w:val="1"/>
-          <w:sz w:val="24"/>
-          <w:szCs w:val="24"/>
-        </w:rPr>
-      </w:pPr>
-      <w:r>
-        <w:rPr>
-          <w:b w:val="1"/>
-          <w:bCs w:val="1"/>
-          <w:sz w:val="24"/>
-          <w:szCs w:val="24"/>
-          <w:rtl w:val="0"/>
-        </w:rPr>
-        <w:t xml:space="preserve">Occupation:</w:t>
-      </w:r>
-      <w:r>
-        <w:rPr>
-          <w:sz w:val="24"/>
-          <w:szCs w:val="24"/>
-          <w:rtl w:val="0"/>
-        </w:rPr>
-        <w:t xml:space="preserve"> Student </w:t>
+          <w:sz w:val="24"/>
+          <w:szCs w:val="24"/>
+        </w:rPr>
+      </w:pPr>
+      <w:r>
+        <w:rPr>
+          <w:sz w:val="24"/>
+          <w:szCs w:val="24"/>
+          <w:rtl w:val="0"/>
+        </w:rPr>
+        <w:t xml:space="preserve">Real-time vehicle data and service alerts must be refreshed from the source (e.g., GTFS-Realtime) every 30 seconds.</w:t>
+      </w:r>
+      <w:r>
+        <w:rPr>
+          <w:rtl w:val="0"/>
+        </w:rPr>
       </w:r>
     </w:p>
     <w:p>
@@ -15348,32 +16661,20 @@
           <w:ilvl w:val="0"/>
           <w:numId w:val="9"/>
         </w:numPr>
-        <w:spacing w:after="0" w:afterAutospacing="0"/>
+        <w:spacing w:after="0" w:lineRule="auto"/>
         <w:ind w:left="720" w:hanging="360"/>
         <w:rPr>
-          <w:b w:val="1"/>
-          <w:bCs w:val="1"/>
-          <w:sz w:val="24"/>
-          <w:szCs w:val="24"/>
-        </w:rPr>
-      </w:pPr>
-      <w:r>
-        <w:rPr>
-          <w:b w:val="1"/>
-          <w:bCs w:val="1"/>
-          <w:sz w:val="24"/>
-          <w:szCs w:val="24"/>
-          <w:rtl w:val="0"/>
-        </w:rPr>
-        <w:t xml:space="preserve">Status: </w:t>
-      </w:r>
-      <w:r>
-        <w:rPr>
-          <w:sz w:val="24"/>
-          <w:szCs w:val="24"/>
-          <w:rtl w:val="0"/>
-        </w:rPr>
-        <w:t xml:space="preserve">Studying at college while working part time</w:t>
+          <w:sz w:val="24"/>
+          <w:szCs w:val="24"/>
+        </w:rPr>
+      </w:pPr>
+      <w:r>
+        <w:rPr>
+          <w:sz w:val="24"/>
+          <w:szCs w:val="24"/>
+          <w:rtl w:val="0"/>
+        </w:rPr>
+        <w:t xml:space="preserve">The system must be able to handle map scalability</w:t>
       </w:r>
     </w:p>
     <w:p>
@@ -15382,8 +16683,26 @@
           <w:ilvl w:val="0"/>
           <w:numId w:val="9"/>
         </w:numPr>
-        <w:spacing w:after="0" w:afterAutospacing="0"/>
+        <w:spacing w:after="0" w:lineRule="auto"/>
         <w:ind w:left="720" w:hanging="360"/>
+        <w:rPr>
+          <w:sz w:val="24"/>
+          <w:szCs w:val="24"/>
+        </w:rPr>
+      </w:pPr>
+      <w:r>
+        <w:rPr>
+          <w:sz w:val="24"/>
+          <w:szCs w:val="24"/>
+          <w:rtl w:val="0"/>
+        </w:rPr>
+        <w:t xml:space="preserve">The system architecture must be modular to allow for the future integration of new regions and transit operators beyond the initial Seneca area.</w:t>
+      </w:r>
+    </w:p>
+    <w:p>
+      <w:pPr>
+        <w:spacing w:after="0" w:lineRule="auto"/>
+        <w:ind w:left="0" w:firstLine="0"/>
         <w:rPr>
           <w:b w:val="1"/>
           <w:bCs w:val="1"/>
@@ -15399,15 +16718,7 @@
           <w:szCs w:val="24"/>
           <w:rtl w:val="0"/>
         </w:rPr>
-        <w:t xml:space="preserve">Financial Situation: </w:t>
-      </w:r>
-      <w:r>
-        <w:rPr>
-          <w:sz w:val="24"/>
-          <w:szCs w:val="24"/>
-          <w:rtl w:val="0"/>
-        </w:rPr>
-        <w:t xml:space="preserve">Majority of income used to pay for living expenses with a small amount of savings</w:t>
+        <w:t xml:space="preserve">Security</w:t>
       </w:r>
     </w:p>
     <w:p>
@@ -15416,398 +16727,20 @@
           <w:ilvl w:val="0"/>
           <w:numId w:val="9"/>
         </w:numPr>
+        <w:spacing w:after="0" w:lineRule="auto"/>
         <w:ind w:left="720" w:hanging="360"/>
         <w:rPr>
-          <w:b w:val="1"/>
-          <w:bCs w:val="1"/>
-          <w:sz w:val="24"/>
-          <w:szCs w:val="24"/>
-        </w:rPr>
-      </w:pPr>
-      <w:r>
-        <w:rPr>
-          <w:b w:val="1"/>
-          <w:bCs w:val="1"/>
-          <w:sz w:val="24"/>
-          <w:szCs w:val="24"/>
-          <w:rtl w:val="0"/>
-        </w:rPr>
-        <w:t xml:space="preserve">Transit Situation: </w:t>
-      </w:r>
-      <w:r>
-        <w:rPr>
-          <w:sz w:val="24"/>
-          <w:szCs w:val="24"/>
-          <w:rtl w:val="0"/>
-        </w:rPr>
-        <w:t xml:space="preserve">Relies on transit for the majority of their travel</w:t>
-      </w:r>
-    </w:p>
-    <w:p>
-      <w:pPr>
-        <w:ind w:left="0" w:firstLine="0"/>
-        <w:rPr>
-          <w:b w:val="1"/>
-          <w:bCs w:val="1"/>
-          <w:sz w:val="24"/>
-          <w:szCs w:val="24"/>
-        </w:rPr>
-      </w:pPr>
-      <w:r>
-        <w:rPr>
-          <w:rtl w:val="0"/>
-        </w:rPr>
-      </w:r>
-    </w:p>
-    <w:p>
-      <w:pPr>
-        <w:rPr>
-          <w:sz w:val="28"/>
-          <w:szCs w:val="28"/>
-        </w:rPr>
-      </w:pPr>
-      <w:r>
-        <w:rPr>
-          <w:sz w:val="28"/>
-          <w:szCs w:val="28"/>
-          <w:rtl w:val="0"/>
-        </w:rPr>
-        <w:t xml:space="preserve">How often do you use public transit, and for what kind of trips?</w:t>
-      </w:r>
-    </w:p>
-    <w:p>
-      <w:pPr>
-        <w:rPr>
-          <w:sz w:val="24"/>
-          <w:szCs w:val="24"/>
-        </w:rPr>
-      </w:pPr>
-      <w:r>
-        <w:rPr>
-          <w:sz w:val="24"/>
-          <w:szCs w:val="24"/>
-          <w:rtl w:val="0"/>
-        </w:rPr>
-        <w:t xml:space="preserve">"I use public transit almost every day, mostly between Monday and Friday. On weekdays, I usually travel from home to school, then to my part-time job, and sometimes to a couple of stores before heading home. On weekends, I mostly use public transit for visiting friends or to complete other miscellaneous tasks which require travel."</w:t>
-      </w:r>
-    </w:p>
-    <w:p>
-      <w:pPr>
-        <w:rPr>
-          <w:sz w:val="24"/>
-          <w:szCs w:val="24"/>
-        </w:rPr>
-      </w:pPr>
-      <w:r>
-        <w:rPr>
-          <w:rtl w:val="0"/>
-        </w:rPr>
-      </w:r>
-    </w:p>
-    <w:p>
-      <w:pPr>
-        <w:rPr>
-          <w:sz w:val="28"/>
-          <w:szCs w:val="28"/>
-        </w:rPr>
-      </w:pPr>
-      <w:r>
-        <w:rPr>
-          <w:sz w:val="28"/>
-          <w:szCs w:val="28"/>
-          <w:rtl w:val="0"/>
-        </w:rPr>
-        <w:t xml:space="preserve">How do you currently plan trips that involve multiple stops on existing apps?</w:t>
-      </w:r>
-    </w:p>
-    <w:p>
-      <w:pPr>
-        <w:rPr>
-          <w:sz w:val="24"/>
-          <w:szCs w:val="24"/>
-        </w:rPr>
-      </w:pPr>
-      <w:r>
-        <w:rPr>
-          <w:sz w:val="24"/>
-          <w:szCs w:val="24"/>
-          <w:rtl w:val="0"/>
-        </w:rPr>
-        <w:t xml:space="preserve">"I can't exactly plan everything at once with what I currently have. I search how to get from home to school first, then once I arrive or have to go elsewhere, I search again for the next place. If I'm running late or a bus ends up being delayed, I have to redo everything and wait for the next available option. It's especially annoying when I'm short on time."</w:t>
-      </w:r>
-    </w:p>
-    <w:p>
-      <w:pPr>
-        <w:rPr>
-          <w:sz w:val="24"/>
-          <w:szCs w:val="24"/>
-        </w:rPr>
-      </w:pPr>
-      <w:r>
-        <w:rPr>
-          <w:rtl w:val="0"/>
-        </w:rPr>
-      </w:r>
-    </w:p>
-    <w:p>
-      <w:pPr>
-        <w:rPr>
-          <w:sz w:val="28"/>
-          <w:szCs w:val="28"/>
-        </w:rPr>
-      </w:pPr>
-      <w:r>
-        <w:rPr>
-          <w:sz w:val="28"/>
-          <w:szCs w:val="28"/>
-          <w:rtl w:val="0"/>
-        </w:rPr>
-        <w:t xml:space="preserve">What other problems do you experience with current transit apps?</w:t>
-      </w:r>
-    </w:p>
-    <w:p>
-      <w:pPr>
-        <w:rPr>
-          <w:sz w:val="24"/>
-          <w:szCs w:val="24"/>
-        </w:rPr>
-      </w:pPr>
-      <w:r>
-        <w:rPr>
-          <w:sz w:val="24"/>
-          <w:szCs w:val="24"/>
-          <w:rtl w:val="0"/>
-        </w:rPr>
-        <w:t xml:space="preserve">"The most recurring issue is delays not updating quick enough. Sometimes the app says the bus is arriving soon, then it ends up arriving 10 minutes later and I’m left waiting in the freezing cold. I also can't see how a delay affects my travel for the rest of my day unless I manually replan each trip."</w:t>
-      </w:r>
-    </w:p>
-    <w:p>
-      <w:pPr>
-        <w:rPr>
-          <w:sz w:val="24"/>
-          <w:szCs w:val="24"/>
-        </w:rPr>
-      </w:pPr>
-      <w:r>
-        <w:rPr>
-          <w:rtl w:val="0"/>
-        </w:rPr>
-      </w:r>
-    </w:p>
-    <w:p>
-      <w:pPr>
-        <w:rPr>
-          <w:sz w:val="28"/>
-          <w:szCs w:val="28"/>
-        </w:rPr>
-      </w:pPr>
-      <w:r>
-        <w:rPr>
-          <w:sz w:val="28"/>
-          <w:szCs w:val="28"/>
-          <w:rtl w:val="0"/>
-        </w:rPr>
-        <w:t xml:space="preserve">How important do you find real-time vehicle locations and accurate arrival times?</w:t>
-      </w:r>
-    </w:p>
-    <w:p>
-      <w:pPr>
-        <w:rPr>
-          <w:sz w:val="24"/>
-          <w:szCs w:val="24"/>
-        </w:rPr>
-      </w:pPr>
-      <w:r>
-        <w:rPr>
-          <w:sz w:val="24"/>
-          <w:szCs w:val="24"/>
-          <w:rtl w:val="0"/>
-        </w:rPr>
-        <w:t xml:space="preserve">"I believe it's very important, as it would make me feel more confident whether I should wait, walk, or look for another route if I could see where the bus actually is. Arrival times without live tracking just aren't that reliable anymore. I also believe that alerting users of possible delays during a trip is also highly needed."</w:t>
-      </w:r>
-    </w:p>
-    <w:p>
-      <w:pPr>
-        <w:rPr>
-          <w:sz w:val="24"/>
-          <w:szCs w:val="24"/>
-        </w:rPr>
-      </w:pPr>
-      <w:r>
-        <w:rPr>
-          <w:rtl w:val="0"/>
-        </w:rPr>
-      </w:r>
-    </w:p>
-    <w:p>
-      <w:pPr>
-        <w:rPr>
-          <w:sz w:val="28"/>
-          <w:szCs w:val="28"/>
-        </w:rPr>
-      </w:pPr>
-      <w:r>
-        <w:rPr>
-          <w:sz w:val="28"/>
-          <w:szCs w:val="28"/>
-          <w:rtl w:val="0"/>
-        </w:rPr>
-        <w:t xml:space="preserve">Would you use a feature that allows you to plan a full trip with multiple stops?</w:t>
-      </w:r>
-    </w:p>
-    <w:p>
-      <w:pPr>
-        <w:rPr>
-          <w:sz w:val="24"/>
-          <w:szCs w:val="24"/>
-        </w:rPr>
-      </w:pPr>
-      <w:r>
-        <w:rPr>
-          <w:sz w:val="24"/>
-          <w:szCs w:val="24"/>
-          <w:rtl w:val="0"/>
-        </w:rPr>
-        <w:t xml:space="preserve">"Yes, I really would, as that's exactly what I need. If I could plan my whole day at once and see the total travel time, it would make scheduling work shifts much easier, as I wouldn't feel like I'm guessing all the time. I would also like to bookmark routes that I often take to avoid having to retype everything over and over, as it would save a lot of time."</w:t>
-      </w:r>
-    </w:p>
-    <w:p>
-      <w:pPr>
-        <w:rPr>
-          <w:sz w:val="28"/>
-          <w:szCs w:val="28"/>
-        </w:rPr>
-      </w:pPr>
-      <w:r>
-        <w:rPr>
-          <w:sz w:val="28"/>
-          <w:szCs w:val="28"/>
-          <w:rtl w:val="0"/>
-        </w:rPr>
-        <w:t xml:space="preserve">When offered multiple routes how do you decide which one to pick?</w:t>
-      </w:r>
-    </w:p>
-    <w:p>
-      <w:pPr>
-        <w:rPr>
-          <w:sz w:val="24"/>
-          <w:szCs w:val="24"/>
-        </w:rPr>
-      </w:pPr>
-      <w:r>
-        <w:rPr>
-          <w:sz w:val="24"/>
-          <w:szCs w:val="24"/>
-          <w:rtl w:val="0"/>
-        </w:rPr>
-        <w:t xml:space="preserve">“I usually try to pick the route that has the shortest travel time but other factors include the amount of transfers and the time spent waiting between buses. I would rather take 2 buses for a 1 hour trip then 3 buses for a 45 minute trip”</w:t>
-      </w:r>
-    </w:p>
-    <w:p>
-      <w:pPr>
-        <w:rPr>
-          <w:sz w:val="28"/>
-          <w:szCs w:val="28"/>
-        </w:rPr>
-      </w:pPr>
-      <w:r>
-        <w:rPr>
-          <w:sz w:val="28"/>
-          <w:szCs w:val="28"/>
-          <w:rtl w:val="0"/>
-        </w:rPr>
-        <w:t xml:space="preserve">How would you like to be notified about potential delays or changes?</w:t>
-      </w:r>
-    </w:p>
-    <w:p>
-      <w:pPr>
-        <w:rPr>
-          <w:sz w:val="24"/>
-          <w:szCs w:val="24"/>
-        </w:rPr>
-      </w:pPr>
-      <w:r>
-        <w:rPr>
-          <w:sz w:val="24"/>
-          <w:szCs w:val="24"/>
-          <w:rtl w:val="0"/>
-        </w:rPr>
-        <w:t xml:space="preserve">“I would prefer push notifications so that I can quickly read it and can adjust my schedule if needed. But I only want to be notified if the change will actually affect my trip. If the bus im on will be 5 minutes late to my 2nd bus stop but I need to wait at the 2nd stop for 15 minutes anyway there's no need to notify me since I need to wait anyway.”</w:t>
-      </w:r>
-    </w:p>
-    <w:p>
-      <w:pPr>
-        <w:rPr>
-          <w:sz w:val="24"/>
-          <w:szCs w:val="24"/>
-        </w:rPr>
-      </w:pPr>
-      <w:r>
-        <w:rPr>
-          <w:rtl w:val="0"/>
-        </w:rPr>
-      </w:r>
-    </w:p>
-    <w:p>
-      <w:pPr>
-        <w:rPr>
-          <w:sz w:val="24"/>
-          <w:szCs w:val="24"/>
-        </w:rPr>
-      </w:pPr>
-      <w:r>
-        <w:rPr>
-          <w:rtl w:val="0"/>
-        </w:rPr>
-      </w:r>
-    </w:p>
-    <w:p>
-      <w:pPr>
-        <w:rPr>
-          <w:sz w:val="24"/>
-          <w:szCs w:val="24"/>
-        </w:rPr>
-      </w:pPr>
-      <w:r>
-        <w:rPr>
-          <w:rtl w:val="0"/>
-        </w:rPr>
-      </w:r>
-    </w:p>
-    <w:p>
-      <w:pPr>
-        <w:rPr>
-          <w:sz w:val="24"/>
-          <w:szCs w:val="24"/>
-        </w:rPr>
-      </w:pPr>
-      <w:r>
-        <w:rPr>
-          <w:rtl w:val="0"/>
-        </w:rPr>
-      </w:r>
-    </w:p>
-    <w:p>
-      <w:pPr>
-        <w:ind w:left="0" w:firstLine="0"/>
-        <w:rPr>
-          <w:b w:val="1"/>
-          <w:bCs w:val="1"/>
-          <w:sz w:val="24"/>
-          <w:szCs w:val="24"/>
-          <w:u w:val="single"/>
-        </w:rPr>
-      </w:pPr>
-      <w:r>
-        <w:rPr>
-          <w:b w:val="1"/>
-          <w:bCs w:val="1"/>
-          <w:sz w:val="24"/>
-          <w:szCs w:val="24"/>
-          <w:u w:val="single"/>
-          <w:rtl w:val="0"/>
-        </w:rPr>
-        <w:t xml:space="preserve">Business owner interview</w:t>
+          <w:sz w:val="24"/>
+          <w:szCs w:val="24"/>
+        </w:rPr>
+      </w:pPr>
+      <w:r>
+        <w:rPr>
+          <w:sz w:val="24"/>
+          <w:szCs w:val="24"/>
+          <w:rtl w:val="0"/>
+        </w:rPr>
+        <w:t xml:space="preserve">User location information will remain confidential</w:t>
       </w:r>
     </w:p>
     <w:p>
@@ -15816,882 +16749,37 @@
           <w:ilvl w:val="0"/>
           <w:numId w:val="9"/>
         </w:numPr>
-        <w:spacing w:after="0" w:afterAutospacing="0"/>
+        <w:spacing w:after="0" w:lineRule="auto"/>
         <w:ind w:left="720" w:hanging="360"/>
+        <w:rPr>
+          <w:sz w:val="24"/>
+          <w:szCs w:val="24"/>
+        </w:rPr>
+      </w:pPr>
+      <w:r>
+        <w:rPr>
+          <w:sz w:val="24"/>
+          <w:szCs w:val="24"/>
+          <w:rtl w:val="0"/>
+        </w:rPr>
+        <w:t xml:space="preserve">The system must not share personally identifiable information (PII) or user movement patterns with third-party transit commissions or advertisers.</w:t>
+      </w:r>
+    </w:p>
+    <w:p>
+      <w:pPr>
+        <w:spacing w:after="0" w:lineRule="auto"/>
+        <w:ind w:left="0" w:firstLine="0"/>
+        <w:rPr>
+          <w:sz w:val="24"/>
+          <w:szCs w:val="24"/>
+        </w:rPr>
+      </w:pPr>
+      <w:r>
         <w:rPr>
           <w:b w:val="1"/>
           <w:bCs w:val="1"/>
           <w:sz w:val="24"/>
           <w:szCs w:val="24"/>
-        </w:rPr>
-      </w:pPr>
-      <w:r>
-        <w:rPr>
-          <w:b w:val="1"/>
-          <w:bCs w:val="1"/>
-          <w:sz w:val="24"/>
-          <w:szCs w:val="24"/>
-          <w:rtl w:val="0"/>
-        </w:rPr>
-        <w:t xml:space="preserve">Name: </w:t>
-      </w:r>
-      <w:r>
-        <w:rPr>
-          <w:sz w:val="24"/>
-          <w:szCs w:val="24"/>
-          <w:rtl w:val="0"/>
-        </w:rPr>
-        <w:t xml:space="preserve">Harvey Douglas</w:t>
-      </w:r>
-    </w:p>
-    <w:p>
-      <w:pPr>
-        <w:numPr>
-          <w:ilvl w:val="0"/>
-          <w:numId w:val="9"/>
-        </w:numPr>
-        <w:spacing w:after="0" w:afterAutospacing="0"/>
-        <w:ind w:left="720" w:hanging="360"/>
-        <w:rPr>
-          <w:b w:val="1"/>
-          <w:bCs w:val="1"/>
-          <w:sz w:val="24"/>
-          <w:szCs w:val="24"/>
-        </w:rPr>
-      </w:pPr>
-      <w:r>
-        <w:rPr>
-          <w:b w:val="1"/>
-          <w:bCs w:val="1"/>
-          <w:sz w:val="24"/>
-          <w:szCs w:val="24"/>
-          <w:rtl w:val="0"/>
-        </w:rPr>
-        <w:t xml:space="preserve">Age: </w:t>
-      </w:r>
-      <w:r>
-        <w:rPr>
-          <w:sz w:val="24"/>
-          <w:szCs w:val="24"/>
-          <w:rtl w:val="0"/>
-        </w:rPr>
-        <w:t xml:space="preserve">45</w:t>
-      </w:r>
-    </w:p>
-    <w:p>
-      <w:pPr>
-        <w:numPr>
-          <w:ilvl w:val="0"/>
-          <w:numId w:val="9"/>
-        </w:numPr>
-        <w:spacing w:after="0" w:afterAutospacing="0"/>
-        <w:ind w:left="720" w:hanging="360"/>
-        <w:rPr>
-          <w:b w:val="1"/>
-          <w:bCs w:val="1"/>
-          <w:sz w:val="24"/>
-          <w:szCs w:val="24"/>
-        </w:rPr>
-      </w:pPr>
-      <w:r>
-        <w:rPr>
-          <w:b w:val="1"/>
-          <w:bCs w:val="1"/>
-          <w:sz w:val="24"/>
-          <w:szCs w:val="24"/>
-          <w:rtl w:val="0"/>
-        </w:rPr>
-        <w:t xml:space="preserve">Occupation:</w:t>
-      </w:r>
-      <w:r>
-        <w:rPr>
-          <w:sz w:val="24"/>
-          <w:szCs w:val="24"/>
-          <w:rtl w:val="0"/>
-        </w:rPr>
-        <w:t xml:space="preserve"> Business Owner </w:t>
-      </w:r>
-    </w:p>
-    <w:p>
-      <w:pPr>
-        <w:numPr>
-          <w:ilvl w:val="0"/>
-          <w:numId w:val="9"/>
-        </w:numPr>
-        <w:spacing w:after="0" w:afterAutospacing="0"/>
-        <w:ind w:left="720" w:hanging="360"/>
-        <w:rPr>
-          <w:b w:val="1"/>
-          <w:bCs w:val="1"/>
-          <w:sz w:val="24"/>
-          <w:szCs w:val="24"/>
-        </w:rPr>
-      </w:pPr>
-      <w:r>
-        <w:rPr>
-          <w:b w:val="1"/>
-          <w:bCs w:val="1"/>
-          <w:sz w:val="24"/>
-          <w:szCs w:val="24"/>
-          <w:rtl w:val="0"/>
-        </w:rPr>
-        <w:t xml:space="preserve">Status: </w:t>
-      </w:r>
-      <w:r>
-        <w:rPr>
-          <w:sz w:val="24"/>
-          <w:szCs w:val="24"/>
-          <w:rtl w:val="0"/>
-        </w:rPr>
-        <w:t xml:space="preserve">Owner of a mid-sized retail and service business </w:t>
-      </w:r>
-    </w:p>
-    <w:p>
-      <w:pPr>
-        <w:numPr>
-          <w:ilvl w:val="0"/>
-          <w:numId w:val="9"/>
-        </w:numPr>
-        <w:spacing w:after="0" w:afterAutospacing="0"/>
-        <w:ind w:left="720" w:hanging="360"/>
-        <w:rPr>
-          <w:b w:val="1"/>
-          <w:bCs w:val="1"/>
-          <w:sz w:val="24"/>
-          <w:szCs w:val="24"/>
-        </w:rPr>
-      </w:pPr>
-      <w:r>
-        <w:rPr>
-          <w:b w:val="1"/>
-          <w:bCs w:val="1"/>
-          <w:sz w:val="24"/>
-          <w:szCs w:val="24"/>
-          <w:rtl w:val="0"/>
-        </w:rPr>
-        <w:t xml:space="preserve">Financial Situation: </w:t>
-      </w:r>
-      <w:r>
-        <w:rPr>
-          <w:sz w:val="24"/>
-          <w:szCs w:val="24"/>
-          <w:rtl w:val="0"/>
-        </w:rPr>
-        <w:t xml:space="preserve">Financially stable with steady business revenue  </w:t>
-      </w:r>
-    </w:p>
-    <w:p>
-      <w:pPr>
-        <w:numPr>
-          <w:ilvl w:val="0"/>
-          <w:numId w:val="9"/>
-        </w:numPr>
-        <w:ind w:left="720" w:hanging="360"/>
-        <w:rPr>
-          <w:b w:val="1"/>
-          <w:bCs w:val="1"/>
-          <w:sz w:val="24"/>
-          <w:szCs w:val="24"/>
-        </w:rPr>
-      </w:pPr>
-      <w:r>
-        <w:rPr>
-          <w:b w:val="1"/>
-          <w:bCs w:val="1"/>
-          <w:sz w:val="24"/>
-          <w:szCs w:val="24"/>
-          <w:rtl w:val="0"/>
-        </w:rPr>
-        <w:t xml:space="preserve">Transit Situation: </w:t>
-      </w:r>
-      <w:r>
-        <w:rPr>
-          <w:sz w:val="24"/>
-          <w:szCs w:val="24"/>
-          <w:rtl w:val="0"/>
-        </w:rPr>
-        <w:t xml:space="preserve">Previously relied on a personal vehicle. However, recently began using public transit to better understand customer accessibility and challenges in newly expanded business locations </w:t>
-      </w:r>
-    </w:p>
-    <w:p>
-      <w:pPr>
-        <w:rPr>
-          <w:sz w:val="28"/>
-          <w:szCs w:val="28"/>
-        </w:rPr>
-      </w:pPr>
-      <w:r>
-        <w:rPr>
-          <w:sz w:val="28"/>
-          <w:szCs w:val="28"/>
-          <w:rtl w:val="0"/>
-        </w:rPr>
-        <w:t xml:space="preserve">How often do you use public transit, and for what kind of trips?</w:t>
-      </w:r>
-    </w:p>
-    <w:p>
-      <w:pPr>
-        <w:rPr>
-          <w:sz w:val="24"/>
-          <w:szCs w:val="24"/>
-        </w:rPr>
-      </w:pPr>
-      <w:r>
-        <w:rPr>
-          <w:sz w:val="24"/>
-          <w:szCs w:val="24"/>
-          <w:rtl w:val="0"/>
-        </w:rPr>
-        <w:t xml:space="preserve">“I am not used to the public transit system. I grew up from the suburbs and got my drivers license when I was 16. From then on, I've never really thought of not owning a car. However, now that I'm expanding my business locations, I've been intentionally using it several times a week. I mainly take it to travel between my home, my main office, and newer business locations just to understand our new customer base. Because our new expansion will be near schools, we expect a lot of our customer base and I find the importance in knowing that as a business owner.”</w:t>
-      </w:r>
-    </w:p>
-    <w:p>
-      <w:pPr>
-        <w:rPr>
-          <w:sz w:val="28"/>
-          <w:szCs w:val="28"/>
-        </w:rPr>
-      </w:pPr>
-      <w:r>
-        <w:rPr>
-          <w:sz w:val="28"/>
-          <w:szCs w:val="28"/>
-          <w:rtl w:val="0"/>
-        </w:rPr>
-        <w:t xml:space="preserve">How do you currently plan trips that involve multiple stops on existing apps?</w:t>
-      </w:r>
-    </w:p>
-    <w:p>
-      <w:pPr>
-        <w:rPr>
-          <w:sz w:val="24"/>
-          <w:szCs w:val="24"/>
-        </w:rPr>
-      </w:pPr>
-      <w:r>
-        <w:rPr>
-          <w:sz w:val="24"/>
-          <w:szCs w:val="24"/>
-          <w:rtl w:val="0"/>
-        </w:rPr>
-        <w:t xml:space="preserve">“I find that it’ll be extremely inconvenient for our customers. I’ve downloaded several transit apps that are clearly popular amongst people in their 20’s thanks to my daughter. However, most transit apps are clearly designed for single trips. If I need to visit multiple locations in one day, I must plan each segment separately. I can only imagine this adds to the difficulty to my customers as the delays or route changes will affect my potential customer’s schedule, especially when they have to run on tight timelines.”</w:t>
-      </w:r>
-    </w:p>
-    <w:p>
-      <w:pPr>
-        <w:rPr>
-          <w:sz w:val="28"/>
-          <w:szCs w:val="28"/>
-        </w:rPr>
-      </w:pPr>
-      <w:r>
-        <w:rPr>
-          <w:sz w:val="28"/>
-          <w:szCs w:val="28"/>
-          <w:rtl w:val="0"/>
-        </w:rPr>
-        <w:t xml:space="preserve">What other problems do you experience with current transit apps?</w:t>
-      </w:r>
-    </w:p>
-    <w:p>
-      <w:pPr>
-        <w:rPr>
-          <w:sz w:val="24"/>
-          <w:szCs w:val="24"/>
-        </w:rPr>
-      </w:pPr>
-      <w:r>
-        <w:rPr>
-          <w:sz w:val="24"/>
-          <w:szCs w:val="24"/>
-          <w:rtl w:val="0"/>
-        </w:rPr>
-        <w:t xml:space="preserve">“The biggest issue is the lack of clarity around reliability. Delays are often communicated too late, and there’s very little context on how those delays affect the rest of my trip. From a business standpoint, uncertainty is frustrating because it directly impacts punctuality and productivity.”</w:t>
-      </w:r>
-    </w:p>
-    <w:p>
-      <w:pPr>
-        <w:rPr>
-          <w:sz w:val="28"/>
-          <w:szCs w:val="28"/>
-        </w:rPr>
-      </w:pPr>
-      <w:r>
-        <w:rPr>
-          <w:sz w:val="28"/>
-          <w:szCs w:val="28"/>
-          <w:rtl w:val="0"/>
-        </w:rPr>
-        <w:t xml:space="preserve">How important do you find real-time vehicle locations and accurate arrival times?</w:t>
-      </w:r>
-    </w:p>
-    <w:p>
-      <w:pPr>
-        <w:rPr>
-          <w:sz w:val="24"/>
-          <w:szCs w:val="24"/>
-        </w:rPr>
-      </w:pPr>
-      <w:r>
-        <w:rPr>
-          <w:sz w:val="24"/>
-          <w:szCs w:val="24"/>
-          <w:rtl w:val="0"/>
-        </w:rPr>
-        <w:t xml:space="preserve">“They are extremely important. As a business owner, thinking from a busy customer’s schedule where their day is tightly planned, even small delays can have a ripple effect throughout their day. Being able to see real-time vehicle locations would help me make informed decisions, such as whether to stay on a route or switch to an alternative. I can only imagine how helpful this would be to my customer base.”</w:t>
-      </w:r>
-    </w:p>
-    <w:p>
-      <w:pPr>
-        <w:rPr>
-          <w:sz w:val="28"/>
-          <w:szCs w:val="28"/>
-        </w:rPr>
-      </w:pPr>
-      <w:r>
-        <w:rPr>
-          <w:sz w:val="28"/>
-          <w:szCs w:val="28"/>
-          <w:rtl w:val="0"/>
-        </w:rPr>
-        <w:t xml:space="preserve">Would you use a feature that allows you to plan a full trip with multiple stops?</w:t>
-      </w:r>
-    </w:p>
-    <w:p>
-      <w:pPr>
-        <w:rPr>
-          <w:sz w:val="24"/>
-          <w:szCs w:val="24"/>
-        </w:rPr>
-      </w:pPr>
-      <w:r>
-        <w:rPr>
-          <w:sz w:val="24"/>
-          <w:szCs w:val="24"/>
-          <w:rtl w:val="0"/>
-        </w:rPr>
-        <w:t xml:space="preserve">“Yes, I think my customers will really enjoy the multiple stops feature. A feature like that would be very useful, especially when my customers have multiple locations to stop. This feature will help them to time their day perfectly and add a stop to my business location. Being able to see total travel time upfront would help them plan their day more efficiently and reduce uncertainty when scheduling appointments.”</w:t>
-      </w:r>
-      <w:r>
-        <w:rPr>
-          <w:rtl w:val="0"/>
-        </w:rPr>
-      </w:r>
-    </w:p>
-    <w:p>
-      <w:pPr>
-        <w:rPr>
-          <w:sz w:val="28"/>
-          <w:szCs w:val="28"/>
-        </w:rPr>
-      </w:pPr>
-      <w:r>
-        <w:rPr>
-          <w:sz w:val="28"/>
-          <w:szCs w:val="28"/>
-          <w:rtl w:val="0"/>
-        </w:rPr>
-        <w:t xml:space="preserve">When offered multiple routes how do you decide which one to pick?</w:t>
-      </w:r>
-    </w:p>
-    <w:p>
-      <w:pPr>
-        <w:rPr>
-          <w:sz w:val="24"/>
-          <w:szCs w:val="24"/>
-        </w:rPr>
-      </w:pPr>
-      <w:r>
-        <w:rPr>
-          <w:sz w:val="24"/>
-          <w:szCs w:val="24"/>
-          <w:rtl w:val="0"/>
-        </w:rPr>
-        <w:t xml:space="preserve">“I prioritize reliability and predictability over the absolute shortest travel time. I prefer routes with fewer transfers and longer buffer times, as they reduce the risk of missing connections. A slightly longer but more dependable route is often the better option for me. This is because I have a really busy schedule. Now I cannot speak for every customer base, but I think my customers may feel similar to me as they are likely to have a very busy schedule.”</w:t>
-      </w:r>
-    </w:p>
-    <w:p>
-      <w:pPr>
-        <w:rPr>
-          <w:sz w:val="28"/>
-          <w:szCs w:val="28"/>
-        </w:rPr>
-      </w:pPr>
-      <w:r>
-        <w:rPr>
-          <w:sz w:val="28"/>
-          <w:szCs w:val="28"/>
-          <w:rtl w:val="0"/>
-        </w:rPr>
-        <w:t xml:space="preserve">How would you like to be notified about potential delays or changes?</w:t>
-      </w:r>
-    </w:p>
-    <w:p>
-      <w:pPr>
-        <w:rPr>
-          <w:sz w:val="24"/>
-          <w:szCs w:val="24"/>
-        </w:rPr>
-      </w:pPr>
-      <w:r>
-        <w:rPr>
-          <w:sz w:val="24"/>
-          <w:szCs w:val="24"/>
-          <w:rtl w:val="0"/>
-        </w:rPr>
-        <w:t xml:space="preserve">“From the experience I had, I would prefer push notifications, but only when the delay meaningfully impacts my trip. The notifications should be actionable. If a delay doesn’t affect my arrival time or next connection, it’s unnecessary. However, if it risks making me late to a meeting, I’d want to know immediately so I can adjust.”</w:t>
-      </w:r>
-    </w:p>
-    <w:p>
-      <w:pPr>
-        <w:pStyle w:val="Heading2"/>
-        <w:rPr/>
-      </w:pPr>
-      <w:bookmarkStart w:colFirst="0" w:colLast="0" w:name="_lp6vmna8u9ea" w:id="40"/>
-      <w:bookmarkEnd w:id="40"/>
-      <w:r>
-        <w:rPr>
-          <w:rtl w:val="0"/>
-        </w:rPr>
-      </w:r>
-    </w:p>
-    <w:p>
-      <w:pPr>
-        <w:pStyle w:val="Heading2"/>
-        <w:rPr/>
-      </w:pPr>
-      <w:bookmarkStart w:colFirst="0" w:colLast="0" w:name="_nurcyaqfje5r" w:id="41"/>
-      <w:bookmarkEnd w:id="41"/>
-      <w:r>
-        <w:rPr>
-          <w:rtl w:val="0"/>
-        </w:rPr>
-        <w:t xml:space="preserve">2.6.2 Core Functionalities</w:t>
-      </w:r>
-    </w:p>
-    <w:p>
-      <w:pPr>
-        <w:numPr>
-          <w:ilvl w:val="0"/>
-          <w:numId w:val="15"/>
-        </w:numPr>
-        <w:spacing w:after="0" w:afterAutospacing="0"/>
-        <w:ind w:left="720" w:hanging="360"/>
-        <w:rPr>
-          <w:sz w:val="24"/>
-          <w:szCs w:val="24"/>
-        </w:rPr>
-      </w:pPr>
-      <w:r>
-        <w:rPr>
-          <w:sz w:val="24"/>
-          <w:szCs w:val="24"/>
-          <w:rtl w:val="0"/>
-        </w:rPr>
-        <w:t xml:space="preserve">The system</w:t>
-      </w:r>
-      <w:r>
-        <w:rPr>
-          <w:sz w:val="24"/>
-          <w:szCs w:val="24"/>
-          <w:rtl w:val="0"/>
-        </w:rPr>
-        <w:t xml:space="preserve"> must add multiple stops on a commute using public transit.</w:t>
-      </w:r>
-    </w:p>
-    <w:p>
-      <w:pPr>
-        <w:numPr>
-          <w:ilvl w:val="0"/>
-          <w:numId w:val="15"/>
-        </w:numPr>
-        <w:spacing w:after="0" w:afterAutospacing="0"/>
-        <w:ind w:left="720" w:hanging="360"/>
-        <w:rPr>
-          <w:sz w:val="24"/>
-          <w:szCs w:val="24"/>
-        </w:rPr>
-      </w:pPr>
-      <w:r>
-        <w:rPr>
-          <w:sz w:val="24"/>
-          <w:szCs w:val="24"/>
-          <w:rtl w:val="0"/>
-        </w:rPr>
-        <w:t xml:space="preserve">The system must provide digital representation of vehicle live location across the whole trip (within a reasonable timeframe).</w:t>
-      </w:r>
-    </w:p>
-    <w:p>
-      <w:pPr>
-        <w:numPr>
-          <w:ilvl w:val="0"/>
-          <w:numId w:val="15"/>
-        </w:numPr>
-        <w:spacing w:after="0" w:afterAutospacing="0"/>
-        <w:ind w:left="720" w:hanging="360"/>
-        <w:rPr>
-          <w:sz w:val="24"/>
-          <w:szCs w:val="24"/>
-        </w:rPr>
-      </w:pPr>
-      <w:r>
-        <w:rPr>
-          <w:sz w:val="24"/>
-          <w:szCs w:val="24"/>
-          <w:rtl w:val="0"/>
-        </w:rPr>
-        <w:t xml:space="preserve">The system must be able to bookmark trips (it will save all the destinations that are added to the trip).</w:t>
-      </w:r>
-    </w:p>
-    <w:p>
-      <w:pPr>
-        <w:numPr>
-          <w:ilvl w:val="0"/>
-          <w:numId w:val="15"/>
-        </w:numPr>
-        <w:spacing w:after="0" w:afterAutospacing="0"/>
-        <w:ind w:left="720" w:hanging="360"/>
-        <w:rPr>
-          <w:sz w:val="24"/>
-          <w:szCs w:val="24"/>
-        </w:rPr>
-      </w:pPr>
-      <w:r>
-        <w:rPr>
-          <w:sz w:val="24"/>
-          <w:szCs w:val="24"/>
-          <w:rtl w:val="0"/>
-        </w:rPr>
-        <w:t xml:space="preserve">Alert any delay that occurs prior to the user's bookmarked trip, users will be alerted prior to the traveltime.</w:t>
-      </w:r>
-    </w:p>
-    <w:p>
-      <w:pPr>
-        <w:numPr>
-          <w:ilvl w:val="0"/>
-          <w:numId w:val="15"/>
-        </w:numPr>
-        <w:spacing w:after="0" w:lineRule="auto"/>
-        <w:ind w:left="720" w:hanging="360"/>
-        <w:rPr>
-          <w:sz w:val="24"/>
-          <w:szCs w:val="24"/>
-        </w:rPr>
-      </w:pPr>
-      <w:r>
-        <w:rPr>
-          <w:sz w:val="24"/>
-          <w:szCs w:val="24"/>
-          <w:rtl w:val="0"/>
-        </w:rPr>
-        <w:t xml:space="preserve">The system must be able to provide API data from anyone who calls.</w:t>
-      </w:r>
-    </w:p>
-    <w:p>
-      <w:pPr>
-        <w:numPr>
-          <w:ilvl w:val="0"/>
-          <w:numId w:val="15"/>
-        </w:numPr>
-        <w:spacing w:after="0" w:afterAutospacing="0"/>
-        <w:ind w:left="720" w:hanging="360"/>
-        <w:rPr>
-          <w:sz w:val="24"/>
-          <w:szCs w:val="24"/>
-        </w:rPr>
-      </w:pPr>
-      <w:r>
-        <w:rPr>
-          <w:sz w:val="24"/>
-          <w:szCs w:val="24"/>
-          <w:rtl w:val="0"/>
-        </w:rPr>
-        <w:t xml:space="preserve">The system must provide estimated arrival time (including individual stops).</w:t>
-      </w:r>
-    </w:p>
-    <w:p>
-      <w:pPr>
-        <w:numPr>
-          <w:ilvl w:val="0"/>
-          <w:numId w:val="15"/>
-        </w:numPr>
-        <w:ind w:left="720" w:hanging="360"/>
-        <w:rPr>
-          <w:sz w:val="24"/>
-          <w:szCs w:val="24"/>
-        </w:rPr>
-      </w:pPr>
-      <w:r>
-        <w:rPr>
-          <w:sz w:val="24"/>
-          <w:szCs w:val="24"/>
-          <w:rtl w:val="0"/>
-        </w:rPr>
-        <w:t xml:space="preserve">The system must provide the nearest two previous vehicles before the search time.</w:t>
-      </w:r>
-    </w:p>
-    <w:p>
-      <w:pPr>
-        <w:pStyle w:val="Heading1"/>
-        <w:rPr/>
-      </w:pPr>
-      <w:bookmarkStart w:colFirst="0" w:colLast="0" w:name="_qdyk4rlt0109" w:id="42"/>
-      <w:bookmarkEnd w:id="42"/>
-      <w:r>
-        <w:rPr>
-          <w:rtl w:val="0"/>
-        </w:rPr>
-        <w:t xml:space="preserve">2.7 Nonfunctional Requirements</w:t>
-      </w:r>
-    </w:p>
-    <w:p>
-      <w:pPr>
-        <w:spacing w:after="0" w:lineRule="auto"/>
-        <w:ind w:left="0" w:firstLine="0"/>
-        <w:rPr>
-          <w:b w:val="1"/>
-          <w:bCs w:val="1"/>
-          <w:sz w:val="24"/>
-          <w:szCs w:val="24"/>
-        </w:rPr>
-      </w:pPr>
-      <w:r>
-        <w:rPr>
-          <w:b w:val="1"/>
-          <w:bCs w:val="1"/>
-          <w:sz w:val="24"/>
-          <w:szCs w:val="24"/>
-          <w:rtl w:val="0"/>
-        </w:rPr>
-        <w:t xml:space="preserve">Performance</w:t>
-      </w:r>
-    </w:p>
-    <w:p>
-      <w:pPr>
-        <w:numPr>
-          <w:ilvl w:val="0"/>
-          <w:numId w:val="7"/>
-        </w:numPr>
-        <w:spacing w:after="0" w:lineRule="auto"/>
-        <w:ind w:left="720" w:hanging="360"/>
-        <w:rPr>
-          <w:sz w:val="24"/>
-          <w:szCs w:val="24"/>
-        </w:rPr>
-      </w:pPr>
-      <w:r>
-        <w:rPr>
-          <w:sz w:val="24"/>
-          <w:szCs w:val="24"/>
-          <w:rtl w:val="0"/>
-        </w:rPr>
-        <w:t xml:space="preserve">The system m</w:t>
-      </w:r>
-      <w:r>
-        <w:rPr>
-          <w:sz w:val="24"/>
-          <w:szCs w:val="24"/>
-          <w:rtl w:val="0"/>
-        </w:rPr>
-        <w:t xml:space="preserve">ust be able to handle at least 100 concurrent users  at the same time</w:t>
-      </w:r>
-    </w:p>
-    <w:p>
-      <w:pPr>
-        <w:numPr>
-          <w:ilvl w:val="0"/>
-          <w:numId w:val="7"/>
-        </w:numPr>
-        <w:spacing w:after="0" w:lineRule="auto"/>
-        <w:ind w:left="720" w:hanging="360"/>
-        <w:rPr>
-          <w:sz w:val="24"/>
-          <w:szCs w:val="24"/>
-        </w:rPr>
-      </w:pPr>
-      <w:r>
-        <w:rPr>
-          <w:sz w:val="24"/>
-          <w:szCs w:val="24"/>
-          <w:rtl w:val="0"/>
-        </w:rPr>
-        <w:t xml:space="preserve">The system should maintain 99% uptime during operating hours</w:t>
-      </w:r>
-    </w:p>
-    <w:p>
-      <w:pPr>
-        <w:spacing w:after="0" w:lineRule="auto"/>
-        <w:ind w:left="0" w:firstLine="0"/>
-        <w:rPr>
-          <w:b w:val="1"/>
-          <w:bCs w:val="1"/>
-          <w:sz w:val="24"/>
-          <w:szCs w:val="24"/>
-        </w:rPr>
-      </w:pPr>
-      <w:r>
-        <w:rPr>
-          <w:b w:val="1"/>
-          <w:bCs w:val="1"/>
-          <w:sz w:val="24"/>
-          <w:szCs w:val="24"/>
-          <w:rtl w:val="0"/>
-        </w:rPr>
-        <w:t xml:space="preserve">Usability</w:t>
-      </w:r>
-    </w:p>
-    <w:p>
-      <w:pPr>
-        <w:numPr>
-          <w:ilvl w:val="0"/>
-          <w:numId w:val="7"/>
-        </w:numPr>
-        <w:spacing w:after="0" w:lineRule="auto"/>
-        <w:ind w:left="720" w:hanging="360"/>
-        <w:rPr>
-          <w:sz w:val="24"/>
-          <w:szCs w:val="24"/>
-        </w:rPr>
-      </w:pPr>
-      <w:r>
-        <w:rPr>
-          <w:sz w:val="24"/>
-          <w:szCs w:val="24"/>
-          <w:rtl w:val="0"/>
-        </w:rPr>
-        <w:t xml:space="preserve">Real-time vehicle data and service alerts must be refreshed from the source (e.g., GTFS-Realtime) every 30 seconds.</w:t>
-      </w:r>
-      <w:r>
-        <w:rPr>
-          <w:rtl w:val="0"/>
-        </w:rPr>
-      </w:r>
-    </w:p>
-    <w:p>
-      <w:pPr>
-        <w:numPr>
-          <w:ilvl w:val="0"/>
-          <w:numId w:val="7"/>
-        </w:numPr>
-        <w:spacing w:after="0" w:lineRule="auto"/>
-        <w:ind w:left="720" w:hanging="360"/>
-        <w:rPr>
-          <w:sz w:val="24"/>
-          <w:szCs w:val="24"/>
-        </w:rPr>
-      </w:pPr>
-      <w:r>
-        <w:rPr>
-          <w:sz w:val="24"/>
-          <w:szCs w:val="24"/>
-          <w:rtl w:val="0"/>
-        </w:rPr>
-        <w:t xml:space="preserve">The system must be able to handle map scalability</w:t>
-      </w:r>
-    </w:p>
-    <w:p>
-      <w:pPr>
-        <w:numPr>
-          <w:ilvl w:val="0"/>
-          <w:numId w:val="7"/>
-        </w:numPr>
-        <w:spacing w:after="0" w:lineRule="auto"/>
-        <w:ind w:left="720" w:hanging="360"/>
-        <w:rPr>
-          <w:sz w:val="24"/>
-          <w:szCs w:val="24"/>
-        </w:rPr>
-      </w:pPr>
-      <w:r>
-        <w:rPr>
-          <w:sz w:val="24"/>
-          <w:szCs w:val="24"/>
-          <w:rtl w:val="0"/>
-        </w:rPr>
-        <w:t xml:space="preserve">The system architecture must be modular to allow for the future integration of new regions and transit operators beyond the initial Seneca area.</w:t>
-      </w:r>
-    </w:p>
-    <w:p>
-      <w:pPr>
-        <w:spacing w:after="0" w:lineRule="auto"/>
-        <w:ind w:left="0" w:firstLine="0"/>
-        <w:rPr>
-          <w:b w:val="1"/>
-          <w:bCs w:val="1"/>
-          <w:sz w:val="24"/>
-          <w:szCs w:val="24"/>
-        </w:rPr>
-      </w:pPr>
-      <w:r>
-        <w:rPr>
-          <w:b w:val="1"/>
-          <w:bCs w:val="1"/>
-          <w:sz w:val="24"/>
-          <w:szCs w:val="24"/>
-          <w:rtl w:val="0"/>
-        </w:rPr>
-        <w:t xml:space="preserve">Security</w:t>
-      </w:r>
-    </w:p>
-    <w:p>
-      <w:pPr>
-        <w:numPr>
-          <w:ilvl w:val="0"/>
-          <w:numId w:val="7"/>
-        </w:numPr>
-        <w:spacing w:after="0" w:lineRule="auto"/>
-        <w:ind w:left="720" w:hanging="360"/>
-        <w:rPr>
-          <w:sz w:val="24"/>
-          <w:szCs w:val="24"/>
-        </w:rPr>
-      </w:pPr>
-      <w:r>
-        <w:rPr>
-          <w:sz w:val="24"/>
-          <w:szCs w:val="24"/>
-          <w:rtl w:val="0"/>
-        </w:rPr>
-        <w:t xml:space="preserve">User location information will remain confidential</w:t>
-      </w:r>
-    </w:p>
-    <w:p>
-      <w:pPr>
-        <w:numPr>
-          <w:ilvl w:val="0"/>
-          <w:numId w:val="7"/>
-        </w:numPr>
-        <w:spacing w:after="0" w:lineRule="auto"/>
-        <w:ind w:left="720" w:hanging="360"/>
-        <w:rPr>
-          <w:sz w:val="24"/>
-          <w:szCs w:val="24"/>
-        </w:rPr>
-      </w:pPr>
-      <w:r>
-        <w:rPr>
-          <w:sz w:val="24"/>
-          <w:szCs w:val="24"/>
-          <w:rtl w:val="0"/>
-        </w:rPr>
-        <w:t xml:space="preserve">The system must not share personally identifiable information (PII) or user movement patterns with third-party transit commissions or advertisers.</w:t>
-      </w:r>
-    </w:p>
-    <w:p>
-      <w:pPr>
-        <w:spacing w:after="0" w:lineRule="auto"/>
-        <w:ind w:left="0" w:firstLine="0"/>
-        <w:rPr>
-          <w:sz w:val="24"/>
-          <w:szCs w:val="24"/>
-        </w:rPr>
-      </w:pPr>
-      <w:r>
-        <w:rPr>
-          <w:b w:val="1"/>
-          <w:bCs w:val="1"/>
-          <w:sz w:val="24"/>
-          <w:szCs w:val="24"/>
           <w:rtl w:val="0"/>
         </w:rPr>
         <w:t xml:space="preserve">Portability</w:t>
@@ -16700,182 +16788,6 @@
         <w:rPr>
           <w:rtl w:val="0"/>
         </w:rPr>
-      </w:r>
-    </w:p>
-    <w:p>
-      <w:pPr>
-        <w:numPr>
-          <w:ilvl w:val="0"/>
-          <w:numId w:val="10"/>
-        </w:numPr>
-        <w:spacing w:after="0" w:lineRule="auto"/>
-        <w:ind w:left="720" w:hanging="360"/>
-        <w:rPr>
-          <w:sz w:val="24"/>
-          <w:szCs w:val="24"/>
-        </w:rPr>
-      </w:pPr>
-      <w:r>
-        <w:rPr>
-          <w:sz w:val="24"/>
-          <w:szCs w:val="24"/>
-          <w:rtl w:val="0"/>
-        </w:rPr>
-        <w:t xml:space="preserve">The system must run on mobile devices</w:t>
-      </w:r>
-    </w:p>
-    <w:p>
-      <w:pPr>
-        <w:numPr>
-          <w:ilvl w:val="0"/>
-          <w:numId w:val="10"/>
-        </w:numPr>
-        <w:spacing w:after="0" w:lineRule="auto"/>
-        <w:ind w:left="720" w:hanging="360"/>
-        <w:rPr>
-          <w:sz w:val="24"/>
-          <w:szCs w:val="24"/>
-        </w:rPr>
-      </w:pPr>
-      <w:r>
-        <w:rPr>
-          <w:sz w:val="24"/>
-          <w:szCs w:val="24"/>
-          <w:rtl w:val="0"/>
-        </w:rPr>
-        <w:t xml:space="preserve">The system should be able to be easily ported to browsers</w:t>
-      </w:r>
-    </w:p>
-    <w:p>
-      <w:pPr>
-        <w:spacing w:after="0" w:lineRule="auto"/>
-        <w:ind w:left="0" w:firstLine="0"/>
-        <w:rPr>
-          <w:b w:val="1"/>
-          <w:bCs w:val="1"/>
-          <w:sz w:val="24"/>
-          <w:szCs w:val="24"/>
-        </w:rPr>
-      </w:pPr>
-      <w:r>
-        <w:rPr>
-          <w:b w:val="1"/>
-          <w:bCs w:val="1"/>
-          <w:sz w:val="24"/>
-          <w:szCs w:val="24"/>
-          <w:rtl w:val="0"/>
-        </w:rPr>
-        <w:t xml:space="preserve">Accessibility</w:t>
-      </w:r>
-    </w:p>
-    <w:p>
-      <w:pPr>
-        <w:numPr>
-          <w:ilvl w:val="0"/>
-          <w:numId w:val="7"/>
-        </w:numPr>
-        <w:spacing w:after="0" w:lineRule="auto"/>
-        <w:ind w:left="720" w:hanging="360"/>
-        <w:rPr>
-          <w:sz w:val="24"/>
-          <w:szCs w:val="24"/>
-        </w:rPr>
-      </w:pPr>
-      <w:r>
-        <w:rPr>
-          <w:sz w:val="24"/>
-          <w:szCs w:val="24"/>
-          <w:rtl w:val="0"/>
-        </w:rPr>
-        <w:t xml:space="preserve">Must comply to AODA standards </w:t>
-      </w:r>
-    </w:p>
-    <w:p>
-      <w:pPr>
-        <w:numPr>
-          <w:ilvl w:val="0"/>
-          <w:numId w:val="7"/>
-        </w:numPr>
-        <w:spacing w:after="0" w:lineRule="auto"/>
-        <w:ind w:left="720" w:hanging="360"/>
-        <w:rPr>
-          <w:sz w:val="24"/>
-          <w:szCs w:val="24"/>
-        </w:rPr>
-      </w:pPr>
-      <w:r>
-        <w:rPr>
-          <w:sz w:val="24"/>
-          <w:szCs w:val="24"/>
-          <w:rtl w:val="0"/>
-        </w:rPr>
-        <w:t xml:space="preserve">Must meet WCAG2.0 Level AA standards </w:t>
-      </w:r>
-    </w:p>
-    <w:p>
-      <w:pPr>
-        <w:numPr>
-          <w:ilvl w:val="0"/>
-          <w:numId w:val="7"/>
-        </w:numPr>
-        <w:spacing w:after="0" w:lineRule="auto"/>
-        <w:ind w:left="720" w:hanging="360"/>
-        <w:rPr>
-          <w:sz w:val="24"/>
-          <w:szCs w:val="24"/>
-        </w:rPr>
-      </w:pPr>
-      <w:r>
-        <w:rPr>
-          <w:sz w:val="24"/>
-          <w:szCs w:val="24"/>
-          <w:rtl w:val="0"/>
-        </w:rPr>
-        <w:t xml:space="preserve">The UI must be optimized for mobile devices, as the primary use case is commuters in transit.</w:t>
-      </w:r>
-    </w:p>
-    <w:p>
-      <w:pPr>
-        <w:numPr>
-          <w:ilvl w:val="0"/>
-          <w:numId w:val="7"/>
-        </w:numPr>
-        <w:spacing w:after="0" w:lineRule="auto"/>
-        <w:ind w:left="720" w:hanging="360"/>
-        <w:rPr>
-          <w:sz w:val="24"/>
-          <w:szCs w:val="24"/>
-        </w:rPr>
-      </w:pPr>
-      <w:r>
-        <w:rPr>
-          <w:sz w:val="24"/>
-          <w:szCs w:val="24"/>
-          <w:rtl w:val="0"/>
-        </w:rPr>
-        <w:t xml:space="preserve">The map interface must allow for smooth scaling and panning across the Greater Toronto Area (GTA).</w:t>
-      </w:r>
-    </w:p>
-    <w:p>
-      <w:pPr>
-        <w:spacing w:after="0" w:lineRule="auto"/>
-        <w:ind w:left="0" w:firstLine="0"/>
-        <w:rPr>
-          <w:b w:val="1"/>
-          <w:bCs w:val="1"/>
-          <w:sz w:val="24"/>
-          <w:szCs w:val="24"/>
-        </w:rPr>
-      </w:pPr>
-      <w:r>
-        <w:rPr>
-          <w:b w:val="1"/>
-          <w:bCs w:val="1"/>
-          <w:sz w:val="24"/>
-          <w:szCs w:val="24"/>
-          <w:rtl w:val="0"/>
-        </w:rPr>
-        <w:t xml:space="preserve">Maintainability</w:t>
       </w:r>
     </w:p>
     <w:p>
@@ -16897,6 +16809,182 @@
           <w:szCs w:val="24"/>
           <w:rtl w:val="0"/>
         </w:rPr>
+        <w:t xml:space="preserve">The system must run on mobile devices</w:t>
+      </w:r>
+    </w:p>
+    <w:p>
+      <w:pPr>
+        <w:numPr>
+          <w:ilvl w:val="0"/>
+          <w:numId w:val="12"/>
+        </w:numPr>
+        <w:spacing w:after="0" w:lineRule="auto"/>
+        <w:ind w:left="720" w:hanging="360"/>
+        <w:rPr>
+          <w:sz w:val="24"/>
+          <w:szCs w:val="24"/>
+        </w:rPr>
+      </w:pPr>
+      <w:r>
+        <w:rPr>
+          <w:sz w:val="24"/>
+          <w:szCs w:val="24"/>
+          <w:rtl w:val="0"/>
+        </w:rPr>
+        <w:t xml:space="preserve">The system should be able to be easily ported to browsers</w:t>
+      </w:r>
+    </w:p>
+    <w:p>
+      <w:pPr>
+        <w:spacing w:after="0" w:lineRule="auto"/>
+        <w:ind w:left="0" w:firstLine="0"/>
+        <w:rPr>
+          <w:b w:val="1"/>
+          <w:bCs w:val="1"/>
+          <w:sz w:val="24"/>
+          <w:szCs w:val="24"/>
+        </w:rPr>
+      </w:pPr>
+      <w:r>
+        <w:rPr>
+          <w:b w:val="1"/>
+          <w:bCs w:val="1"/>
+          <w:sz w:val="24"/>
+          <w:szCs w:val="24"/>
+          <w:rtl w:val="0"/>
+        </w:rPr>
+        <w:t xml:space="preserve">Accessibility</w:t>
+      </w:r>
+    </w:p>
+    <w:p>
+      <w:pPr>
+        <w:numPr>
+          <w:ilvl w:val="0"/>
+          <w:numId w:val="9"/>
+        </w:numPr>
+        <w:spacing w:after="0" w:lineRule="auto"/>
+        <w:ind w:left="720" w:hanging="360"/>
+        <w:rPr>
+          <w:sz w:val="24"/>
+          <w:szCs w:val="24"/>
+        </w:rPr>
+      </w:pPr>
+      <w:r>
+        <w:rPr>
+          <w:sz w:val="24"/>
+          <w:szCs w:val="24"/>
+          <w:rtl w:val="0"/>
+        </w:rPr>
+        <w:t xml:space="preserve">Must comply to AODA standards </w:t>
+      </w:r>
+    </w:p>
+    <w:p>
+      <w:pPr>
+        <w:numPr>
+          <w:ilvl w:val="0"/>
+          <w:numId w:val="9"/>
+        </w:numPr>
+        <w:spacing w:after="0" w:lineRule="auto"/>
+        <w:ind w:left="720" w:hanging="360"/>
+        <w:rPr>
+          <w:sz w:val="24"/>
+          <w:szCs w:val="24"/>
+        </w:rPr>
+      </w:pPr>
+      <w:r>
+        <w:rPr>
+          <w:sz w:val="24"/>
+          <w:szCs w:val="24"/>
+          <w:rtl w:val="0"/>
+        </w:rPr>
+        <w:t xml:space="preserve">Must meet WCAG2.0 Level AA standards </w:t>
+      </w:r>
+    </w:p>
+    <w:p>
+      <w:pPr>
+        <w:numPr>
+          <w:ilvl w:val="0"/>
+          <w:numId w:val="9"/>
+        </w:numPr>
+        <w:spacing w:after="0" w:lineRule="auto"/>
+        <w:ind w:left="720" w:hanging="360"/>
+        <w:rPr>
+          <w:sz w:val="24"/>
+          <w:szCs w:val="24"/>
+        </w:rPr>
+      </w:pPr>
+      <w:r>
+        <w:rPr>
+          <w:sz w:val="24"/>
+          <w:szCs w:val="24"/>
+          <w:rtl w:val="0"/>
+        </w:rPr>
+        <w:t xml:space="preserve">The UI must be optimized for mobile devices, as the primary use case is commuters in transit.</w:t>
+      </w:r>
+    </w:p>
+    <w:p>
+      <w:pPr>
+        <w:numPr>
+          <w:ilvl w:val="0"/>
+          <w:numId w:val="9"/>
+        </w:numPr>
+        <w:spacing w:after="0" w:lineRule="auto"/>
+        <w:ind w:left="720" w:hanging="360"/>
+        <w:rPr>
+          <w:sz w:val="24"/>
+          <w:szCs w:val="24"/>
+        </w:rPr>
+      </w:pPr>
+      <w:r>
+        <w:rPr>
+          <w:sz w:val="24"/>
+          <w:szCs w:val="24"/>
+          <w:rtl w:val="0"/>
+        </w:rPr>
+        <w:t xml:space="preserve">The map interface must allow for smooth scaling and panning across the Greater Toronto Area (GTA).</w:t>
+      </w:r>
+    </w:p>
+    <w:p>
+      <w:pPr>
+        <w:spacing w:after="0" w:lineRule="auto"/>
+        <w:ind w:left="0" w:firstLine="0"/>
+        <w:rPr>
+          <w:b w:val="1"/>
+          <w:bCs w:val="1"/>
+          <w:sz w:val="24"/>
+          <w:szCs w:val="24"/>
+        </w:rPr>
+      </w:pPr>
+      <w:r>
+        <w:rPr>
+          <w:b w:val="1"/>
+          <w:bCs w:val="1"/>
+          <w:sz w:val="24"/>
+          <w:szCs w:val="24"/>
+          <w:rtl w:val="0"/>
+        </w:rPr>
+        <w:t xml:space="preserve">Maintainability</w:t>
+      </w:r>
+    </w:p>
+    <w:p>
+      <w:pPr>
+        <w:numPr>
+          <w:ilvl w:val="0"/>
+          <w:numId w:val="14"/>
+        </w:numPr>
+        <w:spacing w:after="0" w:lineRule="auto"/>
+        <w:ind w:left="720" w:hanging="360"/>
+        <w:rPr>
+          <w:sz w:val="24"/>
+          <w:szCs w:val="24"/>
+        </w:rPr>
+      </w:pPr>
+      <w:r>
+        <w:rPr>
+          <w:sz w:val="24"/>
+          <w:szCs w:val="24"/>
+          <w:rtl w:val="0"/>
+        </w:rPr>
         <w:t xml:space="preserve">The system must be built using a modular microservices approach to allow individual transit feeds (e.g., TTC, York Region Transit) to be updated or added without system downtime.</w:t>
       </w:r>
     </w:p>
@@ -16963,10 +17051,7 @@
     <w:p>
       <w:pPr>
         <w:pStyle w:val="Heading1"/>
-        <w:rPr>
-          <w:color w:val="2f5496"/>
-          <w:u w:val="none"/>
-        </w:rPr>
+        <w:rPr/>
       </w:pPr>
       <w:bookmarkStart w:colFirst="0" w:colLast="0" w:name="_9jy76om19oa5" w:id="47"/>
       <w:bookmarkEnd w:id="47"/>
@@ -16977,6 +17062,118 @@
         <w:t xml:space="preserve">3.1 Data Flow Diagrams</w:t>
         <w:tab/>
       </w:r>
+    </w:p>
+    <w:p>
+      <w:pPr>
+        <w:rPr/>
+      </w:pPr>
+      <w:r>
+        <w:rPr>
+          <w:rtl w:val="0"/>
+        </w:rPr>
+        <w:t xml:space="preserve">DFD: 0</w:t>
+      </w:r>
+    </w:p>
+    <w:p>
+      <w:pPr>
+        <w:rPr/>
+      </w:pPr>
+      <w:r>
+        <w:rPr/>
+        <w:drawing>
+          <wp:inline distB="114300" distT="114300" distL="114300" distR="114300">
+            <wp:extent cx="5943600" cy="2451100"/>
+            <wp:effectExtent b="0" l="0" r="0" t="0"/>
+            <wp:docPr id="10" name="image3.png"/>
+            <a:graphic>
+              <a:graphicData uri="http://schemas.openxmlformats.org/drawingml/2006/picture">
+                <pic:pic>
+                  <pic:nvPicPr>
+                    <pic:cNvPr id="0" name="image3.png"/>
+                    <pic:cNvPicPr preferRelativeResize="0"/>
+                  </pic:nvPicPr>
+                  <pic:blipFill>
+                    <a:blip r:embed="rId11"/>
+                    <a:srcRect b="0" l="0" r="0" t="0"/>
+                    <a:stretch>
+                      <a:fillRect/>
+                    </a:stretch>
+                  </pic:blipFill>
+                  <pic:spPr>
+                    <a:xfrm>
+                      <a:off x="0" y="0"/>
+                      <a:ext cx="5943600" cy="2451100"/>
+                    </a:xfrm>
+                    <a:prstGeom prst="rect"/>
+                    <a:ln/>
+                  </pic:spPr>
+                </pic:pic>
+              </a:graphicData>
+            </a:graphic>
+          </wp:inline>
+        </w:drawing>
+      </w:r>
+      <w:r>
+        <w:rPr>
+          <w:rtl w:val="0"/>
+        </w:rPr>
+      </w:r>
+    </w:p>
+    <w:p>
+      <w:pPr>
+        <w:rPr/>
+      </w:pPr>
+      <w:r>
+        <w:rPr>
+          <w:rtl w:val="0"/>
+        </w:rPr>
+        <w:t xml:space="preserve">DFD: 1</w:t>
+      </w:r>
+      <w:r>
+        <w:rPr>
+          <w:rtl w:val="0"/>
+        </w:rPr>
+      </w:r>
+    </w:p>
+    <w:p>
+      <w:pPr>
+        <w:rPr/>
+      </w:pPr>
+      <w:r>
+        <w:rPr/>
+        <w:drawing>
+          <wp:inline distB="114300" distT="114300" distL="114300" distR="114300">
+            <wp:extent cx="5943600" cy="3327400"/>
+            <wp:effectExtent b="0" l="0" r="0" t="0"/>
+            <wp:docPr id="12" name="image6.png"/>
+            <a:graphic>
+              <a:graphicData uri="http://schemas.openxmlformats.org/drawingml/2006/picture">
+                <pic:pic>
+                  <pic:nvPicPr>
+                    <pic:cNvPr id="0" name="image6.png"/>
+                    <pic:cNvPicPr preferRelativeResize="0"/>
+                  </pic:nvPicPr>
+                  <pic:blipFill>
+                    <a:blip r:embed="rId12"/>
+                    <a:srcRect b="0" l="0" r="0" t="0"/>
+                    <a:stretch>
+                      <a:fillRect/>
+                    </a:stretch>
+                  </pic:blipFill>
+                  <pic:spPr>
+                    <a:xfrm>
+                      <a:off x="0" y="0"/>
+                      <a:ext cx="5943600" cy="3327400"/>
+                    </a:xfrm>
+                    <a:prstGeom prst="rect"/>
+                    <a:ln/>
+                  </pic:spPr>
+                </pic:pic>
+              </a:graphicData>
+            </a:graphic>
+          </wp:inline>
+        </w:drawing>
+      </w:r>
       <w:r>
         <w:rPr>
           <w:rtl w:val="0"/>
@@ -16988,13 +17185,12 @@
         <w:pStyle w:val="Heading1"/>
         <w:rPr/>
       </w:pPr>
-      <w:bookmarkStart w:colFirst="0" w:colLast="0" w:name="_vmk9odjqt81" w:id="48"/>
+      <w:bookmarkStart w:colFirst="0" w:colLast="0" w:name="_s6a5zf70678n" w:id="48"/>
       <w:bookmarkEnd w:id="48"/>
       <w:r>
         <w:rPr>
           <w:rtl w:val="0"/>
         </w:rPr>
-        <w:t xml:space="preserve">3.2 User Stories and related Use Case Scenarios </w:t>
       </w:r>
     </w:p>
     <w:p>
@@ -17002,13 +17198,1013 @@
         <w:pStyle w:val="Heading1"/>
         <w:rPr/>
       </w:pPr>
-      <w:bookmarkStart w:colFirst="0" w:colLast="0" w:name="_rpzkym8610ml" w:id="49"/>
+      <w:bookmarkStart w:colFirst="0" w:colLast="0" w:name="_vmk9odjqt81" w:id="49"/>
       <w:bookmarkEnd w:id="49"/>
       <w:r>
         <w:rPr>
           <w:rtl w:val="0"/>
         </w:rPr>
-        <w:t xml:space="preserve">3.3 Activity Diagrams</w:t>
+        <w:t xml:space="preserve">3.2 User Stories and related Use Case Scenarios </w:t>
+      </w:r>
+    </w:p>
+    <w:p>
+      <w:pPr>
+        <w:rPr>
+          <w:sz w:val="28"/>
+          <w:szCs w:val="28"/>
+        </w:rPr>
+      </w:pPr>
+      <w:r>
+        <w:rPr>
+          <w:sz w:val="28"/>
+          <w:szCs w:val="28"/>
+          <w:rtl w:val="0"/>
+        </w:rPr>
+        <w:t xml:space="preserve">Use Case 1: Multi- Stop Planning Engine</w:t>
+      </w:r>
+    </w:p>
+    <w:p>
+      <w:pPr>
+        <w:rPr>
+          <w:sz w:val="24"/>
+          <w:szCs w:val="24"/>
+        </w:rPr>
+      </w:pPr>
+      <w:r>
+        <w:rPr>
+          <w:sz w:val="24"/>
+          <w:szCs w:val="24"/>
+          <w:rtl w:val="0"/>
+        </w:rPr>
+        <w:t xml:space="preserve">User Story: As a public transit user, I want to plan a multi stop trip in a single search so that I can see the total travel time, possible routes/transfers, transit types and stop information. </w:t>
+      </w:r>
+    </w:p>
+    <w:p>
+      <w:pPr>
+        <w:rPr>
+          <w:sz w:val="24"/>
+          <w:szCs w:val="24"/>
+        </w:rPr>
+      </w:pPr>
+      <w:r>
+        <w:rPr>
+          <w:sz w:val="24"/>
+          <w:szCs w:val="24"/>
+          <w:rtl w:val="0"/>
+        </w:rPr>
+        <w:t xml:space="preserve">Description: </w:t>
+      </w:r>
+    </w:p>
+    <w:p>
+      <w:pPr>
+        <w:numPr>
+          <w:ilvl w:val="0"/>
+          <w:numId w:val="7"/>
+        </w:numPr>
+        <w:spacing w:after="0" w:afterAutospacing="0"/>
+        <w:ind w:left="720" w:hanging="360"/>
+        <w:rPr>
+          <w:sz w:val="24"/>
+          <w:szCs w:val="24"/>
+          <w:u w:val="none"/>
+        </w:rPr>
+      </w:pPr>
+      <w:r>
+        <w:rPr>
+          <w:sz w:val="24"/>
+          <w:szCs w:val="24"/>
+          <w:rtl w:val="0"/>
+        </w:rPr>
+        <w:t xml:space="preserve">Allows the input of multiple destinations and the order of arrival. </w:t>
+      </w:r>
+    </w:p>
+    <w:p>
+      <w:pPr>
+        <w:numPr>
+          <w:ilvl w:val="0"/>
+          <w:numId w:val="7"/>
+        </w:numPr>
+        <w:spacing w:after="0" w:afterAutospacing="0"/>
+        <w:ind w:left="720" w:hanging="360"/>
+        <w:rPr>
+          <w:sz w:val="24"/>
+          <w:szCs w:val="24"/>
+          <w:u w:val="none"/>
+        </w:rPr>
+      </w:pPr>
+      <w:r>
+        <w:rPr>
+          <w:sz w:val="24"/>
+          <w:szCs w:val="24"/>
+          <w:rtl w:val="0"/>
+        </w:rPr>
+        <w:t xml:space="preserve">Calculates the optimal route plus alternatives</w:t>
+      </w:r>
+    </w:p>
+    <w:p>
+      <w:pPr>
+        <w:numPr>
+          <w:ilvl w:val="0"/>
+          <w:numId w:val="7"/>
+        </w:numPr>
+        <w:spacing w:after="0" w:afterAutospacing="0"/>
+        <w:ind w:left="720" w:hanging="360"/>
+        <w:rPr>
+          <w:sz w:val="24"/>
+          <w:szCs w:val="24"/>
+          <w:u w:val="none"/>
+        </w:rPr>
+      </w:pPr>
+      <w:r>
+        <w:rPr>
+          <w:sz w:val="24"/>
+          <w:szCs w:val="24"/>
+          <w:rtl w:val="0"/>
+        </w:rPr>
+        <w:t xml:space="preserve">User can add estimated time between stops</w:t>
+      </w:r>
+    </w:p>
+    <w:p>
+      <w:pPr>
+        <w:numPr>
+          <w:ilvl w:val="0"/>
+          <w:numId w:val="7"/>
+        </w:numPr>
+        <w:ind w:left="720" w:hanging="360"/>
+        <w:rPr>
+          <w:sz w:val="24"/>
+          <w:szCs w:val="24"/>
+          <w:u w:val="none"/>
+        </w:rPr>
+      </w:pPr>
+      <w:r>
+        <w:rPr>
+          <w:sz w:val="24"/>
+          <w:szCs w:val="24"/>
+          <w:rtl w:val="0"/>
+        </w:rPr>
+        <w:t xml:space="preserve">User can choose preferred transit types</w:t>
+      </w:r>
+    </w:p>
+    <w:p>
+      <w:pPr>
+        <w:rPr>
+          <w:sz w:val="24"/>
+          <w:szCs w:val="24"/>
+        </w:rPr>
+      </w:pPr>
+      <w:r>
+        <w:rPr>
+          <w:sz w:val="24"/>
+          <w:szCs w:val="24"/>
+          <w:rtl w:val="0"/>
+        </w:rPr>
+        <w:t xml:space="preserve">Actor: Commuter</w:t>
+      </w:r>
+    </w:p>
+    <w:p>
+      <w:pPr>
+        <w:rPr>
+          <w:sz w:val="24"/>
+          <w:szCs w:val="24"/>
+        </w:rPr>
+      </w:pPr>
+      <w:r>
+        <w:rPr>
+          <w:sz w:val="24"/>
+          <w:szCs w:val="24"/>
+          <w:rtl w:val="0"/>
+        </w:rPr>
+        <w:t xml:space="preserve">Trigger: User enters a trip including starting location, multiple destinations, time at each destination and time. </w:t>
+      </w:r>
+    </w:p>
+    <w:p>
+      <w:pPr>
+        <w:rPr>
+          <w:sz w:val="24"/>
+          <w:szCs w:val="24"/>
+        </w:rPr>
+      </w:pPr>
+      <w:r>
+        <w:rPr>
+          <w:sz w:val="24"/>
+          <w:szCs w:val="24"/>
+          <w:rtl w:val="0"/>
+        </w:rPr>
+        <w:t xml:space="preserve">Outcome: Engine provides possible routes for the trip and detailed information for each stop. </w:t>
+      </w:r>
+    </w:p>
+    <w:p>
+      <w:pPr>
+        <w:rPr>
+          <w:sz w:val="24"/>
+          <w:szCs w:val="24"/>
+        </w:rPr>
+      </w:pPr>
+      <w:r>
+        <w:rPr>
+          <w:sz w:val="24"/>
+          <w:szCs w:val="24"/>
+          <w:rtl w:val="0"/>
+        </w:rPr>
+        <w:t xml:space="preserve">Priority: High</w:t>
+      </w:r>
+    </w:p>
+    <w:p>
+      <w:pPr>
+        <w:rPr>
+          <w:sz w:val="24"/>
+          <w:szCs w:val="24"/>
+        </w:rPr>
+      </w:pPr>
+      <w:r>
+        <w:rPr>
+          <w:rtl w:val="0"/>
+        </w:rPr>
+      </w:r>
+    </w:p>
+    <w:p>
+      <w:pPr>
+        <w:rPr>
+          <w:sz w:val="28"/>
+          <w:szCs w:val="28"/>
+        </w:rPr>
+      </w:pPr>
+      <w:r>
+        <w:rPr>
+          <w:sz w:val="28"/>
+          <w:szCs w:val="28"/>
+          <w:rtl w:val="0"/>
+        </w:rPr>
+        <w:t xml:space="preserve">Use Case 2: Trip management System</w:t>
+      </w:r>
+    </w:p>
+    <w:p>
+      <w:pPr>
+        <w:rPr>
+          <w:sz w:val="24"/>
+          <w:szCs w:val="24"/>
+        </w:rPr>
+      </w:pPr>
+      <w:r>
+        <w:rPr>
+          <w:sz w:val="24"/>
+          <w:szCs w:val="24"/>
+          <w:rtl w:val="0"/>
+        </w:rPr>
+        <w:t xml:space="preserve">User Story: As a regular commuter, I want to save my usual trips so that I don’t have to input the same destinations all the time.</w:t>
+      </w:r>
+    </w:p>
+    <w:p>
+      <w:pPr>
+        <w:rPr>
+          <w:sz w:val="24"/>
+          <w:szCs w:val="24"/>
+        </w:rPr>
+      </w:pPr>
+      <w:r>
+        <w:rPr>
+          <w:sz w:val="24"/>
+          <w:szCs w:val="24"/>
+          <w:rtl w:val="0"/>
+        </w:rPr>
+        <w:t xml:space="preserve">Description:</w:t>
+      </w:r>
+    </w:p>
+    <w:p>
+      <w:pPr>
+        <w:numPr>
+          <w:ilvl w:val="0"/>
+          <w:numId w:val="17"/>
+        </w:numPr>
+        <w:spacing w:after="0" w:afterAutospacing="0"/>
+        <w:ind w:left="720" w:hanging="360"/>
+        <w:rPr>
+          <w:sz w:val="24"/>
+          <w:szCs w:val="24"/>
+          <w:u w:val="none"/>
+        </w:rPr>
+      </w:pPr>
+      <w:r>
+        <w:rPr>
+          <w:sz w:val="24"/>
+          <w:szCs w:val="24"/>
+          <w:rtl w:val="0"/>
+        </w:rPr>
+        <w:t xml:space="preserve">Saves trips that the user choses</w:t>
+      </w:r>
+    </w:p>
+    <w:p>
+      <w:pPr>
+        <w:numPr>
+          <w:ilvl w:val="0"/>
+          <w:numId w:val="17"/>
+        </w:numPr>
+        <w:spacing w:after="0" w:afterAutospacing="0"/>
+        <w:ind w:left="720" w:hanging="360"/>
+        <w:rPr>
+          <w:sz w:val="24"/>
+          <w:szCs w:val="24"/>
+          <w:u w:val="none"/>
+        </w:rPr>
+      </w:pPr>
+      <w:r>
+        <w:rPr>
+          <w:sz w:val="24"/>
+          <w:szCs w:val="24"/>
+          <w:rtl w:val="0"/>
+        </w:rPr>
+        <w:t xml:space="preserve">Stores locally (not tied to a user account)</w:t>
+      </w:r>
+    </w:p>
+    <w:p>
+      <w:pPr>
+        <w:numPr>
+          <w:ilvl w:val="0"/>
+          <w:numId w:val="17"/>
+        </w:numPr>
+        <w:ind w:left="720" w:hanging="360"/>
+        <w:rPr>
+          <w:sz w:val="24"/>
+          <w:szCs w:val="24"/>
+          <w:u w:val="none"/>
+        </w:rPr>
+      </w:pPr>
+      <w:r>
+        <w:rPr>
+          <w:sz w:val="24"/>
+          <w:szCs w:val="24"/>
+          <w:rtl w:val="0"/>
+        </w:rPr>
+        <w:t xml:space="preserve">Uses alert management system to notify about disruptions for saved trips</w:t>
+      </w:r>
+    </w:p>
+    <w:p>
+      <w:pPr>
+        <w:rPr>
+          <w:sz w:val="24"/>
+          <w:szCs w:val="24"/>
+        </w:rPr>
+      </w:pPr>
+      <w:r>
+        <w:rPr>
+          <w:sz w:val="24"/>
+          <w:szCs w:val="24"/>
+          <w:rtl w:val="0"/>
+        </w:rPr>
+        <w:t xml:space="preserve">Actor: Commuter</w:t>
+      </w:r>
+    </w:p>
+    <w:p>
+      <w:pPr>
+        <w:rPr>
+          <w:sz w:val="24"/>
+          <w:szCs w:val="24"/>
+        </w:rPr>
+      </w:pPr>
+      <w:r>
+        <w:rPr>
+          <w:sz w:val="24"/>
+          <w:szCs w:val="24"/>
+          <w:rtl w:val="0"/>
+        </w:rPr>
+        <w:t xml:space="preserve">Trigger: User previously entered a trip and chose to save the route.</w:t>
+      </w:r>
+    </w:p>
+    <w:p>
+      <w:pPr>
+        <w:rPr>
+          <w:sz w:val="24"/>
+          <w:szCs w:val="24"/>
+        </w:rPr>
+      </w:pPr>
+      <w:r>
+        <w:rPr>
+          <w:sz w:val="24"/>
+          <w:szCs w:val="24"/>
+          <w:rtl w:val="0"/>
+        </w:rPr>
+        <w:t xml:space="preserve">Outcome: Trip is saved by the system so that it can be retrieved later. </w:t>
+      </w:r>
+    </w:p>
+    <w:p>
+      <w:pPr>
+        <w:rPr>
+          <w:sz w:val="24"/>
+          <w:szCs w:val="24"/>
+        </w:rPr>
+      </w:pPr>
+      <w:r>
+        <w:rPr>
+          <w:sz w:val="24"/>
+          <w:szCs w:val="24"/>
+          <w:rtl w:val="0"/>
+        </w:rPr>
+        <w:t xml:space="preserve">Priority: Medium</w:t>
+      </w:r>
+    </w:p>
+    <w:p>
+      <w:pPr>
+        <w:rPr>
+          <w:sz w:val="24"/>
+          <w:szCs w:val="24"/>
+        </w:rPr>
+      </w:pPr>
+      <w:r>
+        <w:rPr>
+          <w:rtl w:val="0"/>
+        </w:rPr>
+      </w:r>
+    </w:p>
+    <w:p>
+      <w:pPr>
+        <w:rPr>
+          <w:sz w:val="28"/>
+          <w:szCs w:val="28"/>
+        </w:rPr>
+      </w:pPr>
+      <w:r>
+        <w:rPr>
+          <w:sz w:val="28"/>
+          <w:szCs w:val="28"/>
+          <w:rtl w:val="0"/>
+        </w:rPr>
+        <w:t xml:space="preserve">Use Case 3: Alert management System</w:t>
+      </w:r>
+    </w:p>
+    <w:p>
+      <w:pPr>
+        <w:rPr>
+          <w:sz w:val="24"/>
+          <w:szCs w:val="24"/>
+        </w:rPr>
+      </w:pPr>
+      <w:r>
+        <w:rPr>
+          <w:sz w:val="24"/>
+          <w:szCs w:val="24"/>
+          <w:rtl w:val="0"/>
+        </w:rPr>
+        <w:t xml:space="preserve">User Story: As a transit user, I want to receive meaningful notifications about my current or saved trips so that I can adjust my schedule accordingly. </w:t>
+      </w:r>
+    </w:p>
+    <w:p>
+      <w:pPr>
+        <w:rPr>
+          <w:sz w:val="24"/>
+          <w:szCs w:val="24"/>
+        </w:rPr>
+      </w:pPr>
+      <w:r>
+        <w:rPr>
+          <w:sz w:val="24"/>
+          <w:szCs w:val="24"/>
+          <w:rtl w:val="0"/>
+        </w:rPr>
+        <w:t xml:space="preserve">Description:</w:t>
+      </w:r>
+    </w:p>
+    <w:p>
+      <w:pPr>
+        <w:numPr>
+          <w:ilvl w:val="0"/>
+          <w:numId w:val="1"/>
+        </w:numPr>
+        <w:spacing w:after="0" w:afterAutospacing="0"/>
+        <w:ind w:left="720" w:hanging="360"/>
+        <w:rPr>
+          <w:sz w:val="24"/>
+          <w:szCs w:val="24"/>
+          <w:u w:val="none"/>
+        </w:rPr>
+      </w:pPr>
+      <w:r>
+        <w:rPr>
+          <w:sz w:val="24"/>
+          <w:szCs w:val="24"/>
+          <w:rtl w:val="0"/>
+        </w:rPr>
+        <w:t xml:space="preserve">Detects service interruptions or delays</w:t>
+      </w:r>
+    </w:p>
+    <w:p>
+      <w:pPr>
+        <w:numPr>
+          <w:ilvl w:val="0"/>
+          <w:numId w:val="1"/>
+        </w:numPr>
+        <w:spacing w:after="0" w:afterAutospacing="0"/>
+        <w:ind w:left="720" w:hanging="360"/>
+        <w:rPr>
+          <w:sz w:val="24"/>
+          <w:szCs w:val="24"/>
+          <w:u w:val="none"/>
+        </w:rPr>
+      </w:pPr>
+      <w:r>
+        <w:rPr>
+          <w:sz w:val="24"/>
+          <w:szCs w:val="24"/>
+          <w:rtl w:val="0"/>
+        </w:rPr>
+        <w:t xml:space="preserve">Decides if the delay will affect the current/saved trips</w:t>
+      </w:r>
+    </w:p>
+    <w:p>
+      <w:pPr>
+        <w:numPr>
+          <w:ilvl w:val="0"/>
+          <w:numId w:val="1"/>
+        </w:numPr>
+        <w:spacing w:after="0" w:afterAutospacing="0"/>
+        <w:ind w:left="720" w:hanging="360"/>
+        <w:rPr>
+          <w:sz w:val="24"/>
+          <w:szCs w:val="24"/>
+          <w:u w:val="none"/>
+        </w:rPr>
+      </w:pPr>
+      <w:r>
+        <w:rPr>
+          <w:sz w:val="24"/>
+          <w:szCs w:val="24"/>
+          <w:rtl w:val="0"/>
+        </w:rPr>
+        <w:t xml:space="preserve">Sends notifications only when impact is meaningful</w:t>
+      </w:r>
+    </w:p>
+    <w:p>
+      <w:pPr>
+        <w:numPr>
+          <w:ilvl w:val="0"/>
+          <w:numId w:val="1"/>
+        </w:numPr>
+        <w:ind w:left="720" w:hanging="360"/>
+        <w:rPr>
+          <w:sz w:val="24"/>
+          <w:szCs w:val="24"/>
+          <w:u w:val="none"/>
+        </w:rPr>
+      </w:pPr>
+      <w:r>
+        <w:rPr>
+          <w:sz w:val="24"/>
+          <w:szCs w:val="24"/>
+          <w:rtl w:val="0"/>
+        </w:rPr>
+        <w:t xml:space="preserve">Provides alternate routes to avoid the impacted area</w:t>
+      </w:r>
+    </w:p>
+    <w:p>
+      <w:pPr>
+        <w:rPr>
+          <w:sz w:val="24"/>
+          <w:szCs w:val="24"/>
+        </w:rPr>
+      </w:pPr>
+      <w:r>
+        <w:rPr>
+          <w:sz w:val="24"/>
+          <w:szCs w:val="24"/>
+          <w:rtl w:val="0"/>
+        </w:rPr>
+        <w:t xml:space="preserve">Actor: System</w:t>
+      </w:r>
+    </w:p>
+    <w:p>
+      <w:pPr>
+        <w:rPr>
+          <w:sz w:val="24"/>
+          <w:szCs w:val="24"/>
+        </w:rPr>
+      </w:pPr>
+      <w:r>
+        <w:rPr>
+          <w:sz w:val="24"/>
+          <w:szCs w:val="24"/>
+          <w:rtl w:val="0"/>
+        </w:rPr>
+        <w:t xml:space="preserve">Trigger: There is a service delay for a current/saved trip.</w:t>
+      </w:r>
+    </w:p>
+    <w:p>
+      <w:pPr>
+        <w:rPr>
+          <w:sz w:val="24"/>
+          <w:szCs w:val="24"/>
+        </w:rPr>
+      </w:pPr>
+      <w:r>
+        <w:rPr>
+          <w:sz w:val="24"/>
+          <w:szCs w:val="24"/>
+          <w:rtl w:val="0"/>
+        </w:rPr>
+        <w:t xml:space="preserve">Outcome: System checks if the delay will meaningfully impact the trip and if so sends a push notification to the user with the delay information and possible route alternatives. </w:t>
+      </w:r>
+    </w:p>
+    <w:p>
+      <w:pPr>
+        <w:rPr>
+          <w:sz w:val="24"/>
+          <w:szCs w:val="24"/>
+        </w:rPr>
+      </w:pPr>
+      <w:r>
+        <w:rPr>
+          <w:sz w:val="24"/>
+          <w:szCs w:val="24"/>
+          <w:rtl w:val="0"/>
+        </w:rPr>
+        <w:t xml:space="preserve">Priority: High</w:t>
+      </w:r>
+    </w:p>
+    <w:p>
+      <w:pPr>
+        <w:rPr>
+          <w:sz w:val="24"/>
+          <w:szCs w:val="24"/>
+        </w:rPr>
+      </w:pPr>
+      <w:r>
+        <w:rPr>
+          <w:rtl w:val="0"/>
+        </w:rPr>
+      </w:r>
+    </w:p>
+    <w:p>
+      <w:pPr>
+        <w:rPr>
+          <w:sz w:val="28"/>
+          <w:szCs w:val="28"/>
+        </w:rPr>
+      </w:pPr>
+      <w:r>
+        <w:rPr>
+          <w:sz w:val="28"/>
+          <w:szCs w:val="28"/>
+          <w:rtl w:val="0"/>
+        </w:rPr>
+        <w:t xml:space="preserve">Use Case 4: Real-Time Transit Monitoring System</w:t>
+      </w:r>
+    </w:p>
+    <w:p>
+      <w:pPr>
+        <w:rPr>
+          <w:sz w:val="24"/>
+          <w:szCs w:val="24"/>
+        </w:rPr>
+      </w:pPr>
+      <w:r>
+        <w:rPr>
+          <w:sz w:val="24"/>
+          <w:szCs w:val="24"/>
+          <w:rtl w:val="0"/>
+        </w:rPr>
+        <w:t xml:space="preserve">User Story: As a transit user, I want to be able to see the real time locations of buses and updated schedules so that I can remain informed about my trip.</w:t>
+      </w:r>
+    </w:p>
+    <w:p>
+      <w:pPr>
+        <w:rPr>
+          <w:sz w:val="24"/>
+          <w:szCs w:val="24"/>
+        </w:rPr>
+      </w:pPr>
+      <w:r>
+        <w:rPr>
+          <w:sz w:val="24"/>
+          <w:szCs w:val="24"/>
+          <w:rtl w:val="0"/>
+        </w:rPr>
+        <w:t xml:space="preserve">Description:</w:t>
+      </w:r>
+    </w:p>
+    <w:p>
+      <w:pPr>
+        <w:numPr>
+          <w:ilvl w:val="0"/>
+          <w:numId w:val="18"/>
+        </w:numPr>
+        <w:spacing w:after="0" w:afterAutospacing="0"/>
+        <w:ind w:left="720" w:hanging="360"/>
+        <w:rPr>
+          <w:sz w:val="24"/>
+          <w:szCs w:val="24"/>
+          <w:u w:val="none"/>
+        </w:rPr>
+      </w:pPr>
+      <w:r>
+        <w:rPr>
+          <w:sz w:val="24"/>
+          <w:szCs w:val="24"/>
+          <w:rtl w:val="0"/>
+        </w:rPr>
+        <w:t xml:space="preserve">Uses NVAS and user location data for real time bus positions</w:t>
+      </w:r>
+    </w:p>
+    <w:p>
+      <w:pPr>
+        <w:numPr>
+          <w:ilvl w:val="0"/>
+          <w:numId w:val="18"/>
+        </w:numPr>
+        <w:spacing w:after="0" w:afterAutospacing="0"/>
+        <w:ind w:left="720" w:hanging="360"/>
+        <w:rPr>
+          <w:sz w:val="24"/>
+          <w:szCs w:val="24"/>
+          <w:u w:val="none"/>
+        </w:rPr>
+      </w:pPr>
+      <w:r>
+        <w:rPr>
+          <w:sz w:val="24"/>
+          <w:szCs w:val="24"/>
+          <w:rtl w:val="0"/>
+        </w:rPr>
+        <w:t xml:space="preserve">Displays vehicles on the map</w:t>
+      </w:r>
+    </w:p>
+    <w:p>
+      <w:pPr>
+        <w:numPr>
+          <w:ilvl w:val="0"/>
+          <w:numId w:val="18"/>
+        </w:numPr>
+        <w:ind w:left="720" w:hanging="360"/>
+        <w:rPr>
+          <w:sz w:val="24"/>
+          <w:szCs w:val="24"/>
+          <w:u w:val="none"/>
+        </w:rPr>
+      </w:pPr>
+      <w:r>
+        <w:rPr>
+          <w:sz w:val="24"/>
+          <w:szCs w:val="24"/>
+          <w:rtl w:val="0"/>
+        </w:rPr>
+        <w:t xml:space="preserve">Dynamically updates schedules and arrival times</w:t>
+      </w:r>
+    </w:p>
+    <w:p>
+      <w:pPr>
+        <w:rPr>
+          <w:sz w:val="24"/>
+          <w:szCs w:val="24"/>
+        </w:rPr>
+      </w:pPr>
+      <w:r>
+        <w:rPr>
+          <w:sz w:val="24"/>
+          <w:szCs w:val="24"/>
+          <w:rtl w:val="0"/>
+        </w:rPr>
+        <w:t xml:space="preserve">Actor: System</w:t>
+      </w:r>
+    </w:p>
+    <w:p>
+      <w:pPr>
+        <w:rPr>
+          <w:sz w:val="24"/>
+          <w:szCs w:val="24"/>
+        </w:rPr>
+      </w:pPr>
+      <w:r>
+        <w:rPr>
+          <w:sz w:val="24"/>
+          <w:szCs w:val="24"/>
+          <w:rtl w:val="0"/>
+        </w:rPr>
+        <w:t xml:space="preserve">Trigger: Real time data shows a change in the arrival of the current bus.</w:t>
+      </w:r>
+    </w:p>
+    <w:p>
+      <w:pPr>
+        <w:rPr>
+          <w:sz w:val="24"/>
+          <w:szCs w:val="24"/>
+        </w:rPr>
+      </w:pPr>
+      <w:r>
+        <w:rPr>
+          <w:sz w:val="24"/>
+          <w:szCs w:val="24"/>
+          <w:rtl w:val="0"/>
+        </w:rPr>
+        <w:t xml:space="preserve">Outcome: Compares real time data with the transit schedule and updates current trip times shown to the user. </w:t>
+      </w:r>
+    </w:p>
+    <w:p>
+      <w:pPr>
+        <w:rPr>
+          <w:sz w:val="24"/>
+          <w:szCs w:val="24"/>
+        </w:rPr>
+      </w:pPr>
+      <w:r>
+        <w:rPr>
+          <w:sz w:val="24"/>
+          <w:szCs w:val="24"/>
+          <w:rtl w:val="0"/>
+        </w:rPr>
+        <w:t xml:space="preserve">Priority: High</w:t>
+      </w:r>
+    </w:p>
+    <w:p>
+      <w:pPr>
+        <w:rPr>
+          <w:sz w:val="24"/>
+          <w:szCs w:val="24"/>
+        </w:rPr>
+      </w:pPr>
+      <w:r>
+        <w:rPr>
+          <w:rtl w:val="0"/>
+        </w:rPr>
+      </w:r>
+    </w:p>
+    <w:p>
+      <w:pPr>
+        <w:rPr>
+          <w:sz w:val="28"/>
+          <w:szCs w:val="28"/>
+        </w:rPr>
+      </w:pPr>
+      <w:r>
+        <w:rPr>
+          <w:sz w:val="28"/>
+          <w:szCs w:val="28"/>
+          <w:rtl w:val="0"/>
+        </w:rPr>
+        <w:t xml:space="preserve">Use Case 5: External Routing API</w:t>
+      </w:r>
+    </w:p>
+    <w:p>
+      <w:pPr>
+        <w:rPr>
+          <w:sz w:val="24"/>
+          <w:szCs w:val="24"/>
+        </w:rPr>
+      </w:pPr>
+      <w:r>
+        <w:rPr>
+          <w:sz w:val="24"/>
+          <w:szCs w:val="24"/>
+          <w:rtl w:val="0"/>
+        </w:rPr>
+        <w:t xml:space="preserve">User Story: As a third-party developer , I want to call the United Transit API to get structured transit data so that I can integrate multi-stop routing features into my own local community applications.</w:t>
+      </w:r>
+    </w:p>
+    <w:p>
+      <w:pPr>
+        <w:rPr>
+          <w:sz w:val="24"/>
+          <w:szCs w:val="24"/>
+        </w:rPr>
+      </w:pPr>
+      <w:r>
+        <w:rPr>
+          <w:sz w:val="24"/>
+          <w:szCs w:val="24"/>
+          <w:rtl w:val="0"/>
+        </w:rPr>
+        <w:t xml:space="preserve">Description:</w:t>
+      </w:r>
+    </w:p>
+    <w:p>
+      <w:pPr>
+        <w:numPr>
+          <w:ilvl w:val="0"/>
+          <w:numId w:val="16"/>
+        </w:numPr>
+        <w:spacing w:after="0" w:afterAutospacing="0"/>
+        <w:ind w:left="720" w:hanging="360"/>
+        <w:rPr>
+          <w:sz w:val="24"/>
+          <w:szCs w:val="24"/>
+          <w:u w:val="none"/>
+        </w:rPr>
+      </w:pPr>
+      <w:r>
+        <w:rPr>
+          <w:sz w:val="24"/>
+          <w:szCs w:val="24"/>
+          <w:rtl w:val="0"/>
+        </w:rPr>
+        <w:t xml:space="preserve">Provides API endpoints for developers</w:t>
+      </w:r>
+    </w:p>
+    <w:p>
+      <w:pPr>
+        <w:numPr>
+          <w:ilvl w:val="0"/>
+          <w:numId w:val="16"/>
+        </w:numPr>
+        <w:spacing w:after="0" w:afterAutospacing="0"/>
+        <w:ind w:left="720" w:hanging="360"/>
+        <w:rPr>
+          <w:sz w:val="24"/>
+          <w:szCs w:val="24"/>
+          <w:u w:val="none"/>
+        </w:rPr>
+      </w:pPr>
+      <w:r>
+        <w:rPr>
+          <w:sz w:val="24"/>
+          <w:szCs w:val="24"/>
+          <w:rtl w:val="0"/>
+        </w:rPr>
+        <w:t xml:space="preserve">Returns information in JSON format</w:t>
+      </w:r>
+    </w:p>
+    <w:p>
+      <w:pPr>
+        <w:numPr>
+          <w:ilvl w:val="0"/>
+          <w:numId w:val="16"/>
+        </w:numPr>
+        <w:ind w:left="720" w:hanging="360"/>
+        <w:rPr>
+          <w:sz w:val="24"/>
+          <w:szCs w:val="24"/>
+          <w:u w:val="none"/>
+        </w:rPr>
+      </w:pPr>
+      <w:r>
+        <w:rPr>
+          <w:sz w:val="24"/>
+          <w:szCs w:val="24"/>
+          <w:rtl w:val="0"/>
+        </w:rPr>
+        <w:t xml:space="preserve">Uses real time data if available </w:t>
+      </w:r>
+    </w:p>
+    <w:p>
+      <w:pPr>
+        <w:rPr>
+          <w:sz w:val="24"/>
+          <w:szCs w:val="24"/>
+        </w:rPr>
+      </w:pPr>
+      <w:r>
+        <w:rPr>
+          <w:sz w:val="24"/>
+          <w:szCs w:val="24"/>
+          <w:rtl w:val="0"/>
+        </w:rPr>
+        <w:t xml:space="preserve">Actor: Developer</w:t>
+      </w:r>
+    </w:p>
+    <w:p>
+      <w:pPr>
+        <w:rPr>
+          <w:sz w:val="24"/>
+          <w:szCs w:val="24"/>
+        </w:rPr>
+      </w:pPr>
+      <w:r>
+        <w:rPr>
+          <w:sz w:val="24"/>
+          <w:szCs w:val="24"/>
+          <w:rtl w:val="0"/>
+        </w:rPr>
+        <w:t xml:space="preserve">Trigger: External system calls the United Transit API.</w:t>
+      </w:r>
+    </w:p>
+    <w:p>
+      <w:pPr>
+        <w:rPr>
+          <w:sz w:val="24"/>
+          <w:szCs w:val="24"/>
+        </w:rPr>
+      </w:pPr>
+      <w:r>
+        <w:rPr>
+          <w:sz w:val="24"/>
+          <w:szCs w:val="24"/>
+          <w:rtl w:val="0"/>
+        </w:rPr>
+        <w:t xml:space="preserve">Outcome: Returns structured routing and real time data</w:t>
+      </w:r>
+    </w:p>
+    <w:p>
+      <w:pPr>
+        <w:rPr/>
+      </w:pPr>
+      <w:r>
+        <w:rPr>
+          <w:sz w:val="24"/>
+          <w:szCs w:val="24"/>
+          <w:rtl w:val="0"/>
+        </w:rPr>
+        <w:t xml:space="preserve">Privority: Low</w:t>
+      </w:r>
+      <w:r>
+        <w:rPr>
+          <w:rtl w:val="0"/>
+        </w:rPr>
       </w:r>
     </w:p>
     <w:p>
@@ -17016,13 +18212,544 @@
         <w:pStyle w:val="Heading1"/>
         <w:rPr/>
       </w:pPr>
-      <w:bookmarkStart w:colFirst="0" w:colLast="0" w:name="_1tlj51pqfwxl" w:id="50"/>
+      <w:bookmarkStart w:colFirst="0" w:colLast="0" w:name="_rpzkym8610ml" w:id="50"/>
       <w:bookmarkEnd w:id="50"/>
       <w:r>
         <w:rPr>
           <w:rtl w:val="0"/>
         </w:rPr>
+        <w:t xml:space="preserve">3.3 Activity Diagrams</w:t>
+      </w:r>
+    </w:p>
+    <w:p>
+      <w:pPr>
+        <w:rPr/>
+      </w:pPr>
+      <w:r>
+        <w:rPr>
+          <w:rtl w:val="0"/>
+        </w:rPr>
+        <w:t xml:space="preserve">UC 1:</w:t>
+      </w:r>
+    </w:p>
+    <w:p>
+      <w:pPr>
+        <w:rPr/>
+      </w:pPr>
+      <w:r>
+        <w:rPr/>
+        <w:drawing>
+          <wp:inline distB="114300" distT="114300" distL="114300" distR="114300">
+            <wp:extent cx="4114800" cy="6372225"/>
+            <wp:effectExtent b="0" l="0" r="0" t="0"/>
+            <wp:docPr id="11" name="image2.png"/>
+            <a:graphic>
+              <a:graphicData uri="http://schemas.openxmlformats.org/drawingml/2006/picture">
+                <pic:pic>
+                  <pic:nvPicPr>
+                    <pic:cNvPr id="0" name="image2.png"/>
+                    <pic:cNvPicPr preferRelativeResize="0"/>
+                  </pic:nvPicPr>
+                  <pic:blipFill>
+                    <a:blip r:embed="rId13"/>
+                    <a:srcRect b="0" l="0" r="0" t="0"/>
+                    <a:stretch>
+                      <a:fillRect/>
+                    </a:stretch>
+                  </pic:blipFill>
+                  <pic:spPr>
+                    <a:xfrm>
+                      <a:off x="0" y="0"/>
+                      <a:ext cx="4114800" cy="6372225"/>
+                    </a:xfrm>
+                    <a:prstGeom prst="rect"/>
+                    <a:ln/>
+                  </pic:spPr>
+                </pic:pic>
+              </a:graphicData>
+            </a:graphic>
+          </wp:inline>
+        </w:drawing>
+      </w:r>
+      <w:r>
+        <w:rPr>
+          <w:rtl w:val="0"/>
+        </w:rPr>
+      </w:r>
+    </w:p>
+    <w:p>
+      <w:pPr>
+        <w:rPr/>
+      </w:pPr>
+      <w:r>
+        <w:rPr>
+          <w:rtl w:val="0"/>
+        </w:rPr>
+      </w:r>
+    </w:p>
+    <w:p>
+      <w:pPr>
+        <w:rPr/>
+      </w:pPr>
+      <w:r>
+        <w:rPr>
+          <w:rtl w:val="0"/>
+        </w:rPr>
+      </w:r>
+    </w:p>
+    <w:p>
+      <w:pPr>
+        <w:rPr/>
+      </w:pPr>
+      <w:r>
+        <w:rPr>
+          <w:rtl w:val="0"/>
+        </w:rPr>
+      </w:r>
+    </w:p>
+    <w:p>
+      <w:pPr>
+        <w:rPr/>
+      </w:pPr>
+      <w:r>
+        <w:rPr>
+          <w:rtl w:val="0"/>
+        </w:rPr>
+      </w:r>
+    </w:p>
+    <w:p>
+      <w:pPr>
+        <w:rPr/>
+      </w:pPr>
+      <w:r>
+        <w:rPr>
+          <w:rtl w:val="0"/>
+        </w:rPr>
+      </w:r>
+    </w:p>
+    <w:p>
+      <w:pPr>
+        <w:rPr/>
+      </w:pPr>
+      <w:r>
+        <w:rPr>
+          <w:rtl w:val="0"/>
+        </w:rPr>
+        <w:t xml:space="preserve">UC 2:</w:t>
+      </w:r>
+    </w:p>
+    <w:p>
+      <w:pPr>
+        <w:rPr/>
+      </w:pPr>
+      <w:r>
+        <w:rPr/>
+        <w:drawing>
+          <wp:inline distB="114300" distT="114300" distL="114300" distR="114300">
+            <wp:extent cx="4114800" cy="6372225"/>
+            <wp:effectExtent b="0" l="0" r="0" t="0"/>
+            <wp:docPr id="14" name="image4.png"/>
+            <a:graphic>
+              <a:graphicData uri="http://schemas.openxmlformats.org/drawingml/2006/picture">
+                <pic:pic>
+                  <pic:nvPicPr>
+                    <pic:cNvPr id="0" name="image4.png"/>
+                    <pic:cNvPicPr preferRelativeResize="0"/>
+                  </pic:nvPicPr>
+                  <pic:blipFill>
+                    <a:blip r:embed="rId14"/>
+                    <a:srcRect b="0" l="0" r="0" t="0"/>
+                    <a:stretch>
+                      <a:fillRect/>
+                    </a:stretch>
+                  </pic:blipFill>
+                  <pic:spPr>
+                    <a:xfrm>
+                      <a:off x="0" y="0"/>
+                      <a:ext cx="4114800" cy="6372225"/>
+                    </a:xfrm>
+                    <a:prstGeom prst="rect"/>
+                    <a:ln/>
+                  </pic:spPr>
+                </pic:pic>
+              </a:graphicData>
+            </a:graphic>
+          </wp:inline>
+        </w:drawing>
+      </w:r>
+      <w:r>
+        <w:rPr>
+          <w:rtl w:val="0"/>
+        </w:rPr>
+      </w:r>
+    </w:p>
+    <w:p>
+      <w:pPr>
+        <w:rPr/>
+      </w:pPr>
+      <w:r>
+        <w:rPr>
+          <w:rtl w:val="0"/>
+        </w:rPr>
+      </w:r>
+    </w:p>
+    <w:p>
+      <w:pPr>
+        <w:rPr/>
+      </w:pPr>
+      <w:r>
+        <w:rPr>
+          <w:rtl w:val="0"/>
+        </w:rPr>
+      </w:r>
+    </w:p>
+    <w:p>
+      <w:pPr>
+        <w:rPr/>
+      </w:pPr>
+      <w:r>
+        <w:rPr>
+          <w:rtl w:val="0"/>
+        </w:rPr>
+      </w:r>
+    </w:p>
+    <w:p>
+      <w:pPr>
+        <w:rPr/>
+      </w:pPr>
+      <w:r>
+        <w:rPr>
+          <w:rtl w:val="0"/>
+        </w:rPr>
+      </w:r>
+    </w:p>
+    <w:p>
+      <w:pPr>
+        <w:rPr/>
+      </w:pPr>
+      <w:r>
+        <w:rPr>
+          <w:rtl w:val="0"/>
+        </w:rPr>
+      </w:r>
+    </w:p>
+    <w:p>
+      <w:pPr>
+        <w:rPr/>
+      </w:pPr>
+      <w:r>
+        <w:rPr>
+          <w:rtl w:val="0"/>
+        </w:rPr>
+        <w:t xml:space="preserve">UC 3:</w:t>
+      </w:r>
+    </w:p>
+    <w:p>
+      <w:pPr>
+        <w:rPr/>
+      </w:pPr>
+      <w:r>
+        <w:rPr/>
+        <w:drawing>
+          <wp:inline distB="114300" distT="114300" distL="114300" distR="114300">
+            <wp:extent cx="4086225" cy="6886575"/>
+            <wp:effectExtent b="0" l="0" r="0" t="0"/>
+            <wp:docPr id="9" name="image7.png"/>
+            <a:graphic>
+              <a:graphicData uri="http://schemas.openxmlformats.org/drawingml/2006/picture">
+                <pic:pic>
+                  <pic:nvPicPr>
+                    <pic:cNvPr id="0" name="image7.png"/>
+                    <pic:cNvPicPr preferRelativeResize="0"/>
+                  </pic:nvPicPr>
+                  <pic:blipFill>
+                    <a:blip r:embed="rId15"/>
+                    <a:srcRect b="0" l="0" r="0" t="0"/>
+                    <a:stretch>
+                      <a:fillRect/>
+                    </a:stretch>
+                  </pic:blipFill>
+                  <pic:spPr>
+                    <a:xfrm>
+                      <a:off x="0" y="0"/>
+                      <a:ext cx="4086225" cy="6886575"/>
+                    </a:xfrm>
+                    <a:prstGeom prst="rect"/>
+                    <a:ln/>
+                  </pic:spPr>
+                </pic:pic>
+              </a:graphicData>
+            </a:graphic>
+          </wp:inline>
+        </w:drawing>
+      </w:r>
+      <w:r>
+        <w:rPr>
+          <w:rtl w:val="0"/>
+        </w:rPr>
+      </w:r>
+    </w:p>
+    <w:p>
+      <w:pPr>
+        <w:rPr/>
+      </w:pPr>
+      <w:r>
+        <w:rPr>
+          <w:rtl w:val="0"/>
+        </w:rPr>
+      </w:r>
+    </w:p>
+    <w:p>
+      <w:pPr>
+        <w:rPr/>
+      </w:pPr>
+      <w:r>
+        <w:rPr>
+          <w:rtl w:val="0"/>
+        </w:rPr>
+      </w:r>
+    </w:p>
+    <w:p>
+      <w:pPr>
+        <w:rPr/>
+      </w:pPr>
+      <w:r>
+        <w:rPr>
+          <w:rtl w:val="0"/>
+        </w:rPr>
+      </w:r>
+    </w:p>
+    <w:p>
+      <w:pPr>
+        <w:rPr/>
+      </w:pPr>
+      <w:r>
+        <w:rPr>
+          <w:rtl w:val="0"/>
+        </w:rPr>
+        <w:t xml:space="preserve">UC 4:</w:t>
+      </w:r>
+    </w:p>
+    <w:p>
+      <w:pPr>
+        <w:rPr/>
+      </w:pPr>
+      <w:r>
+        <w:rPr/>
+        <w:drawing>
+          <wp:inline distB="114300" distT="114300" distL="114300" distR="114300">
+            <wp:extent cx="4143375" cy="6124575"/>
+            <wp:effectExtent b="0" l="0" r="0" t="0"/>
+            <wp:docPr id="13" name="image5.png"/>
+            <a:graphic>
+              <a:graphicData uri="http://schemas.openxmlformats.org/drawingml/2006/picture">
+                <pic:pic>
+                  <pic:nvPicPr>
+                    <pic:cNvPr id="0" name="image5.png"/>
+                    <pic:cNvPicPr preferRelativeResize="0"/>
+                  </pic:nvPicPr>
+                  <pic:blipFill>
+                    <a:blip r:embed="rId16"/>
+                    <a:srcRect b="0" l="0" r="0" t="0"/>
+                    <a:stretch>
+                      <a:fillRect/>
+                    </a:stretch>
+                  </pic:blipFill>
+                  <pic:spPr>
+                    <a:xfrm>
+                      <a:off x="0" y="0"/>
+                      <a:ext cx="4143375" cy="6124575"/>
+                    </a:xfrm>
+                    <a:prstGeom prst="rect"/>
+                    <a:ln/>
+                  </pic:spPr>
+                </pic:pic>
+              </a:graphicData>
+            </a:graphic>
+          </wp:inline>
+        </w:drawing>
+      </w:r>
+      <w:r>
+        <w:rPr>
+          <w:rtl w:val="0"/>
+        </w:rPr>
+      </w:r>
+    </w:p>
+    <w:p>
+      <w:pPr>
+        <w:rPr/>
+      </w:pPr>
+      <w:r>
+        <w:rPr>
+          <w:rtl w:val="0"/>
+        </w:rPr>
+      </w:r>
+    </w:p>
+    <w:p>
+      <w:pPr>
+        <w:rPr/>
+      </w:pPr>
+      <w:r>
+        <w:rPr>
+          <w:rtl w:val="0"/>
+        </w:rPr>
+      </w:r>
+    </w:p>
+    <w:p>
+      <w:pPr>
+        <w:rPr/>
+      </w:pPr>
+      <w:r>
+        <w:rPr>
+          <w:rtl w:val="0"/>
+        </w:rPr>
+      </w:r>
+    </w:p>
+    <w:p>
+      <w:pPr>
+        <w:rPr/>
+      </w:pPr>
+      <w:r>
+        <w:rPr>
+          <w:rtl w:val="0"/>
+        </w:rPr>
+      </w:r>
+    </w:p>
+    <w:p>
+      <w:pPr>
+        <w:rPr/>
+      </w:pPr>
+      <w:r>
+        <w:rPr>
+          <w:rtl w:val="0"/>
+        </w:rPr>
+      </w:r>
+    </w:p>
+    <w:p>
+      <w:pPr>
+        <w:rPr/>
+      </w:pPr>
+      <w:r>
+        <w:rPr>
+          <w:rtl w:val="0"/>
+        </w:rPr>
+      </w:r>
+    </w:p>
+    <w:p>
+      <w:pPr>
+        <w:rPr/>
+      </w:pPr>
+      <w:r>
+        <w:rPr>
+          <w:rtl w:val="0"/>
+        </w:rPr>
+        <w:t xml:space="preserve">UC 5:</w:t>
+      </w:r>
+    </w:p>
+    <w:p>
+      <w:pPr>
+        <w:rPr/>
+      </w:pPr>
+      <w:r>
+        <w:rPr/>
+        <w:drawing>
+          <wp:inline distB="114300" distT="114300" distL="114300" distR="114300">
+            <wp:extent cx="4076700" cy="3276600"/>
+            <wp:effectExtent b="0" l="0" r="0" t="0"/>
+            <wp:docPr id="8" name="image1.png"/>
+            <a:graphic>
+              <a:graphicData uri="http://schemas.openxmlformats.org/drawingml/2006/picture">
+                <pic:pic>
+                  <pic:nvPicPr>
+                    <pic:cNvPr id="0" name="image1.png"/>
+                    <pic:cNvPicPr preferRelativeResize="0"/>
+                  </pic:nvPicPr>
+                  <pic:blipFill>
+                    <a:blip r:embed="rId17"/>
+                    <a:srcRect b="0" l="0" r="0" t="0"/>
+                    <a:stretch>
+                      <a:fillRect/>
+                    </a:stretch>
+                  </pic:blipFill>
+                  <pic:spPr>
+                    <a:xfrm>
+                      <a:off x="0" y="0"/>
+                      <a:ext cx="4076700" cy="3276600"/>
+                    </a:xfrm>
+                    <a:prstGeom prst="rect"/>
+                    <a:ln/>
+                  </pic:spPr>
+                </pic:pic>
+              </a:graphicData>
+            </a:graphic>
+          </wp:inline>
+        </w:drawing>
+      </w:r>
+      <w:r>
+        <w:rPr>
+          <w:rtl w:val="0"/>
+        </w:rPr>
+      </w:r>
+    </w:p>
+    <w:p>
+      <w:pPr>
+        <w:rPr/>
+      </w:pPr>
+      <w:r>
+        <w:rPr>
+          <w:rtl w:val="0"/>
+        </w:rPr>
+      </w:r>
+    </w:p>
+    <w:p>
+      <w:pPr>
+        <w:pStyle w:val="Heading1"/>
+        <w:rPr/>
+      </w:pPr>
+      <w:bookmarkStart w:colFirst="0" w:colLast="0" w:name="_1tlj51pqfwxl" w:id="51"/>
+      <w:bookmarkEnd w:id="51"/>
+      <w:r>
+        <w:rPr>
+          <w:rtl w:val="0"/>
+        </w:rPr>
         <w:t xml:space="preserve">3.4 Business Rules</w:t>
+      </w:r>
+    </w:p>
+    <w:p>
+      <w:pPr>
+        <w:rPr/>
+      </w:pPr>
+      <w:r>
+        <w:rPr>
+          <w:rtl w:val="0"/>
+        </w:rPr>
+      </w:r>
+    </w:p>
+    <w:p>
+      <w:pPr>
+        <w:rPr/>
+      </w:pPr>
+      <w:r>
+        <w:rPr>
+          <w:rtl w:val="0"/>
+        </w:rPr>
+        <w:t xml:space="preserve">Fewer stop options (like if the travel to a destination requires 2+ stops, users can select how many stops they want for the trip) for public transit.</w:t>
+      </w:r>
+    </w:p>
+    <w:p>
+      <w:pPr>
+        <w:rPr/>
+      </w:pPr>
+      <w:r>
+        <w:rPr>
+          <w:rtl w:val="0"/>
+        </w:rPr>
+        <w:t xml:space="preserve">Type of transit selection (bus, train, tram, combined or limit the type etc)</w:t>
+      </w:r>
+      <w:r>
+        <w:rPr>
+          <w:rtl w:val="0"/>
+        </w:rPr>
       </w:r>
     </w:p>
     <w:p>
@@ -17314,6 +19041,18 @@
               <w:rPr>
                 <w:rtl w:val="0"/>
               </w:rPr>
+              <w:t xml:space="preserve">System</w:t>
+            </w:r>
+            <w:r>
+              <w:rPr>
+                <w:rtl w:val="0"/>
+              </w:rPr>
+              <w:t xml:space="preserve"> should allow users to filter routes by transit type(s) (bus, train, walking, etc.)</w:t>
+            </w:r>
+            <w:r>
+              <w:rPr>
+                <w:rtl w:val="0"/>
+              </w:rPr>
             </w:r>
           </w:p>
         </w:tc>
@@ -17339,10 +19078,8 @@
             </w:pPr>
             <w:r>
               <w:rPr>
-                <w:rFonts w:ascii="Calibri" w:cs="Calibri" w:eastAsia="Calibri" w:hAnsi="Calibri"/>
-                <w:rtl w:val="0"/>
-              </w:rPr>
-              <w:t xml:space="preserve">AD1</w:t>
+                <w:rtl w:val="0"/>
+              </w:rPr>
             </w:r>
           </w:p>
         </w:tc>
@@ -17397,10 +19134,8 @@
             </w:pPr>
             <w:r>
               <w:rPr>
-                <w:rFonts w:ascii="Calibri" w:cs="Calibri" w:eastAsia="Calibri" w:hAnsi="Calibri"/>
-                <w:rtl w:val="0"/>
-              </w:rPr>
-              <w:t xml:space="preserve">UI  2.7.2</w:t>
+                <w:rtl w:val="0"/>
+              </w:rPr>
             </w:r>
           </w:p>
         </w:tc>
@@ -17462,6 +19197,12 @@
               <w:rPr>
                 <w:rtl w:val="0"/>
               </w:rPr>
+              <w:t xml:space="preserve">System should allow users to specify a maximum number of transit stops (transfers) for a trip</w:t>
+            </w:r>
+            <w:r>
+              <w:rPr>
+                <w:rtl w:val="0"/>
+              </w:rPr>
             </w:r>
           </w:p>
         </w:tc>
@@ -17487,10 +19228,8 @@
             </w:pPr>
             <w:r>
               <w:rPr>
-                <w:rFonts w:ascii="Calibri" w:cs="Calibri" w:eastAsia="Calibri" w:hAnsi="Calibri"/>
-                <w:rtl w:val="0"/>
-              </w:rPr>
-              <w:t xml:space="preserve">AD2</w:t>
+                <w:rtl w:val="0"/>
+              </w:rPr>
             </w:r>
           </w:p>
         </w:tc>
@@ -17519,7 +19258,18 @@
                 <w:rFonts w:ascii="Calibri" w:cs="Calibri" w:eastAsia="Calibri" w:hAnsi="Calibri"/>
                 <w:rtl w:val="0"/>
               </w:rPr>
-              <w:t xml:space="preserve">UC2</w:t>
+              <w:t xml:space="preserve">UC</w:t>
+            </w:r>
+            <w:r>
+              <w:rPr>
+                <w:rtl w:val="0"/>
+              </w:rPr>
+              <w:t xml:space="preserve">1</w:t>
+            </w:r>
+            <w:r>
+              <w:rPr>
+                <w:rtl w:val="0"/>
+              </w:rPr>
             </w:r>
           </w:p>
         </w:tc>
@@ -17545,10 +19295,8 @@
             </w:pPr>
             <w:r>
               <w:rPr>
-                <w:rFonts w:ascii="Calibri" w:cs="Calibri" w:eastAsia="Calibri" w:hAnsi="Calibri"/>
-                <w:rtl w:val="0"/>
-              </w:rPr>
-              <w:t xml:space="preserve">UI 2.7.3</w:t>
+                <w:rtl w:val="0"/>
+              </w:rPr>
             </w:r>
           </w:p>
         </w:tc>
@@ -17611,6 +19359,7 @@
               <w:rPr>
                 <w:rtl w:val="0"/>
               </w:rPr>
+              <w:t xml:space="preserve">System should notify users when significant delays occur that affect connections or arrival time</w:t>
             </w:r>
           </w:p>
         </w:tc>
@@ -17634,13 +19383,6 @@
             </w:pPr>
             <w:r>
               <w:rPr>
-                <w:rFonts w:ascii="Calibri" w:cs="Calibri" w:eastAsia="Calibri" w:hAnsi="Calibri"/>
-                <w:rtl w:val="0"/>
-              </w:rPr>
-              <w:t xml:space="preserve">AD3</w:t>
-            </w:r>
-            <w:r>
-              <w:rPr>
                 <w:rtl w:val="0"/>
               </w:rPr>
             </w:r>
@@ -17669,12 +19411,13 @@
                 <w:rFonts w:ascii="Calibri" w:cs="Calibri" w:eastAsia="Calibri" w:hAnsi="Calibri"/>
                 <w:rtl w:val="0"/>
               </w:rPr>
-              <w:t xml:space="preserve">UC3</w:t>
-            </w:r>
-            <w:r>
-              <w:rPr>
-                <w:rtl w:val="0"/>
-              </w:rPr>
+              <w:t xml:space="preserve">UC</w:t>
+            </w:r>
+            <w:r>
+              <w:rPr>
+                <w:rtl w:val="0"/>
+              </w:rPr>
+              <w:t xml:space="preserve">3</w:t>
             </w:r>
           </w:p>
         </w:tc>
@@ -17696,13 +19439,6 @@
               <w:jc w:val="center"/>
               <w:rPr/>
             </w:pPr>
-            <w:r>
-              <w:rPr>
-                <w:rFonts w:ascii="Calibri" w:cs="Calibri" w:eastAsia="Calibri" w:hAnsi="Calibri"/>
-                <w:rtl w:val="0"/>
-              </w:rPr>
-              <w:t xml:space="preserve">UI 2.7.4</w:t>
-            </w:r>
             <w:r>
               <w:rPr>
                 <w:rtl w:val="0"/>
@@ -17768,6 +19504,12 @@
               <w:rPr>
                 <w:rtl w:val="0"/>
               </w:rPr>
+              <w:t xml:space="preserve">System should display real-time vehicle locations when supported</w:t>
+            </w:r>
+            <w:r>
+              <w:rPr>
+                <w:rtl w:val="0"/>
+              </w:rPr>
             </w:r>
           </w:p>
         </w:tc>
@@ -17793,10 +19535,8 @@
             </w:pPr>
             <w:r>
               <w:rPr>
-                <w:rFonts w:ascii="Calibri" w:cs="Calibri" w:eastAsia="Calibri" w:hAnsi="Calibri"/>
-                <w:rtl w:val="0"/>
-              </w:rPr>
-              <w:t xml:space="preserve">AD3</w:t>
+                <w:rtl w:val="0"/>
+              </w:rPr>
             </w:r>
           </w:p>
         </w:tc>
@@ -17825,7 +19565,7 @@
                 <w:rFonts w:ascii="Calibri" w:cs="Calibri" w:eastAsia="Calibri" w:hAnsi="Calibri"/>
                 <w:rtl w:val="0"/>
               </w:rPr>
-              <w:t xml:space="preserve">UC3</w:t>
+              <w:t xml:space="preserve">UC4</w:t>
             </w:r>
           </w:p>
         </w:tc>
@@ -17851,10 +19591,8 @@
             </w:pPr>
             <w:r>
               <w:rPr>
-                <w:rFonts w:ascii="Calibri" w:cs="Calibri" w:eastAsia="Calibri" w:hAnsi="Calibri"/>
-                <w:rtl w:val="0"/>
-              </w:rPr>
-              <w:t xml:space="preserve">UI 2.7.4</w:t>
+                <w:rtl w:val="0"/>
+              </w:rPr>
             </w:r>
           </w:p>
         </w:tc>
@@ -17917,6 +19655,7 @@
               <w:rPr>
                 <w:rtl w:val="0"/>
               </w:rPr>
+              <w:t xml:space="preserve">System should recalculate routes using real-time transit data when available or fallback to scheduled data</w:t>
             </w:r>
           </w:p>
         </w:tc>
@@ -17940,13 +19679,6 @@
             </w:pPr>
             <w:r>
               <w:rPr>
-                <w:rFonts w:ascii="Calibri" w:cs="Calibri" w:eastAsia="Calibri" w:hAnsi="Calibri"/>
-                <w:rtl w:val="0"/>
-              </w:rPr>
-              <w:t xml:space="preserve">AD5</w:t>
-            </w:r>
-            <w:r>
-              <w:rPr>
                 <w:rtl w:val="0"/>
               </w:rPr>
             </w:r>
@@ -18002,13 +19734,6 @@
               <w:jc w:val="center"/>
               <w:rPr/>
             </w:pPr>
-            <w:r>
-              <w:rPr>
-                <w:rFonts w:ascii="Calibri" w:cs="Calibri" w:eastAsia="Calibri" w:hAnsi="Calibri"/>
-                <w:rtl w:val="0"/>
-              </w:rPr>
-              <w:t xml:space="preserve">UI 2.7.6</w:t>
-            </w:r>
             <w:r>
               <w:rPr>
                 <w:rtl w:val="0"/>
@@ -18074,6 +19799,12 @@
               <w:rPr>
                 <w:rtl w:val="0"/>
               </w:rPr>
+              <w:t xml:space="preserve">System should prioritize routes with fewer transfers if total travel time is similar</w:t>
+            </w:r>
+            <w:r>
+              <w:rPr>
+                <w:rtl w:val="0"/>
+              </w:rPr>
             </w:r>
           </w:p>
         </w:tc>
@@ -18099,10 +19830,8 @@
             </w:pPr>
             <w:r>
               <w:rPr>
-                <w:rFonts w:ascii="Calibri" w:cs="Calibri" w:eastAsia="Calibri" w:hAnsi="Calibri"/>
-                <w:rtl w:val="0"/>
-              </w:rPr>
-              <w:t xml:space="preserve">AD6</w:t>
+                <w:rtl w:val="0"/>
+              </w:rPr>
             </w:r>
           </w:p>
         </w:tc>
@@ -18131,7 +19860,18 @@
                 <w:rFonts w:ascii="Calibri" w:cs="Calibri" w:eastAsia="Calibri" w:hAnsi="Calibri"/>
                 <w:rtl w:val="0"/>
               </w:rPr>
-              <w:t xml:space="preserve">UC5</w:t>
+              <w:t xml:space="preserve">UC</w:t>
+            </w:r>
+            <w:r>
+              <w:rPr>
+                <w:rtl w:val="0"/>
+              </w:rPr>
+              <w:t xml:space="preserve">1</w:t>
+            </w:r>
+            <w:r>
+              <w:rPr>
+                <w:rtl w:val="0"/>
+              </w:rPr>
             </w:r>
           </w:p>
         </w:tc>
@@ -18157,10 +19897,8 @@
             </w:pPr>
             <w:r>
               <w:rPr>
-                <w:rFonts w:ascii="Calibri" w:cs="Calibri" w:eastAsia="Calibri" w:hAnsi="Calibri"/>
-                <w:rtl w:val="0"/>
-              </w:rPr>
-              <w:t xml:space="preserve"> UI 2.7.6</w:t>
+                <w:rtl w:val="0"/>
+              </w:rPr>
             </w:r>
           </w:p>
         </w:tc>
@@ -18222,6 +19960,12 @@
               <w:rPr>
                 <w:rtl w:val="0"/>
               </w:rPr>
+              <w:t xml:space="preserve">System should allow users to save routes which are frequently used without requiring an account</w:t>
+            </w:r>
+            <w:r>
+              <w:rPr>
+                <w:rtl w:val="0"/>
+              </w:rPr>
             </w:r>
           </w:p>
         </w:tc>
@@ -18247,10 +19991,8 @@
             </w:pPr>
             <w:r>
               <w:rPr>
-                <w:rFonts w:ascii="Calibri" w:cs="Calibri" w:eastAsia="Calibri" w:hAnsi="Calibri"/>
-                <w:rtl w:val="0"/>
-              </w:rPr>
-              <w:t xml:space="preserve">AD7</w:t>
+                <w:rtl w:val="0"/>
+              </w:rPr>
             </w:r>
           </w:p>
         </w:tc>
@@ -18279,7 +20021,18 @@
                 <w:rFonts w:ascii="Calibri" w:cs="Calibri" w:eastAsia="Calibri" w:hAnsi="Calibri"/>
                 <w:rtl w:val="0"/>
               </w:rPr>
-              <w:t xml:space="preserve">UC6</w:t>
+              <w:t xml:space="preserve">UC</w:t>
+            </w:r>
+            <w:r>
+              <w:rPr>
+                <w:rtl w:val="0"/>
+              </w:rPr>
+              <w:t xml:space="preserve">2</w:t>
+            </w:r>
+            <w:r>
+              <w:rPr>
+                <w:rtl w:val="0"/>
+              </w:rPr>
             </w:r>
           </w:p>
         </w:tc>
@@ -18305,10 +20058,8 @@
             </w:pPr>
             <w:r>
               <w:rPr>
-                <w:rFonts w:ascii="Calibri" w:cs="Calibri" w:eastAsia="Calibri" w:hAnsi="Calibri"/>
-                <w:rtl w:val="0"/>
-              </w:rPr>
-              <w:t xml:space="preserve">UI 2.7.7</w:t>
+                <w:rtl w:val="0"/>
+              </w:rPr>
             </w:r>
           </w:p>
         </w:tc>
@@ -18370,6 +20121,12 @@
               <w:rPr>
                 <w:rtl w:val="0"/>
               </w:rPr>
+              <w:t xml:space="preserve">System should alert users in advance if a saved trip is affected by service disruptions</w:t>
+            </w:r>
+            <w:r>
+              <w:rPr>
+                <w:rtl w:val="0"/>
+              </w:rPr>
             </w:r>
           </w:p>
         </w:tc>
@@ -18395,10 +20152,8 @@
             </w:pPr>
             <w:r>
               <w:rPr>
-                <w:rFonts w:ascii="Calibri" w:cs="Calibri" w:eastAsia="Calibri" w:hAnsi="Calibri"/>
-                <w:rtl w:val="0"/>
-              </w:rPr>
-              <w:t xml:space="preserve">AD8</w:t>
+                <w:rtl w:val="0"/>
+              </w:rPr>
             </w:r>
           </w:p>
         </w:tc>
@@ -18427,7 +20182,18 @@
                 <w:rFonts w:ascii="Calibri" w:cs="Calibri" w:eastAsia="Calibri" w:hAnsi="Calibri"/>
                 <w:rtl w:val="0"/>
               </w:rPr>
-              <w:t xml:space="preserve">UC7</w:t>
+              <w:t xml:space="preserve">UC</w:t>
+            </w:r>
+            <w:r>
+              <w:rPr>
+                <w:rtl w:val="0"/>
+              </w:rPr>
+              <w:t xml:space="preserve">2,UC3</w:t>
+            </w:r>
+            <w:r>
+              <w:rPr>
+                <w:rtl w:val="0"/>
+              </w:rPr>
             </w:r>
           </w:p>
         </w:tc>
@@ -18453,10 +20219,8 @@
             </w:pPr>
             <w:r>
               <w:rPr>
-                <w:rFonts w:ascii="Calibri" w:cs="Calibri" w:eastAsia="Calibri" w:hAnsi="Calibri"/>
-                <w:rtl w:val="0"/>
-              </w:rPr>
-              <w:t xml:space="preserve">UI 2.7.8</w:t>
+                <w:rtl w:val="0"/>
+              </w:rPr>
             </w:r>
           </w:p>
         </w:tc>
@@ -18518,6 +20282,12 @@
               <w:rPr>
                 <w:rtl w:val="0"/>
               </w:rPr>
+              <w:t xml:space="preserve">System should present alternative routes when service disruptions occur during travel</w:t>
+            </w:r>
+            <w:r>
+              <w:rPr>
+                <w:rtl w:val="0"/>
+              </w:rPr>
             </w:r>
           </w:p>
         </w:tc>
@@ -18543,10 +20313,8 @@
             </w:pPr>
             <w:r>
               <w:rPr>
-                <w:rFonts w:ascii="Calibri" w:cs="Calibri" w:eastAsia="Calibri" w:hAnsi="Calibri"/>
-                <w:rtl w:val="0"/>
-              </w:rPr>
-              <w:t xml:space="preserve">AD8</w:t>
+                <w:rtl w:val="0"/>
+              </w:rPr>
             </w:r>
           </w:p>
         </w:tc>
@@ -18575,7 +20343,18 @@
                 <w:rFonts w:ascii="Calibri" w:cs="Calibri" w:eastAsia="Calibri" w:hAnsi="Calibri"/>
                 <w:rtl w:val="0"/>
               </w:rPr>
-              <w:t xml:space="preserve">UC7</w:t>
+              <w:t xml:space="preserve">UC</w:t>
+            </w:r>
+            <w:r>
+              <w:rPr>
+                <w:rtl w:val="0"/>
+              </w:rPr>
+              <w:t xml:space="preserve">1,UC4</w:t>
+            </w:r>
+            <w:r>
+              <w:rPr>
+                <w:rtl w:val="0"/>
+              </w:rPr>
             </w:r>
           </w:p>
         </w:tc>
@@ -18601,10 +20380,8 @@
             </w:pPr>
             <w:r>
               <w:rPr>
-                <w:rFonts w:ascii="Calibri" w:cs="Calibri" w:eastAsia="Calibri" w:hAnsi="Calibri"/>
-                <w:rtl w:val="0"/>
-              </w:rPr>
-              <w:t xml:space="preserve">UI 2.7.8</w:t>
+                <w:rtl w:val="0"/>
+              </w:rPr>
             </w:r>
           </w:p>
         </w:tc>
@@ -18666,6 +20443,12 @@
               <w:rPr>
                 <w:rtl w:val="0"/>
               </w:rPr>
+              <w:t xml:space="preserve">System should calculate and display total travel time for an entire multi-stop trip</w:t>
+            </w:r>
+            <w:r>
+              <w:rPr>
+                <w:rtl w:val="0"/>
+              </w:rPr>
             </w:r>
           </w:p>
         </w:tc>
@@ -18691,10 +20474,8 @@
             </w:pPr>
             <w:r>
               <w:rPr>
-                <w:rFonts w:ascii="Calibri" w:cs="Calibri" w:eastAsia="Calibri" w:hAnsi="Calibri"/>
-                <w:rtl w:val="0"/>
-              </w:rPr>
-              <w:t xml:space="preserve">AD8</w:t>
+                <w:rtl w:val="0"/>
+              </w:rPr>
             </w:r>
           </w:p>
         </w:tc>
@@ -18723,7 +20504,18 @@
                 <w:rFonts w:ascii="Calibri" w:cs="Calibri" w:eastAsia="Calibri" w:hAnsi="Calibri"/>
                 <w:rtl w:val="0"/>
               </w:rPr>
-              <w:t xml:space="preserve">UC7</w:t>
+              <w:t xml:space="preserve">UC</w:t>
+            </w:r>
+            <w:r>
+              <w:rPr>
+                <w:rtl w:val="0"/>
+              </w:rPr>
+              <w:t xml:space="preserve">1</w:t>
+            </w:r>
+            <w:r>
+              <w:rPr>
+                <w:rtl w:val="0"/>
+              </w:rPr>
             </w:r>
           </w:p>
         </w:tc>
@@ -18749,10 +20541,8 @@
             </w:pPr>
             <w:r>
               <w:rPr>
-                <w:rFonts w:ascii="Calibri" w:cs="Calibri" w:eastAsia="Calibri" w:hAnsi="Calibri"/>
-                <w:rtl w:val="0"/>
-              </w:rPr>
-              <w:t xml:space="preserve">UI 2.7.8</w:t>
+                <w:rtl w:val="0"/>
+              </w:rPr>
             </w:r>
           </w:p>
         </w:tc>
@@ -18806,14 +20596,13 @@
           </w:tcPr>
           <w:p>
             <w:pPr>
-              <w:rPr>
-                <w:rFonts w:ascii="Calibri" w:cs="Calibri" w:eastAsia="Calibri" w:hAnsi="Calibri"/>
-              </w:rPr>
-            </w:pPr>
-            <w:r>
-              <w:rPr>
-                <w:rtl w:val="0"/>
-              </w:rPr>
+              <w:rPr/>
+            </w:pPr>
+            <w:r>
+              <w:rPr>
+                <w:rtl w:val="0"/>
+              </w:rPr>
+              <w:t xml:space="preserve">System should calculate and display arrival times for each individual stop in a multi-stop trip</w:t>
             </w:r>
           </w:p>
         </w:tc>
@@ -18839,10 +20628,8 @@
             </w:pPr>
             <w:r>
               <w:rPr>
-                <w:rFonts w:ascii="Calibri" w:cs="Calibri" w:eastAsia="Calibri" w:hAnsi="Calibri"/>
-                <w:rtl w:val="0"/>
-              </w:rPr>
-              <w:t xml:space="preserve">AD8</w:t>
+                <w:rtl w:val="0"/>
+              </w:rPr>
             </w:r>
           </w:p>
         </w:tc>
@@ -18871,7 +20658,18 @@
                 <w:rFonts w:ascii="Calibri" w:cs="Calibri" w:eastAsia="Calibri" w:hAnsi="Calibri"/>
                 <w:rtl w:val="0"/>
               </w:rPr>
-              <w:t xml:space="preserve">UC7</w:t>
+              <w:t xml:space="preserve">UC</w:t>
+            </w:r>
+            <w:r>
+              <w:rPr>
+                <w:rtl w:val="0"/>
+              </w:rPr>
+              <w:t xml:space="preserve">1</w:t>
+            </w:r>
+            <w:r>
+              <w:rPr>
+                <w:rtl w:val="0"/>
+              </w:rPr>
             </w:r>
           </w:p>
         </w:tc>
@@ -18897,10 +20695,8 @@
             </w:pPr>
             <w:r>
               <w:rPr>
-                <w:rFonts w:ascii="Calibri" w:cs="Calibri" w:eastAsia="Calibri" w:hAnsi="Calibri"/>
-                <w:rtl w:val="0"/>
-              </w:rPr>
-              <w:t xml:space="preserve">UI 2.7.8</w:t>
+                <w:rtl w:val="0"/>
+              </w:rPr>
             </w:r>
           </w:p>
         </w:tc>
@@ -18962,6 +20758,12 @@
               <w:rPr>
                 <w:rtl w:val="0"/>
               </w:rPr>
+              <w:t xml:space="preserve">System shows users the previous and upcoming stops for a route or the buses for a stop</w:t>
+            </w:r>
+            <w:r>
+              <w:rPr>
+                <w:rtl w:val="0"/>
+              </w:rPr>
             </w:r>
           </w:p>
         </w:tc>
@@ -18987,10 +20789,8 @@
             </w:pPr>
             <w:r>
               <w:rPr>
-                <w:rFonts w:ascii="Calibri" w:cs="Calibri" w:eastAsia="Calibri" w:hAnsi="Calibri"/>
-                <w:rtl w:val="0"/>
-              </w:rPr>
-              <w:t xml:space="preserve">AD8</w:t>
+                <w:rtl w:val="0"/>
+              </w:rPr>
             </w:r>
           </w:p>
         </w:tc>
@@ -19016,10 +20816,14 @@
             </w:pPr>
             <w:r>
               <w:rPr>
-                <w:rFonts w:ascii="Calibri" w:cs="Calibri" w:eastAsia="Calibri" w:hAnsi="Calibri"/>
-                <w:rtl w:val="0"/>
-              </w:rPr>
-              <w:t xml:space="preserve">UC7</w:t>
+                <w:rtl w:val="0"/>
+              </w:rPr>
+              <w:t xml:space="preserve">UC1</w:t>
+            </w:r>
+            <w:r>
+              <w:rPr>
+                <w:rtl w:val="0"/>
+              </w:rPr>
             </w:r>
           </w:p>
         </w:tc>
@@ -19045,10 +20849,8 @@
             </w:pPr>
             <w:r>
               <w:rPr>
-                <w:rFonts w:ascii="Calibri" w:cs="Calibri" w:eastAsia="Calibri" w:hAnsi="Calibri"/>
-                <w:rtl w:val="0"/>
-              </w:rPr>
-              <w:t xml:space="preserve">UI 2.7.8</w:t>
+                <w:rtl w:val="0"/>
+              </w:rPr>
             </w:r>
           </w:p>
         </w:tc>
@@ -19110,6 +20912,12 @@
               <w:rPr>
                 <w:rtl w:val="0"/>
               </w:rPr>
+              <w:t xml:space="preserve">The demonstration app will display data provided by the United transit API</w:t>
+            </w:r>
+            <w:r>
+              <w:rPr>
+                <w:rtl w:val="0"/>
+              </w:rPr>
             </w:r>
           </w:p>
         </w:tc>
@@ -19135,10 +20943,8 @@
             </w:pPr>
             <w:r>
               <w:rPr>
-                <w:rFonts w:ascii="Calibri" w:cs="Calibri" w:eastAsia="Calibri" w:hAnsi="Calibri"/>
-                <w:rtl w:val="0"/>
-              </w:rPr>
-              <w:t xml:space="preserve">AD9</w:t>
+                <w:rtl w:val="0"/>
+              </w:rPr>
             </w:r>
           </w:p>
         </w:tc>
@@ -19164,10 +20970,14 @@
             </w:pPr>
             <w:r>
               <w:rPr>
-                <w:rFonts w:ascii="Calibri" w:cs="Calibri" w:eastAsia="Calibri" w:hAnsi="Calibri"/>
-                <w:rtl w:val="0"/>
-              </w:rPr>
-              <w:t xml:space="preserve">UC8</w:t>
+                <w:rtl w:val="0"/>
+              </w:rPr>
+              <w:t xml:space="preserve">UC5</w:t>
+            </w:r>
+            <w:r>
+              <w:rPr>
+                <w:rtl w:val="0"/>
+              </w:rPr>
             </w:r>
           </w:p>
         </w:tc>
@@ -19193,10 +21003,8 @@
             </w:pPr>
             <w:r>
               <w:rPr>
-                <w:rFonts w:ascii="Calibri" w:cs="Calibri" w:eastAsia="Calibri" w:hAnsi="Calibri"/>
-                <w:rtl w:val="0"/>
-              </w:rPr>
-              <w:t xml:space="preserve">UI 2.7.9</w:t>
+                <w:rtl w:val="0"/>
+              </w:rPr>
             </w:r>
           </w:p>
         </w:tc>
@@ -19258,6 +21066,12 @@
               <w:rPr>
                 <w:rtl w:val="0"/>
               </w:rPr>
+              <w:t xml:space="preserve">Customers must be within 1km vicinity of the stop to make alterations of the stop</w:t>
+            </w:r>
+            <w:r>
+              <w:rPr>
+                <w:rtl w:val="0"/>
+              </w:rPr>
             </w:r>
           </w:p>
         </w:tc>
@@ -19283,10 +21097,8 @@
             </w:pPr>
             <w:r>
               <w:rPr>
-                <w:rFonts w:ascii="Calibri" w:cs="Calibri" w:eastAsia="Calibri" w:hAnsi="Calibri"/>
-                <w:rtl w:val="0"/>
-              </w:rPr>
-              <w:t xml:space="preserve">AD9</w:t>
+                <w:rtl w:val="0"/>
+              </w:rPr>
             </w:r>
           </w:p>
         </w:tc>
@@ -19312,10 +21124,14 @@
             </w:pPr>
             <w:r>
               <w:rPr>
-                <w:rFonts w:ascii="Calibri" w:cs="Calibri" w:eastAsia="Calibri" w:hAnsi="Calibri"/>
-                <w:rtl w:val="0"/>
-              </w:rPr>
-              <w:t xml:space="preserve">UC8</w:t>
+                <w:rtl w:val="0"/>
+              </w:rPr>
+              <w:t xml:space="preserve">UC2,4</w:t>
+            </w:r>
+            <w:r>
+              <w:rPr>
+                <w:rtl w:val="0"/>
+              </w:rPr>
             </w:r>
           </w:p>
         </w:tc>
@@ -19341,10 +21157,8 @@
             </w:pPr>
             <w:r>
               <w:rPr>
-                <w:rFonts w:ascii="Calibri" w:cs="Calibri" w:eastAsia="Calibri" w:hAnsi="Calibri"/>
-                <w:rtl w:val="0"/>
-              </w:rPr>
-              <w:t xml:space="preserve">UI 2.7.9</w:t>
+                <w:rtl w:val="0"/>
+              </w:rPr>
             </w:r>
           </w:p>
         </w:tc>
@@ -19398,14 +21212,13 @@
           </w:tcPr>
           <w:p>
             <w:pPr>
-              <w:rPr>
-                <w:rFonts w:ascii="Calibri" w:cs="Calibri" w:eastAsia="Calibri" w:hAnsi="Calibri"/>
-              </w:rPr>
-            </w:pPr>
-            <w:r>
-              <w:rPr>
-                <w:rtl w:val="0"/>
-              </w:rPr>
+              <w:rPr/>
+            </w:pPr>
+            <w:r>
+              <w:rPr>
+                <w:rtl w:val="0"/>
+              </w:rPr>
+              <w:t xml:space="preserve">Alternative routes when service disruptions occur during travel must be fastest route</w:t>
             </w:r>
           </w:p>
         </w:tc>
@@ -19431,10 +21244,8 @@
             </w:pPr>
             <w:r>
               <w:rPr>
-                <w:rFonts w:ascii="Calibri" w:cs="Calibri" w:eastAsia="Calibri" w:hAnsi="Calibri"/>
-                <w:rtl w:val="0"/>
-              </w:rPr>
-              <w:t xml:space="preserve">AD9</w:t>
+                <w:rtl w:val="0"/>
+              </w:rPr>
             </w:r>
           </w:p>
         </w:tc>
@@ -19460,10 +21271,14 @@
             </w:pPr>
             <w:r>
               <w:rPr>
-                <w:rFonts w:ascii="Calibri" w:cs="Calibri" w:eastAsia="Calibri" w:hAnsi="Calibri"/>
-                <w:rtl w:val="0"/>
-              </w:rPr>
-              <w:t xml:space="preserve">UC8</w:t>
+                <w:rtl w:val="0"/>
+              </w:rPr>
+              <w:t xml:space="preserve">UC2</w:t>
+            </w:r>
+            <w:r>
+              <w:rPr>
+                <w:rtl w:val="0"/>
+              </w:rPr>
             </w:r>
           </w:p>
         </w:tc>
@@ -19489,10 +21304,8 @@
             </w:pPr>
             <w:r>
               <w:rPr>
-                <w:rFonts w:ascii="Calibri" w:cs="Calibri" w:eastAsia="Calibri" w:hAnsi="Calibri"/>
-                <w:rtl w:val="0"/>
-              </w:rPr>
-              <w:t xml:space="preserve">UI 2.7.9</w:t>
+                <w:rtl w:val="0"/>
+              </w:rPr>
             </w:r>
           </w:p>
         </w:tc>
@@ -19554,6 +21367,12 @@
               <w:rPr>
                 <w:rtl w:val="0"/>
               </w:rPr>
+              <w:t xml:space="preserve">System should have the option to alter routes when user doesn’t want to proceed with the presented route</w:t>
+            </w:r>
+            <w:r>
+              <w:rPr>
+                <w:rtl w:val="0"/>
+              </w:rPr>
             </w:r>
           </w:p>
         </w:tc>
@@ -19579,10 +21398,8 @@
             </w:pPr>
             <w:r>
               <w:rPr>
-                <w:rFonts w:ascii="Calibri" w:cs="Calibri" w:eastAsia="Calibri" w:hAnsi="Calibri"/>
-                <w:rtl w:val="0"/>
-              </w:rPr>
-              <w:t xml:space="preserve">AD9</w:t>
+                <w:rtl w:val="0"/>
+              </w:rPr>
             </w:r>
           </w:p>
         </w:tc>
@@ -19608,10 +21425,14 @@
             </w:pPr>
             <w:r>
               <w:rPr>
-                <w:rFonts w:ascii="Calibri" w:cs="Calibri" w:eastAsia="Calibri" w:hAnsi="Calibri"/>
-                <w:rtl w:val="0"/>
-              </w:rPr>
-              <w:t xml:space="preserve">UC8</w:t>
+                <w:rtl w:val="0"/>
+              </w:rPr>
+              <w:t xml:space="preserve">UC1</w:t>
+            </w:r>
+            <w:r>
+              <w:rPr>
+                <w:rtl w:val="0"/>
+              </w:rPr>
             </w:r>
           </w:p>
         </w:tc>
@@ -19637,10 +21458,8 @@
             </w:pPr>
             <w:r>
               <w:rPr>
-                <w:rFonts w:ascii="Calibri" w:cs="Calibri" w:eastAsia="Calibri" w:hAnsi="Calibri"/>
-                <w:rtl w:val="0"/>
-              </w:rPr>
-              <w:t xml:space="preserve">UI 2.7.9</w:t>
+                <w:rtl w:val="0"/>
+              </w:rPr>
             </w:r>
           </w:p>
         </w:tc>
@@ -19702,6 +21521,12 @@
               <w:rPr>
                 <w:rtl w:val="0"/>
               </w:rPr>
+              <w:t xml:space="preserve">Reported disruption must be unavailable until it is confirmed to be stable</w:t>
+            </w:r>
+            <w:r>
+              <w:rPr>
+                <w:rtl w:val="0"/>
+              </w:rPr>
             </w:r>
           </w:p>
         </w:tc>
@@ -19727,10 +21552,8 @@
             </w:pPr>
             <w:r>
               <w:rPr>
-                <w:rFonts w:ascii="Calibri" w:cs="Calibri" w:eastAsia="Calibri" w:hAnsi="Calibri"/>
-                <w:rtl w:val="0"/>
-              </w:rPr>
-              <w:t xml:space="preserve">AD10</w:t>
+                <w:rtl w:val="0"/>
+              </w:rPr>
             </w:r>
           </w:p>
         </w:tc>
@@ -19756,10 +21579,14 @@
             </w:pPr>
             <w:r>
               <w:rPr>
-                <w:rFonts w:ascii="Calibri" w:cs="Calibri" w:eastAsia="Calibri" w:hAnsi="Calibri"/>
-                <w:rtl w:val="0"/>
-              </w:rPr>
-              <w:t xml:space="preserve">AD9</w:t>
+                <w:rtl w:val="0"/>
+              </w:rPr>
+              <w:t xml:space="preserve">UC4</w:t>
+            </w:r>
+            <w:r>
+              <w:rPr>
+                <w:rtl w:val="0"/>
+              </w:rPr>
             </w:r>
           </w:p>
         </w:tc>
@@ -19785,10 +21612,8 @@
             </w:pPr>
             <w:r>
               <w:rPr>
-                <w:rFonts w:ascii="Calibri" w:cs="Calibri" w:eastAsia="Calibri" w:hAnsi="Calibri"/>
-                <w:rtl w:val="0"/>
-              </w:rPr>
-              <w:t xml:space="preserve">UI 2.7.9</w:t>
+                <w:rtl w:val="0"/>
+              </w:rPr>
             </w:r>
           </w:p>
         </w:tc>
@@ -19850,6 +21675,12 @@
               <w:rPr>
                 <w:rtl w:val="0"/>
               </w:rPr>
+              <w:t xml:space="preserve">User should save the trip </w:t>
+            </w:r>
+            <w:r>
+              <w:rPr>
+                <w:rtl w:val="0"/>
+              </w:rPr>
             </w:r>
           </w:p>
         </w:tc>
@@ -19875,10 +21706,8 @@
             </w:pPr>
             <w:r>
               <w:rPr>
-                <w:rFonts w:ascii="Calibri" w:cs="Calibri" w:eastAsia="Calibri" w:hAnsi="Calibri"/>
-                <w:rtl w:val="0"/>
-              </w:rPr>
-              <w:t xml:space="preserve">AD10</w:t>
+                <w:rtl w:val="0"/>
+              </w:rPr>
             </w:r>
           </w:p>
         </w:tc>
@@ -19904,10 +21733,14 @@
             </w:pPr>
             <w:r>
               <w:rPr>
-                <w:rFonts w:ascii="Calibri" w:cs="Calibri" w:eastAsia="Calibri" w:hAnsi="Calibri"/>
-                <w:rtl w:val="0"/>
-              </w:rPr>
-              <w:t xml:space="preserve">AD9</w:t>
+                <w:rtl w:val="0"/>
+              </w:rPr>
+              <w:t xml:space="preserve">UC2</w:t>
+            </w:r>
+            <w:r>
+              <w:rPr>
+                <w:rtl w:val="0"/>
+              </w:rPr>
             </w:r>
           </w:p>
         </w:tc>
@@ -19933,10 +21766,8 @@
             </w:pPr>
             <w:r>
               <w:rPr>
-                <w:rFonts w:ascii="Calibri" w:cs="Calibri" w:eastAsia="Calibri" w:hAnsi="Calibri"/>
-                <w:rtl w:val="0"/>
-              </w:rPr>
-              <w:t xml:space="preserve">UI 2.7.9</w:t>
+                <w:rtl w:val="0"/>
+              </w:rPr>
             </w:r>
           </w:p>
         </w:tc>
@@ -19998,6 +21829,12 @@
               <w:rPr>
                 <w:rtl w:val="0"/>
               </w:rPr>
+              <w:t xml:space="preserve">User should get notified of any changes that may occur on their saved trip x minutes prior to the destination arrival</w:t>
+            </w:r>
+            <w:r>
+              <w:rPr>
+                <w:rtl w:val="0"/>
+              </w:rPr>
             </w:r>
           </w:p>
         </w:tc>
@@ -20023,10 +21860,8 @@
             </w:pPr>
             <w:r>
               <w:rPr>
-                <w:rFonts w:ascii="Calibri" w:cs="Calibri" w:eastAsia="Calibri" w:hAnsi="Calibri"/>
-                <w:rtl w:val="0"/>
-              </w:rPr>
-              <w:t xml:space="preserve">AD10</w:t>
+                <w:rtl w:val="0"/>
+              </w:rPr>
             </w:r>
           </w:p>
         </w:tc>
@@ -20052,10 +21887,14 @@
             </w:pPr>
             <w:r>
               <w:rPr>
-                <w:rFonts w:ascii="Calibri" w:cs="Calibri" w:eastAsia="Calibri" w:hAnsi="Calibri"/>
-                <w:rtl w:val="0"/>
-              </w:rPr>
-              <w:t xml:space="preserve">AD9</w:t>
+                <w:rtl w:val="0"/>
+              </w:rPr>
+              <w:t xml:space="preserve">UC3</w:t>
+            </w:r>
+            <w:r>
+              <w:rPr>
+                <w:rtl w:val="0"/>
+              </w:rPr>
             </w:r>
           </w:p>
         </w:tc>
@@ -20081,10 +21920,8 @@
             </w:pPr>
             <w:r>
               <w:rPr>
-                <w:rFonts w:ascii="Calibri" w:cs="Calibri" w:eastAsia="Calibri" w:hAnsi="Calibri"/>
-                <w:rtl w:val="0"/>
-              </w:rPr>
-              <w:t xml:space="preserve">UI 2.7.9</w:t>
+                <w:rtl w:val="0"/>
+              </w:rPr>
             </w:r>
           </w:p>
         </w:tc>
@@ -20149,6 +21986,12 @@
               <w:rPr>
                 <w:rtl w:val="0"/>
               </w:rPr>
+              <w:t xml:space="preserve">Report from user should be considered yet not overridden</w:t>
+            </w:r>
+            <w:r>
+              <w:rPr>
+                <w:rtl w:val="0"/>
+              </w:rPr>
             </w:r>
           </w:p>
         </w:tc>
@@ -20172,13 +22015,6 @@
             </w:pPr>
             <w:r>
               <w:rPr>
-                <w:rFonts w:ascii="Calibri" w:cs="Calibri" w:eastAsia="Calibri" w:hAnsi="Calibri"/>
-                <w:rtl w:val="0"/>
-              </w:rPr>
-              <w:t xml:space="preserve">AD11</w:t>
-            </w:r>
-            <w:r>
-              <w:rPr>
                 <w:rtl w:val="0"/>
               </w:rPr>
             </w:r>
@@ -20204,15 +22040,9 @@
             </w:pPr>
             <w:r>
               <w:rPr>
-                <w:rFonts w:ascii="Calibri" w:cs="Calibri" w:eastAsia="Calibri" w:hAnsi="Calibri"/>
-                <w:rtl w:val="0"/>
-              </w:rPr>
-              <w:t xml:space="preserve">UC10</w:t>
-            </w:r>
-            <w:r>
-              <w:rPr>
-                <w:rtl w:val="0"/>
-              </w:rPr>
+                <w:rtl w:val="0"/>
+              </w:rPr>
+              <w:t xml:space="preserve">UC4</w:t>
             </w:r>
           </w:p>
         </w:tc>
@@ -20234,13 +22064,6 @@
               <w:jc w:val="center"/>
               <w:rPr/>
             </w:pPr>
-            <w:r>
-              <w:rPr>
-                <w:rFonts w:ascii="Calibri" w:cs="Calibri" w:eastAsia="Calibri" w:hAnsi="Calibri"/>
-                <w:rtl w:val="0"/>
-              </w:rPr>
-              <w:t xml:space="preserve">UI 2.7.10</w:t>
-            </w:r>
             <w:r>
               <w:rPr>
                 <w:rtl w:val="0"/>
@@ -20307,6 +22130,7 @@
               <w:rPr>
                 <w:rtl w:val="0"/>
               </w:rPr>
+              <w:t xml:space="preserve">Any updates to the transit system must override the trip</w:t>
             </w:r>
           </w:p>
         </w:tc>
@@ -20330,13 +22154,6 @@
             </w:pPr>
             <w:r>
               <w:rPr>
-                <w:rFonts w:ascii="Calibri" w:cs="Calibri" w:eastAsia="Calibri" w:hAnsi="Calibri"/>
-                <w:rtl w:val="0"/>
-              </w:rPr>
-              <w:t xml:space="preserve">AD11</w:t>
-            </w:r>
-            <w:r>
-              <w:rPr>
                 <w:rtl w:val="0"/>
               </w:rPr>
             </w:r>
@@ -20362,15 +22179,9 @@
             </w:pPr>
             <w:r>
               <w:rPr>
-                <w:rFonts w:ascii="Calibri" w:cs="Calibri" w:eastAsia="Calibri" w:hAnsi="Calibri"/>
-                <w:rtl w:val="0"/>
-              </w:rPr>
-              <w:t xml:space="preserve">UC10</w:t>
-            </w:r>
-            <w:r>
-              <w:rPr>
-                <w:rtl w:val="0"/>
-              </w:rPr>
+                <w:rtl w:val="0"/>
+              </w:rPr>
+              <w:t xml:space="preserve">UC3,4</w:t>
             </w:r>
           </w:p>
         </w:tc>
@@ -20392,13 +22203,6 @@
               <w:jc w:val="center"/>
               <w:rPr/>
             </w:pPr>
-            <w:r>
-              <w:rPr>
-                <w:rFonts w:ascii="Calibri" w:cs="Calibri" w:eastAsia="Calibri" w:hAnsi="Calibri"/>
-                <w:rtl w:val="0"/>
-              </w:rPr>
-              <w:t xml:space="preserve">UI 2.7.11</w:t>
-            </w:r>
             <w:r>
               <w:rPr>
                 <w:rtl w:val="0"/>
@@ -20464,6 +22268,12 @@
               <w:rPr>
                 <w:rtl w:val="0"/>
               </w:rPr>
+              <w:t xml:space="preserve">App must streamline when there has been an update to the transit system </w:t>
+            </w:r>
+            <w:r>
+              <w:rPr>
+                <w:rtl w:val="0"/>
+              </w:rPr>
             </w:r>
           </w:p>
         </w:tc>
@@ -20489,10 +22299,8 @@
             </w:pPr>
             <w:r>
               <w:rPr>
-                <w:rFonts w:ascii="Calibri" w:cs="Calibri" w:eastAsia="Calibri" w:hAnsi="Calibri"/>
-                <w:rtl w:val="0"/>
-              </w:rPr>
-              <w:t xml:space="preserve">AD11</w:t>
+                <w:rtl w:val="0"/>
+              </w:rPr>
             </w:r>
           </w:p>
         </w:tc>
@@ -20518,10 +22326,14 @@
             </w:pPr>
             <w:r>
               <w:rPr>
-                <w:rFonts w:ascii="Calibri" w:cs="Calibri" w:eastAsia="Calibri" w:hAnsi="Calibri"/>
-                <w:rtl w:val="0"/>
-              </w:rPr>
-              <w:t xml:space="preserve">UC10</w:t>
+                <w:rtl w:val="0"/>
+              </w:rPr>
+              <w:t xml:space="preserve">UC5</w:t>
+            </w:r>
+            <w:r>
+              <w:rPr>
+                <w:rtl w:val="0"/>
+              </w:rPr>
             </w:r>
           </w:p>
         </w:tc>
@@ -20547,10 +22359,8 @@
             </w:pPr>
             <w:r>
               <w:rPr>
-                <w:rFonts w:ascii="Calibri" w:cs="Calibri" w:eastAsia="Calibri" w:hAnsi="Calibri"/>
-                <w:rtl w:val="0"/>
-              </w:rPr>
-              <w:t xml:space="preserve">UI 2.7.11</w:t>
+                <w:rtl w:val="0"/>
+              </w:rPr>
             </w:r>
           </w:p>
         </w:tc>
@@ -20612,6 +22422,12 @@
               <w:rPr>
                 <w:rtl w:val="0"/>
               </w:rPr>
+              <w:t xml:space="preserve">If the app is affected by disrupted API, it must warn / alert user for any inaccuracies</w:t>
+            </w:r>
+            <w:r>
+              <w:rPr>
+                <w:rtl w:val="0"/>
+              </w:rPr>
             </w:r>
           </w:p>
         </w:tc>
@@ -20637,10 +22453,8 @@
             </w:pPr>
             <w:r>
               <w:rPr>
-                <w:rFonts w:ascii="Calibri" w:cs="Calibri" w:eastAsia="Calibri" w:hAnsi="Calibri"/>
-                <w:rtl w:val="0"/>
-              </w:rPr>
-              <w:t xml:space="preserve">AD12</w:t>
+                <w:rtl w:val="0"/>
+              </w:rPr>
             </w:r>
           </w:p>
         </w:tc>
@@ -20666,10 +22480,14 @@
             </w:pPr>
             <w:r>
               <w:rPr>
-                <w:rFonts w:ascii="Calibri" w:cs="Calibri" w:eastAsia="Calibri" w:hAnsi="Calibri"/>
-                <w:rtl w:val="0"/>
-              </w:rPr>
-              <w:t xml:space="preserve">UC11</w:t>
+                <w:rtl w:val="0"/>
+              </w:rPr>
+              <w:t xml:space="preserve">UC5</w:t>
+            </w:r>
+            <w:r>
+              <w:rPr>
+                <w:rtl w:val="0"/>
+              </w:rPr>
             </w:r>
           </w:p>
         </w:tc>
@@ -20695,10 +22513,8 @@
             </w:pPr>
             <w:r>
               <w:rPr>
-                <w:rFonts w:ascii="Calibri" w:cs="Calibri" w:eastAsia="Calibri" w:hAnsi="Calibri"/>
-                <w:rtl w:val="0"/>
-              </w:rPr>
-              <w:t xml:space="preserve">UI 2.7.10</w:t>
+                <w:rtl w:val="0"/>
+              </w:rPr>
             </w:r>
           </w:p>
         </w:tc>
@@ -20761,6 +22577,7 @@
               <w:rPr>
                 <w:rtl w:val="0"/>
               </w:rPr>
+              <w:t xml:space="preserve">App should be able to cater both Android and IOS devices</w:t>
             </w:r>
           </w:p>
         </w:tc>
@@ -20784,13 +22601,6 @@
             </w:pPr>
             <w:r>
               <w:rPr>
-                <w:rFonts w:ascii="Calibri" w:cs="Calibri" w:eastAsia="Calibri" w:hAnsi="Calibri"/>
-                <w:rtl w:val="0"/>
-              </w:rPr>
-              <w:t xml:space="preserve">AD13</w:t>
-            </w:r>
-            <w:r>
-              <w:rPr>
                 <w:rtl w:val="0"/>
               </w:rPr>
             </w:r>
@@ -20816,15 +22626,9 @@
             </w:pPr>
             <w:r>
               <w:rPr>
-                <w:rFonts w:ascii="Calibri" w:cs="Calibri" w:eastAsia="Calibri" w:hAnsi="Calibri"/>
-                <w:rtl w:val="0"/>
-              </w:rPr>
-              <w:t xml:space="preserve">UC12</w:t>
-            </w:r>
-            <w:r>
-              <w:rPr>
-                <w:rtl w:val="0"/>
-              </w:rPr>
+                <w:rtl w:val="0"/>
+              </w:rPr>
+              <w:t xml:space="preserve">UC4,5</w:t>
             </w:r>
           </w:p>
         </w:tc>
@@ -20848,13 +22652,6 @@
             </w:pPr>
             <w:r>
               <w:rPr>
-                <w:rFonts w:ascii="Calibri" w:cs="Calibri" w:eastAsia="Calibri" w:hAnsi="Calibri"/>
-                <w:rtl w:val="0"/>
-              </w:rPr>
-              <w:t xml:space="preserve">UI 2.7.12</w:t>
-            </w:r>
-            <w:r>
-              <w:rPr>
                 <w:rtl w:val="0"/>
               </w:rPr>
             </w:r>
@@ -20867,8 +22664,8 @@
         <w:pStyle w:val="Title"/>
         <w:rPr/>
       </w:pPr>
-      <w:bookmarkStart w:colFirst="0" w:colLast="0" w:name="_bjrw4ebeid49" w:id="51"/>
-      <w:bookmarkEnd w:id="51"/>
+      <w:bookmarkStart w:colFirst="0" w:colLast="0" w:name="_bjrw4ebeid49" w:id="52"/>
+      <w:bookmarkEnd w:id="52"/>
       <w:r>
         <w:rPr>
           <w:rtl w:val="0"/>
@@ -20891,8 +22688,8 @@
         <w:pStyle w:val="Title"/>
         <w:rPr/>
       </w:pPr>
-      <w:bookmarkStart w:colFirst="0" w:colLast="0" w:name="_vaqtln10br66" w:id="52"/>
-      <w:bookmarkEnd w:id="52"/>
+      <w:bookmarkStart w:colFirst="0" w:colLast="0" w:name="_vaqtln10br66" w:id="53"/>
+      <w:bookmarkEnd w:id="53"/>
       <w:r>
         <w:rPr>
           <w:rtl w:val="0"/>
@@ -20916,8 +22713,8 @@
         <w:pStyle w:val="Title"/>
         <w:rPr/>
       </w:pPr>
-      <w:bookmarkStart w:colFirst="0" w:colLast="0" w:name="_izka2qopj2vs" w:id="53"/>
-      <w:bookmarkEnd w:id="53"/>
+      <w:bookmarkStart w:colFirst="0" w:colLast="0" w:name="_izka2qopj2vs" w:id="54"/>
+      <w:bookmarkEnd w:id="54"/>
       <w:r>
         <w:rPr>
           <w:rtl w:val="0"/>
@@ -20930,8 +22727,8 @@
         <w:pStyle w:val="Heading1"/>
         <w:rPr/>
       </w:pPr>
-      <w:bookmarkStart w:colFirst="0" w:colLast="0" w:name="_a0mx21biyvmj" w:id="54"/>
-      <w:bookmarkEnd w:id="54"/>
+      <w:bookmarkStart w:colFirst="0" w:colLast="0" w:name="_a0mx21biyvmj" w:id="55"/>
+      <w:bookmarkEnd w:id="55"/>
       <w:r>
         <w:rPr>
           <w:rtl w:val="0"/>
@@ -20954,8 +22751,8 @@
         <w:pStyle w:val="Heading1"/>
         <w:rPr/>
       </w:pPr>
-      <w:bookmarkStart w:colFirst="0" w:colLast="0" w:name="_houdtvmhif2v" w:id="55"/>
-      <w:bookmarkEnd w:id="55"/>
+      <w:bookmarkStart w:colFirst="0" w:colLast="0" w:name="_houdtvmhif2v" w:id="56"/>
+      <w:bookmarkEnd w:id="56"/>
       <w:r>
         <w:rPr>
           <w:rtl w:val="0"/>
@@ -20978,8 +22775,8 @@
         <w:pStyle w:val="Title"/>
         <w:rPr/>
       </w:pPr>
-      <w:bookmarkStart w:colFirst="0" w:colLast="0" w:name="_gvxwcc2l8394" w:id="56"/>
-      <w:bookmarkEnd w:id="56"/>
+      <w:bookmarkStart w:colFirst="0" w:colLast="0" w:name="_gvxwcc2l8394" w:id="57"/>
+      <w:bookmarkEnd w:id="57"/>
       <w:r>
         <w:rPr>
           <w:rtl w:val="0"/>
@@ -21002,8 +22799,8 @@
         <w:pStyle w:val="Title"/>
         <w:rPr/>
       </w:pPr>
-      <w:bookmarkStart w:colFirst="0" w:colLast="0" w:name="_e9bghqnnom7t" w:id="57"/>
-      <w:bookmarkEnd w:id="57"/>
+      <w:bookmarkStart w:colFirst="0" w:colLast="0" w:name="_e9bghqnnom7t" w:id="58"/>
+      <w:bookmarkEnd w:id="58"/>
       <w:r>
         <w:rPr>
           <w:rtl w:val="0"/>
@@ -21022,12 +22819,12 @@
       </w:r>
     </w:p>
     <w:sectPr>
-      <w:headerReference r:id="rId11" w:type="default"/>
-      <w:headerReference r:id="rId12" w:type="first"/>
-      <w:headerReference r:id="rId13" w:type="even"/>
-      <w:footerReference r:id="rId14" w:type="default"/>
-      <w:footerReference r:id="rId15" w:type="first"/>
-      <w:footerReference r:id="rId16" w:type="even"/>
+      <w:headerReference r:id="rId18" w:type="default"/>
+      <w:headerReference r:id="rId19" w:type="first"/>
+      <w:headerReference r:id="rId20" w:type="even"/>
+      <w:footerReference r:id="rId21" w:type="default"/>
+      <w:footerReference r:id="rId22" w:type="first"/>
+      <w:footerReference r:id="rId23" w:type="even"/>
       <w:pgSz w:h="15840" w:w="12240" w:orient="portrait"/>
       <w:pgMar w:bottom="1440" w:top="1440" w:left="1440" w:right="1440" w:header="708" w:footer="708"/>
       <w:pgNumType w:start="0"/>
@@ -22088,6 +23885,116 @@
     <w:lvl w:ilvl="0">
       <w:start w:val="1"/>
       <w:numFmt w:val="bullet"/>
+      <w:lvlText w:val="●"/>
+      <w:lvlJc w:val="left"/>
+      <w:pPr>
+        <w:ind w:left="720" w:hanging="360"/>
+      </w:pPr>
+      <w:rPr>
+        <w:u w:val="none"/>
+      </w:rPr>
+    </w:lvl>
+    <w:lvl w:ilvl="1">
+      <w:start w:val="1"/>
+      <w:numFmt w:val="bullet"/>
+      <w:lvlText w:val="○"/>
+      <w:lvlJc w:val="left"/>
+      <w:pPr>
+        <w:ind w:left="1440" w:hanging="360"/>
+      </w:pPr>
+      <w:rPr>
+        <w:u w:val="none"/>
+      </w:rPr>
+    </w:lvl>
+    <w:lvl w:ilvl="2">
+      <w:start w:val="1"/>
+      <w:numFmt w:val="bullet"/>
+      <w:lvlText w:val="■"/>
+      <w:lvlJc w:val="left"/>
+      <w:pPr>
+        <w:ind w:left="2160" w:hanging="360"/>
+      </w:pPr>
+      <w:rPr>
+        <w:u w:val="none"/>
+      </w:rPr>
+    </w:lvl>
+    <w:lvl w:ilvl="3">
+      <w:start w:val="1"/>
+      <w:numFmt w:val="bullet"/>
+      <w:lvlText w:val="●"/>
+      <w:lvlJc w:val="left"/>
+      <w:pPr>
+        <w:ind w:left="2880" w:hanging="360"/>
+      </w:pPr>
+      <w:rPr>
+        <w:u w:val="none"/>
+      </w:rPr>
+    </w:lvl>
+    <w:lvl w:ilvl="4">
+      <w:start w:val="1"/>
+      <w:numFmt w:val="bullet"/>
+      <w:lvlText w:val="○"/>
+      <w:lvlJc w:val="left"/>
+      <w:pPr>
+        <w:ind w:left="3600" w:hanging="360"/>
+      </w:pPr>
+      <w:rPr>
+        <w:u w:val="none"/>
+      </w:rPr>
+    </w:lvl>
+    <w:lvl w:ilvl="5">
+      <w:start w:val="1"/>
+      <w:numFmt w:val="bullet"/>
+      <w:lvlText w:val="■"/>
+      <w:lvlJc w:val="left"/>
+      <w:pPr>
+        <w:ind w:left="4320" w:hanging="360"/>
+      </w:pPr>
+      <w:rPr>
+        <w:u w:val="none"/>
+      </w:rPr>
+    </w:lvl>
+    <w:lvl w:ilvl="6">
+      <w:start w:val="1"/>
+      <w:numFmt w:val="bullet"/>
+      <w:lvlText w:val="●"/>
+      <w:lvlJc w:val="left"/>
+      <w:pPr>
+        <w:ind w:left="5040" w:hanging="360"/>
+      </w:pPr>
+      <w:rPr>
+        <w:u w:val="none"/>
+      </w:rPr>
+    </w:lvl>
+    <w:lvl w:ilvl="7">
+      <w:start w:val="1"/>
+      <w:numFmt w:val="bullet"/>
+      <w:lvlText w:val="○"/>
+      <w:lvlJc w:val="left"/>
+      <w:pPr>
+        <w:ind w:left="5760" w:hanging="360"/>
+      </w:pPr>
+      <w:rPr>
+        <w:u w:val="none"/>
+      </w:rPr>
+    </w:lvl>
+    <w:lvl w:ilvl="8">
+      <w:start w:val="1"/>
+      <w:numFmt w:val="bullet"/>
+      <w:lvlText w:val="■"/>
+      <w:lvlJc w:val="left"/>
+      <w:pPr>
+        <w:ind w:left="6480" w:hanging="360"/>
+      </w:pPr>
+      <w:rPr>
+        <w:u w:val="none"/>
+      </w:rPr>
+    </w:lvl>
+  </w:abstractNum>
+  <w:abstractNum w:abstractNumId="4">
+    <w:lvl w:ilvl="0">
+      <w:start w:val="1"/>
+      <w:numFmt w:val="bullet"/>
       <w:lvlText w:val="-"/>
       <w:lvlJc w:val="left"/>
       <w:pPr>
@@ -22188,116 +24095,6 @@
       <w:lvlJc w:val="left"/>
       <w:pPr>
         <w:ind w:left="6480" w:hanging="360"/>
-      </w:pPr>
-      <w:rPr>
-        <w:u w:val="none"/>
-      </w:rPr>
-    </w:lvl>
-  </w:abstractNum>
-  <w:abstractNum w:abstractNumId="4">
-    <w:lvl w:ilvl="0">
-      <w:start w:val="1"/>
-      <w:numFmt w:val="bullet"/>
-      <w:lvlText w:val="●"/>
-      <w:lvlJc w:val="left"/>
-      <w:pPr>
-        <w:ind w:left="1440" w:hanging="360"/>
-      </w:pPr>
-      <w:rPr>
-        <w:u w:val="none"/>
-      </w:rPr>
-    </w:lvl>
-    <w:lvl w:ilvl="1">
-      <w:start w:val="1"/>
-      <w:numFmt w:val="bullet"/>
-      <w:lvlText w:val="○"/>
-      <w:lvlJc w:val="left"/>
-      <w:pPr>
-        <w:ind w:left="2160" w:hanging="360"/>
-      </w:pPr>
-      <w:rPr>
-        <w:u w:val="none"/>
-      </w:rPr>
-    </w:lvl>
-    <w:lvl w:ilvl="2">
-      <w:start w:val="1"/>
-      <w:numFmt w:val="bullet"/>
-      <w:lvlText w:val="■"/>
-      <w:lvlJc w:val="left"/>
-      <w:pPr>
-        <w:ind w:left="2880" w:hanging="360"/>
-      </w:pPr>
-      <w:rPr>
-        <w:u w:val="none"/>
-      </w:rPr>
-    </w:lvl>
-    <w:lvl w:ilvl="3">
-      <w:start w:val="1"/>
-      <w:numFmt w:val="bullet"/>
-      <w:lvlText w:val="●"/>
-      <w:lvlJc w:val="left"/>
-      <w:pPr>
-        <w:ind w:left="3600" w:hanging="360"/>
-      </w:pPr>
-      <w:rPr>
-        <w:u w:val="none"/>
-      </w:rPr>
-    </w:lvl>
-    <w:lvl w:ilvl="4">
-      <w:start w:val="1"/>
-      <w:numFmt w:val="bullet"/>
-      <w:lvlText w:val="○"/>
-      <w:lvlJc w:val="left"/>
-      <w:pPr>
-        <w:ind w:left="4320" w:hanging="360"/>
-      </w:pPr>
-      <w:rPr>
-        <w:u w:val="none"/>
-      </w:rPr>
-    </w:lvl>
-    <w:lvl w:ilvl="5">
-      <w:start w:val="1"/>
-      <w:numFmt w:val="bullet"/>
-      <w:lvlText w:val="■"/>
-      <w:lvlJc w:val="left"/>
-      <w:pPr>
-        <w:ind w:left="5040" w:hanging="360"/>
-      </w:pPr>
-      <w:rPr>
-        <w:u w:val="none"/>
-      </w:rPr>
-    </w:lvl>
-    <w:lvl w:ilvl="6">
-      <w:start w:val="1"/>
-      <w:numFmt w:val="bullet"/>
-      <w:lvlText w:val="●"/>
-      <w:lvlJc w:val="left"/>
-      <w:pPr>
-        <w:ind w:left="5760" w:hanging="360"/>
-      </w:pPr>
-      <w:rPr>
-        <w:u w:val="none"/>
-      </w:rPr>
-    </w:lvl>
-    <w:lvl w:ilvl="7">
-      <w:start w:val="1"/>
-      <w:numFmt w:val="bullet"/>
-      <w:lvlText w:val="○"/>
-      <w:lvlJc w:val="left"/>
-      <w:pPr>
-        <w:ind w:left="6480" w:hanging="360"/>
-      </w:pPr>
-      <w:rPr>
-        <w:u w:val="none"/>
-      </w:rPr>
-    </w:lvl>
-    <w:lvl w:ilvl="8">
-      <w:start w:val="1"/>
-      <w:numFmt w:val="bullet"/>
-      <w:lvlText w:val="■"/>
-      <w:lvlJc w:val="left"/>
-      <w:pPr>
-        <w:ind w:left="7200" w:hanging="360"/>
       </w:pPr>
       <w:rPr>
         <w:u w:val="none"/>
@@ -22311,7 +24108,7 @@
       <w:lvlText w:val="●"/>
       <w:lvlJc w:val="left"/>
       <w:pPr>
-        <w:ind w:left="720" w:hanging="360"/>
+        <w:ind w:left="1440" w:hanging="360"/>
       </w:pPr>
       <w:rPr>
         <w:u w:val="none"/>
@@ -22323,7 +24120,7 @@
       <w:lvlText w:val="○"/>
       <w:lvlJc w:val="left"/>
       <w:pPr>
-        <w:ind w:left="1440" w:hanging="360"/>
+        <w:ind w:left="2160" w:hanging="360"/>
       </w:pPr>
       <w:rPr>
         <w:u w:val="none"/>
@@ -22335,7 +24132,7 @@
       <w:lvlText w:val="■"/>
       <w:lvlJc w:val="left"/>
       <w:pPr>
-        <w:ind w:left="2160" w:hanging="360"/>
+        <w:ind w:left="2880" w:hanging="360"/>
       </w:pPr>
       <w:rPr>
         <w:u w:val="none"/>
@@ -22347,7 +24144,7 @@
       <w:lvlText w:val="●"/>
       <w:lvlJc w:val="left"/>
       <w:pPr>
-        <w:ind w:left="2880" w:hanging="360"/>
+        <w:ind w:left="3600" w:hanging="360"/>
       </w:pPr>
       <w:rPr>
         <w:u w:val="none"/>
@@ -22359,7 +24156,7 @@
       <w:lvlText w:val="○"/>
       <w:lvlJc w:val="left"/>
       <w:pPr>
-        <w:ind w:left="3600" w:hanging="360"/>
+        <w:ind w:left="4320" w:hanging="360"/>
       </w:pPr>
       <w:rPr>
         <w:u w:val="none"/>
@@ -22371,7 +24168,7 @@
       <w:lvlText w:val="■"/>
       <w:lvlJc w:val="left"/>
       <w:pPr>
-        <w:ind w:left="4320" w:hanging="360"/>
+        <w:ind w:left="5040" w:hanging="360"/>
       </w:pPr>
       <w:rPr>
         <w:u w:val="none"/>
@@ -22383,7 +24180,7 @@
       <w:lvlText w:val="●"/>
       <w:lvlJc w:val="left"/>
       <w:pPr>
-        <w:ind w:left="5040" w:hanging="360"/>
+        <w:ind w:left="5760" w:hanging="360"/>
       </w:pPr>
       <w:rPr>
         <w:u w:val="none"/>
@@ -22395,7 +24192,7 @@
       <w:lvlText w:val="○"/>
       <w:lvlJc w:val="left"/>
       <w:pPr>
-        <w:ind w:left="5760" w:hanging="360"/>
+        <w:ind w:left="6480" w:hanging="360"/>
       </w:pPr>
       <w:rPr>
         <w:u w:val="none"/>
@@ -22407,7 +24204,7 @@
       <w:lvlText w:val="■"/>
       <w:lvlJc w:val="left"/>
       <w:pPr>
-        <w:ind w:left="6480" w:hanging="360"/>
+        <w:ind w:left="7200" w:hanging="360"/>
       </w:pPr>
       <w:rPr>
         <w:u w:val="none"/>
@@ -22418,7 +24215,7 @@
     <w:lvl w:ilvl="0">
       <w:start w:val="1"/>
       <w:numFmt w:val="bullet"/>
-      <w:lvlText w:val="-"/>
+      <w:lvlText w:val="●"/>
       <w:lvlJc w:val="left"/>
       <w:pPr>
         <w:ind w:left="720" w:hanging="360"/>
@@ -22430,7 +24227,7 @@
     <w:lvl w:ilvl="1">
       <w:start w:val="1"/>
       <w:numFmt w:val="bullet"/>
-      <w:lvlText w:val="-"/>
+      <w:lvlText w:val="○"/>
       <w:lvlJc w:val="left"/>
       <w:pPr>
         <w:ind w:left="1440" w:hanging="360"/>
@@ -22442,7 +24239,7 @@
     <w:lvl w:ilvl="2">
       <w:start w:val="1"/>
       <w:numFmt w:val="bullet"/>
-      <w:lvlText w:val="-"/>
+      <w:lvlText w:val="■"/>
       <w:lvlJc w:val="left"/>
       <w:pPr>
         <w:ind w:left="2160" w:hanging="360"/>
@@ -22454,7 +24251,7 @@
     <w:lvl w:ilvl="3">
       <w:start w:val="1"/>
       <w:numFmt w:val="bullet"/>
-      <w:lvlText w:val="-"/>
+      <w:lvlText w:val="●"/>
       <w:lvlJc w:val="left"/>
       <w:pPr>
         <w:ind w:left="2880" w:hanging="360"/>
@@ -22466,7 +24263,7 @@
     <w:lvl w:ilvl="4">
       <w:start w:val="1"/>
       <w:numFmt w:val="bullet"/>
-      <w:lvlText w:val="-"/>
+      <w:lvlText w:val="○"/>
       <w:lvlJc w:val="left"/>
       <w:pPr>
         <w:ind w:left="3600" w:hanging="360"/>
@@ -22478,7 +24275,7 @@
     <w:lvl w:ilvl="5">
       <w:start w:val="1"/>
       <w:numFmt w:val="bullet"/>
-      <w:lvlText w:val="-"/>
+      <w:lvlText w:val="■"/>
       <w:lvlJc w:val="left"/>
       <w:pPr>
         <w:ind w:left="4320" w:hanging="360"/>
@@ -22490,7 +24287,7 @@
     <w:lvl w:ilvl="6">
       <w:start w:val="1"/>
       <w:numFmt w:val="bullet"/>
-      <w:lvlText w:val="-"/>
+      <w:lvlText w:val="●"/>
       <w:lvlJc w:val="left"/>
       <w:pPr>
         <w:ind w:left="5040" w:hanging="360"/>
@@ -22502,7 +24299,7 @@
     <w:lvl w:ilvl="7">
       <w:start w:val="1"/>
       <w:numFmt w:val="bullet"/>
-      <w:lvlText w:val="-"/>
+      <w:lvlText w:val="○"/>
       <w:lvlJc w:val="left"/>
       <w:pPr>
         <w:ind w:left="5760" w:hanging="360"/>
@@ -22514,7 +24311,7 @@
     <w:lvl w:ilvl="8">
       <w:start w:val="1"/>
       <w:numFmt w:val="bullet"/>
-      <w:lvlText w:val="-"/>
+      <w:lvlText w:val="■"/>
       <w:lvlJc w:val="left"/>
       <w:pPr>
         <w:ind w:left="6480" w:hanging="360"/>
@@ -22858,7 +24655,7 @@
     <w:lvl w:ilvl="0">
       <w:start w:val="1"/>
       <w:numFmt w:val="bullet"/>
-      <w:lvlText w:val="●"/>
+      <w:lvlText w:val="-"/>
       <w:lvlJc w:val="left"/>
       <w:pPr>
         <w:ind w:left="720" w:hanging="360"/>
@@ -22870,7 +24667,7 @@
     <w:lvl w:ilvl="1">
       <w:start w:val="1"/>
       <w:numFmt w:val="bullet"/>
-      <w:lvlText w:val="○"/>
+      <w:lvlText w:val="-"/>
       <w:lvlJc w:val="left"/>
       <w:pPr>
         <w:ind w:left="1440" w:hanging="360"/>
@@ -22882,7 +24679,7 @@
     <w:lvl w:ilvl="2">
       <w:start w:val="1"/>
       <w:numFmt w:val="bullet"/>
-      <w:lvlText w:val="■"/>
+      <w:lvlText w:val="-"/>
       <w:lvlJc w:val="left"/>
       <w:pPr>
         <w:ind w:left="2160" w:hanging="360"/>
@@ -22894,7 +24691,7 @@
     <w:lvl w:ilvl="3">
       <w:start w:val="1"/>
       <w:numFmt w:val="bullet"/>
-      <w:lvlText w:val="●"/>
+      <w:lvlText w:val="-"/>
       <w:lvlJc w:val="left"/>
       <w:pPr>
         <w:ind w:left="2880" w:hanging="360"/>
@@ -22906,7 +24703,7 @@
     <w:lvl w:ilvl="4">
       <w:start w:val="1"/>
       <w:numFmt w:val="bullet"/>
-      <w:lvlText w:val="○"/>
+      <w:lvlText w:val="-"/>
       <w:lvlJc w:val="left"/>
       <w:pPr>
         <w:ind w:left="3600" w:hanging="360"/>
@@ -22918,7 +24715,7 @@
     <w:lvl w:ilvl="5">
       <w:start w:val="1"/>
       <w:numFmt w:val="bullet"/>
-      <w:lvlText w:val="■"/>
+      <w:lvlText w:val="-"/>
       <w:lvlJc w:val="left"/>
       <w:pPr>
         <w:ind w:left="4320" w:hanging="360"/>
@@ -22930,7 +24727,7 @@
     <w:lvl w:ilvl="6">
       <w:start w:val="1"/>
       <w:numFmt w:val="bullet"/>
-      <w:lvlText w:val="●"/>
+      <w:lvlText w:val="-"/>
       <w:lvlJc w:val="left"/>
       <w:pPr>
         <w:ind w:left="5040" w:hanging="360"/>
@@ -22942,7 +24739,7 @@
     <w:lvl w:ilvl="7">
       <w:start w:val="1"/>
       <w:numFmt w:val="bullet"/>
-      <w:lvlText w:val="○"/>
+      <w:lvlText w:val="-"/>
       <w:lvlJc w:val="left"/>
       <w:pPr>
         <w:ind w:left="5760" w:hanging="360"/>
@@ -22954,7 +24751,7 @@
     <w:lvl w:ilvl="8">
       <w:start w:val="1"/>
       <w:numFmt w:val="bullet"/>
-      <w:lvlText w:val="■"/>
+      <w:lvlText w:val="-"/>
       <w:lvlJc w:val="left"/>
       <w:pPr>
         <w:ind w:left="6480" w:hanging="360"/>
@@ -22971,7 +24768,7 @@
       <w:lvlText w:val="●"/>
       <w:lvlJc w:val="left"/>
       <w:pPr>
-        <w:ind w:left="1440" w:hanging="360"/>
+        <w:ind w:left="720" w:hanging="360"/>
       </w:pPr>
       <w:rPr>
         <w:u w:val="none"/>
@@ -22983,7 +24780,7 @@
       <w:lvlText w:val="○"/>
       <w:lvlJc w:val="left"/>
       <w:pPr>
-        <w:ind w:left="2160" w:hanging="360"/>
+        <w:ind w:left="1440" w:hanging="360"/>
       </w:pPr>
       <w:rPr>
         <w:u w:val="none"/>
@@ -22995,7 +24792,7 @@
       <w:lvlText w:val="■"/>
       <w:lvlJc w:val="left"/>
       <w:pPr>
-        <w:ind w:left="2880" w:hanging="360"/>
+        <w:ind w:left="2160" w:hanging="360"/>
       </w:pPr>
       <w:rPr>
         <w:u w:val="none"/>
@@ -23007,7 +24804,7 @@
       <w:lvlText w:val="●"/>
       <w:lvlJc w:val="left"/>
       <w:pPr>
-        <w:ind w:left="3600" w:hanging="360"/>
+        <w:ind w:left="2880" w:hanging="360"/>
       </w:pPr>
       <w:rPr>
         <w:u w:val="none"/>
@@ -23019,7 +24816,7 @@
       <w:lvlText w:val="○"/>
       <w:lvlJc w:val="left"/>
       <w:pPr>
-        <w:ind w:left="4320" w:hanging="360"/>
+        <w:ind w:left="3600" w:hanging="360"/>
       </w:pPr>
       <w:rPr>
         <w:u w:val="none"/>
@@ -23031,7 +24828,7 @@
       <w:lvlText w:val="■"/>
       <w:lvlJc w:val="left"/>
       <w:pPr>
-        <w:ind w:left="5040" w:hanging="360"/>
+        <w:ind w:left="4320" w:hanging="360"/>
       </w:pPr>
       <w:rPr>
         <w:u w:val="none"/>
@@ -23043,7 +24840,7 @@
       <w:lvlText w:val="●"/>
       <w:lvlJc w:val="left"/>
       <w:pPr>
-        <w:ind w:left="5760" w:hanging="360"/>
+        <w:ind w:left="5040" w:hanging="360"/>
       </w:pPr>
       <w:rPr>
         <w:u w:val="none"/>
@@ -23055,7 +24852,7 @@
       <w:lvlText w:val="○"/>
       <w:lvlJc w:val="left"/>
       <w:pPr>
-        <w:ind w:left="6480" w:hanging="360"/>
+        <w:ind w:left="5760" w:hanging="360"/>
       </w:pPr>
       <w:rPr>
         <w:u w:val="none"/>
@@ -23067,7 +24864,7 @@
       <w:lvlText w:val="■"/>
       <w:lvlJc w:val="left"/>
       <w:pPr>
-        <w:ind w:left="7200" w:hanging="360"/>
+        <w:ind w:left="6480" w:hanging="360"/>
       </w:pPr>
       <w:rPr>
         <w:u w:val="none"/>
@@ -23191,6 +24988,226 @@
       <w:lvlText w:val="●"/>
       <w:lvlJc w:val="left"/>
       <w:pPr>
+        <w:ind w:left="1440" w:hanging="360"/>
+      </w:pPr>
+      <w:rPr>
+        <w:u w:val="none"/>
+      </w:rPr>
+    </w:lvl>
+    <w:lvl w:ilvl="1">
+      <w:start w:val="1"/>
+      <w:numFmt w:val="bullet"/>
+      <w:lvlText w:val="○"/>
+      <w:lvlJc w:val="left"/>
+      <w:pPr>
+        <w:ind w:left="2160" w:hanging="360"/>
+      </w:pPr>
+      <w:rPr>
+        <w:u w:val="none"/>
+      </w:rPr>
+    </w:lvl>
+    <w:lvl w:ilvl="2">
+      <w:start w:val="1"/>
+      <w:numFmt w:val="bullet"/>
+      <w:lvlText w:val="■"/>
+      <w:lvlJc w:val="left"/>
+      <w:pPr>
+        <w:ind w:left="2880" w:hanging="360"/>
+      </w:pPr>
+      <w:rPr>
+        <w:u w:val="none"/>
+      </w:rPr>
+    </w:lvl>
+    <w:lvl w:ilvl="3">
+      <w:start w:val="1"/>
+      <w:numFmt w:val="bullet"/>
+      <w:lvlText w:val="●"/>
+      <w:lvlJc w:val="left"/>
+      <w:pPr>
+        <w:ind w:left="3600" w:hanging="360"/>
+      </w:pPr>
+      <w:rPr>
+        <w:u w:val="none"/>
+      </w:rPr>
+    </w:lvl>
+    <w:lvl w:ilvl="4">
+      <w:start w:val="1"/>
+      <w:numFmt w:val="bullet"/>
+      <w:lvlText w:val="○"/>
+      <w:lvlJc w:val="left"/>
+      <w:pPr>
+        <w:ind w:left="4320" w:hanging="360"/>
+      </w:pPr>
+      <w:rPr>
+        <w:u w:val="none"/>
+      </w:rPr>
+    </w:lvl>
+    <w:lvl w:ilvl="5">
+      <w:start w:val="1"/>
+      <w:numFmt w:val="bullet"/>
+      <w:lvlText w:val="■"/>
+      <w:lvlJc w:val="left"/>
+      <w:pPr>
+        <w:ind w:left="5040" w:hanging="360"/>
+      </w:pPr>
+      <w:rPr>
+        <w:u w:val="none"/>
+      </w:rPr>
+    </w:lvl>
+    <w:lvl w:ilvl="6">
+      <w:start w:val="1"/>
+      <w:numFmt w:val="bullet"/>
+      <w:lvlText w:val="●"/>
+      <w:lvlJc w:val="left"/>
+      <w:pPr>
+        <w:ind w:left="5760" w:hanging="360"/>
+      </w:pPr>
+      <w:rPr>
+        <w:u w:val="none"/>
+      </w:rPr>
+    </w:lvl>
+    <w:lvl w:ilvl="7">
+      <w:start w:val="1"/>
+      <w:numFmt w:val="bullet"/>
+      <w:lvlText w:val="○"/>
+      <w:lvlJc w:val="left"/>
+      <w:pPr>
+        <w:ind w:left="6480" w:hanging="360"/>
+      </w:pPr>
+      <w:rPr>
+        <w:u w:val="none"/>
+      </w:rPr>
+    </w:lvl>
+    <w:lvl w:ilvl="8">
+      <w:start w:val="1"/>
+      <w:numFmt w:val="bullet"/>
+      <w:lvlText w:val="■"/>
+      <w:lvlJc w:val="left"/>
+      <w:pPr>
+        <w:ind w:left="7200" w:hanging="360"/>
+      </w:pPr>
+      <w:rPr>
+        <w:u w:val="none"/>
+      </w:rPr>
+    </w:lvl>
+  </w:abstractNum>
+  <w:abstractNum w:abstractNumId="14">
+    <w:lvl w:ilvl="0">
+      <w:start w:val="1"/>
+      <w:numFmt w:val="bullet"/>
+      <w:lvlText w:val="●"/>
+      <w:lvlJc w:val="left"/>
+      <w:pPr>
+        <w:ind w:left="720" w:hanging="360"/>
+      </w:pPr>
+      <w:rPr>
+        <w:u w:val="none"/>
+      </w:rPr>
+    </w:lvl>
+    <w:lvl w:ilvl="1">
+      <w:start w:val="1"/>
+      <w:numFmt w:val="bullet"/>
+      <w:lvlText w:val="○"/>
+      <w:lvlJc w:val="left"/>
+      <w:pPr>
+        <w:ind w:left="1440" w:hanging="360"/>
+      </w:pPr>
+      <w:rPr>
+        <w:u w:val="none"/>
+      </w:rPr>
+    </w:lvl>
+    <w:lvl w:ilvl="2">
+      <w:start w:val="1"/>
+      <w:numFmt w:val="bullet"/>
+      <w:lvlText w:val="■"/>
+      <w:lvlJc w:val="left"/>
+      <w:pPr>
+        <w:ind w:left="2160" w:hanging="360"/>
+      </w:pPr>
+      <w:rPr>
+        <w:u w:val="none"/>
+      </w:rPr>
+    </w:lvl>
+    <w:lvl w:ilvl="3">
+      <w:start w:val="1"/>
+      <w:numFmt w:val="bullet"/>
+      <w:lvlText w:val="●"/>
+      <w:lvlJc w:val="left"/>
+      <w:pPr>
+        <w:ind w:left="2880" w:hanging="360"/>
+      </w:pPr>
+      <w:rPr>
+        <w:u w:val="none"/>
+      </w:rPr>
+    </w:lvl>
+    <w:lvl w:ilvl="4">
+      <w:start w:val="1"/>
+      <w:numFmt w:val="bullet"/>
+      <w:lvlText w:val="○"/>
+      <w:lvlJc w:val="left"/>
+      <w:pPr>
+        <w:ind w:left="3600" w:hanging="360"/>
+      </w:pPr>
+      <w:rPr>
+        <w:u w:val="none"/>
+      </w:rPr>
+    </w:lvl>
+    <w:lvl w:ilvl="5">
+      <w:start w:val="1"/>
+      <w:numFmt w:val="bullet"/>
+      <w:lvlText w:val="■"/>
+      <w:lvlJc w:val="left"/>
+      <w:pPr>
+        <w:ind w:left="4320" w:hanging="360"/>
+      </w:pPr>
+      <w:rPr>
+        <w:u w:val="none"/>
+      </w:rPr>
+    </w:lvl>
+    <w:lvl w:ilvl="6">
+      <w:start w:val="1"/>
+      <w:numFmt w:val="bullet"/>
+      <w:lvlText w:val="●"/>
+      <w:lvlJc w:val="left"/>
+      <w:pPr>
+        <w:ind w:left="5040" w:hanging="360"/>
+      </w:pPr>
+      <w:rPr>
+        <w:u w:val="none"/>
+      </w:rPr>
+    </w:lvl>
+    <w:lvl w:ilvl="7">
+      <w:start w:val="1"/>
+      <w:numFmt w:val="bullet"/>
+      <w:lvlText w:val="○"/>
+      <w:lvlJc w:val="left"/>
+      <w:pPr>
+        <w:ind w:left="5760" w:hanging="360"/>
+      </w:pPr>
+      <w:rPr>
+        <w:u w:val="none"/>
+      </w:rPr>
+    </w:lvl>
+    <w:lvl w:ilvl="8">
+      <w:start w:val="1"/>
+      <w:numFmt w:val="bullet"/>
+      <w:lvlText w:val="■"/>
+      <w:lvlJc w:val="left"/>
+      <w:pPr>
+        <w:ind w:left="6480" w:hanging="360"/>
+      </w:pPr>
+      <w:rPr>
+        <w:u w:val="none"/>
+      </w:rPr>
+    </w:lvl>
+  </w:abstractNum>
+  <w:abstractNum w:abstractNumId="15">
+    <w:lvl w:ilvl="0">
+      <w:start w:val="1"/>
+      <w:numFmt w:val="bullet"/>
+      <w:lvlText w:val="●"/>
+      <w:lvlJc w:val="left"/>
+      <w:pPr>
         <w:ind w:left="360" w:hanging="360"/>
       </w:pPr>
       <w:rPr>
@@ -23294,7 +25311,7 @@
       </w:rPr>
     </w:lvl>
   </w:abstractNum>
-  <w:abstractNum w:abstractNumId="14">
+  <w:abstractNum w:abstractNumId="16">
     <w:lvl w:ilvl="0">
       <w:start w:val="1"/>
       <w:numFmt w:val="bullet"/>
@@ -23404,7 +25421,337 @@
       </w:rPr>
     </w:lvl>
   </w:abstractNum>
-  <w:abstractNum w:abstractNumId="15">
+  <w:abstractNum w:abstractNumId="17">
+    <w:lvl w:ilvl="0">
+      <w:start w:val="1"/>
+      <w:numFmt w:val="bullet"/>
+      <w:lvlText w:val="●"/>
+      <w:lvlJc w:val="left"/>
+      <w:pPr>
+        <w:ind w:left="720" w:hanging="360"/>
+      </w:pPr>
+      <w:rPr>
+        <w:u w:val="none"/>
+      </w:rPr>
+    </w:lvl>
+    <w:lvl w:ilvl="1">
+      <w:start w:val="1"/>
+      <w:numFmt w:val="bullet"/>
+      <w:lvlText w:val="○"/>
+      <w:lvlJc w:val="left"/>
+      <w:pPr>
+        <w:ind w:left="1440" w:hanging="360"/>
+      </w:pPr>
+      <w:rPr>
+        <w:u w:val="none"/>
+      </w:rPr>
+    </w:lvl>
+    <w:lvl w:ilvl="2">
+      <w:start w:val="1"/>
+      <w:numFmt w:val="bullet"/>
+      <w:lvlText w:val="■"/>
+      <w:lvlJc w:val="left"/>
+      <w:pPr>
+        <w:ind w:left="2160" w:hanging="360"/>
+      </w:pPr>
+      <w:rPr>
+        <w:u w:val="none"/>
+      </w:rPr>
+    </w:lvl>
+    <w:lvl w:ilvl="3">
+      <w:start w:val="1"/>
+      <w:numFmt w:val="bullet"/>
+      <w:lvlText w:val="●"/>
+      <w:lvlJc w:val="left"/>
+      <w:pPr>
+        <w:ind w:left="2880" w:hanging="360"/>
+      </w:pPr>
+      <w:rPr>
+        <w:u w:val="none"/>
+      </w:rPr>
+    </w:lvl>
+    <w:lvl w:ilvl="4">
+      <w:start w:val="1"/>
+      <w:numFmt w:val="bullet"/>
+      <w:lvlText w:val="○"/>
+      <w:lvlJc w:val="left"/>
+      <w:pPr>
+        <w:ind w:left="3600" w:hanging="360"/>
+      </w:pPr>
+      <w:rPr>
+        <w:u w:val="none"/>
+      </w:rPr>
+    </w:lvl>
+    <w:lvl w:ilvl="5">
+      <w:start w:val="1"/>
+      <w:numFmt w:val="bullet"/>
+      <w:lvlText w:val="■"/>
+      <w:lvlJc w:val="left"/>
+      <w:pPr>
+        <w:ind w:left="4320" w:hanging="360"/>
+      </w:pPr>
+      <w:rPr>
+        <w:u w:val="none"/>
+      </w:rPr>
+    </w:lvl>
+    <w:lvl w:ilvl="6">
+      <w:start w:val="1"/>
+      <w:numFmt w:val="bullet"/>
+      <w:lvlText w:val="●"/>
+      <w:lvlJc w:val="left"/>
+      <w:pPr>
+        <w:ind w:left="5040" w:hanging="360"/>
+      </w:pPr>
+      <w:rPr>
+        <w:u w:val="none"/>
+      </w:rPr>
+    </w:lvl>
+    <w:lvl w:ilvl="7">
+      <w:start w:val="1"/>
+      <w:numFmt w:val="bullet"/>
+      <w:lvlText w:val="○"/>
+      <w:lvlJc w:val="left"/>
+      <w:pPr>
+        <w:ind w:left="5760" w:hanging="360"/>
+      </w:pPr>
+      <w:rPr>
+        <w:u w:val="none"/>
+      </w:rPr>
+    </w:lvl>
+    <w:lvl w:ilvl="8">
+      <w:start w:val="1"/>
+      <w:numFmt w:val="bullet"/>
+      <w:lvlText w:val="■"/>
+      <w:lvlJc w:val="left"/>
+      <w:pPr>
+        <w:ind w:left="6480" w:hanging="360"/>
+      </w:pPr>
+      <w:rPr>
+        <w:u w:val="none"/>
+      </w:rPr>
+    </w:lvl>
+  </w:abstractNum>
+  <w:abstractNum w:abstractNumId="18">
+    <w:lvl w:ilvl="0">
+      <w:start w:val="1"/>
+      <w:numFmt w:val="bullet"/>
+      <w:lvlText w:val="●"/>
+      <w:lvlJc w:val="left"/>
+      <w:pPr>
+        <w:ind w:left="720" w:hanging="360"/>
+      </w:pPr>
+      <w:rPr>
+        <w:u w:val="none"/>
+      </w:rPr>
+    </w:lvl>
+    <w:lvl w:ilvl="1">
+      <w:start w:val="1"/>
+      <w:numFmt w:val="bullet"/>
+      <w:lvlText w:val="○"/>
+      <w:lvlJc w:val="left"/>
+      <w:pPr>
+        <w:ind w:left="1440" w:hanging="360"/>
+      </w:pPr>
+      <w:rPr>
+        <w:u w:val="none"/>
+      </w:rPr>
+    </w:lvl>
+    <w:lvl w:ilvl="2">
+      <w:start w:val="1"/>
+      <w:numFmt w:val="bullet"/>
+      <w:lvlText w:val="■"/>
+      <w:lvlJc w:val="left"/>
+      <w:pPr>
+        <w:ind w:left="2160" w:hanging="360"/>
+      </w:pPr>
+      <w:rPr>
+        <w:u w:val="none"/>
+      </w:rPr>
+    </w:lvl>
+    <w:lvl w:ilvl="3">
+      <w:start w:val="1"/>
+      <w:numFmt w:val="bullet"/>
+      <w:lvlText w:val="●"/>
+      <w:lvlJc w:val="left"/>
+      <w:pPr>
+        <w:ind w:left="2880" w:hanging="360"/>
+      </w:pPr>
+      <w:rPr>
+        <w:u w:val="none"/>
+      </w:rPr>
+    </w:lvl>
+    <w:lvl w:ilvl="4">
+      <w:start w:val="1"/>
+      <w:numFmt w:val="bullet"/>
+      <w:lvlText w:val="○"/>
+      <w:lvlJc w:val="left"/>
+      <w:pPr>
+        <w:ind w:left="3600" w:hanging="360"/>
+      </w:pPr>
+      <w:rPr>
+        <w:u w:val="none"/>
+      </w:rPr>
+    </w:lvl>
+    <w:lvl w:ilvl="5">
+      <w:start w:val="1"/>
+      <w:numFmt w:val="bullet"/>
+      <w:lvlText w:val="■"/>
+      <w:lvlJc w:val="left"/>
+      <w:pPr>
+        <w:ind w:left="4320" w:hanging="360"/>
+      </w:pPr>
+      <w:rPr>
+        <w:u w:val="none"/>
+      </w:rPr>
+    </w:lvl>
+    <w:lvl w:ilvl="6">
+      <w:start w:val="1"/>
+      <w:numFmt w:val="bullet"/>
+      <w:lvlText w:val="●"/>
+      <w:lvlJc w:val="left"/>
+      <w:pPr>
+        <w:ind w:left="5040" w:hanging="360"/>
+      </w:pPr>
+      <w:rPr>
+        <w:u w:val="none"/>
+      </w:rPr>
+    </w:lvl>
+    <w:lvl w:ilvl="7">
+      <w:start w:val="1"/>
+      <w:numFmt w:val="bullet"/>
+      <w:lvlText w:val="○"/>
+      <w:lvlJc w:val="left"/>
+      <w:pPr>
+        <w:ind w:left="5760" w:hanging="360"/>
+      </w:pPr>
+      <w:rPr>
+        <w:u w:val="none"/>
+      </w:rPr>
+    </w:lvl>
+    <w:lvl w:ilvl="8">
+      <w:start w:val="1"/>
+      <w:numFmt w:val="bullet"/>
+      <w:lvlText w:val="■"/>
+      <w:lvlJc w:val="left"/>
+      <w:pPr>
+        <w:ind w:left="6480" w:hanging="360"/>
+      </w:pPr>
+      <w:rPr>
+        <w:u w:val="none"/>
+      </w:rPr>
+    </w:lvl>
+  </w:abstractNum>
+  <w:abstractNum w:abstractNumId="19">
+    <w:lvl w:ilvl="0">
+      <w:start w:val="1"/>
+      <w:numFmt w:val="bullet"/>
+      <w:lvlText w:val="●"/>
+      <w:lvlJc w:val="left"/>
+      <w:pPr>
+        <w:ind w:left="720" w:hanging="360"/>
+      </w:pPr>
+      <w:rPr>
+        <w:u w:val="none"/>
+      </w:rPr>
+    </w:lvl>
+    <w:lvl w:ilvl="1">
+      <w:start w:val="1"/>
+      <w:numFmt w:val="bullet"/>
+      <w:lvlText w:val="○"/>
+      <w:lvlJc w:val="left"/>
+      <w:pPr>
+        <w:ind w:left="1440" w:hanging="360"/>
+      </w:pPr>
+      <w:rPr>
+        <w:u w:val="none"/>
+      </w:rPr>
+    </w:lvl>
+    <w:lvl w:ilvl="2">
+      <w:start w:val="1"/>
+      <w:numFmt w:val="bullet"/>
+      <w:lvlText w:val="■"/>
+      <w:lvlJc w:val="left"/>
+      <w:pPr>
+        <w:ind w:left="2160" w:hanging="360"/>
+      </w:pPr>
+      <w:rPr>
+        <w:u w:val="none"/>
+      </w:rPr>
+    </w:lvl>
+    <w:lvl w:ilvl="3">
+      <w:start w:val="1"/>
+      <w:numFmt w:val="bullet"/>
+      <w:lvlText w:val="●"/>
+      <w:lvlJc w:val="left"/>
+      <w:pPr>
+        <w:ind w:left="2880" w:hanging="360"/>
+      </w:pPr>
+      <w:rPr>
+        <w:u w:val="none"/>
+      </w:rPr>
+    </w:lvl>
+    <w:lvl w:ilvl="4">
+      <w:start w:val="1"/>
+      <w:numFmt w:val="bullet"/>
+      <w:lvlText w:val="○"/>
+      <w:lvlJc w:val="left"/>
+      <w:pPr>
+        <w:ind w:left="3600" w:hanging="360"/>
+      </w:pPr>
+      <w:rPr>
+        <w:u w:val="none"/>
+      </w:rPr>
+    </w:lvl>
+    <w:lvl w:ilvl="5">
+      <w:start w:val="1"/>
+      <w:numFmt w:val="bullet"/>
+      <w:lvlText w:val="■"/>
+      <w:lvlJc w:val="left"/>
+      <w:pPr>
+        <w:ind w:left="4320" w:hanging="360"/>
+      </w:pPr>
+      <w:rPr>
+        <w:u w:val="none"/>
+      </w:rPr>
+    </w:lvl>
+    <w:lvl w:ilvl="6">
+      <w:start w:val="1"/>
+      <w:numFmt w:val="bullet"/>
+      <w:lvlText w:val="●"/>
+      <w:lvlJc w:val="left"/>
+      <w:pPr>
+        <w:ind w:left="5040" w:hanging="360"/>
+      </w:pPr>
+      <w:rPr>
+        <w:u w:val="none"/>
+      </w:rPr>
+    </w:lvl>
+    <w:lvl w:ilvl="7">
+      <w:start w:val="1"/>
+      <w:numFmt w:val="bullet"/>
+      <w:lvlText w:val="○"/>
+      <w:lvlJc w:val="left"/>
+      <w:pPr>
+        <w:ind w:left="5760" w:hanging="360"/>
+      </w:pPr>
+      <w:rPr>
+        <w:u w:val="none"/>
+      </w:rPr>
+    </w:lvl>
+    <w:lvl w:ilvl="8">
+      <w:start w:val="1"/>
+      <w:numFmt w:val="bullet"/>
+      <w:lvlText w:val="■"/>
+      <w:lvlJc w:val="left"/>
+      <w:pPr>
+        <w:ind w:left="6480" w:hanging="360"/>
+      </w:pPr>
+      <w:rPr>
+        <w:u w:val="none"/>
+      </w:rPr>
+    </w:lvl>
+  </w:abstractNum>
+  <w:abstractNum w:abstractNumId="20">
     <w:lvl w:ilvl="0">
       <w:start w:val="1"/>
       <w:numFmt w:val="decimal"/>
@@ -23558,6 +25905,21 @@
   </w:num>
   <w:num w:numId="15">
     <w:abstractNumId w:val="15"/>
+  </w:num>
+  <w:num w:numId="16">
+    <w:abstractNumId w:val="16"/>
+  </w:num>
+  <w:num w:numId="17">
+    <w:abstractNumId w:val="17"/>
+  </w:num>
+  <w:num w:numId="18">
+    <w:abstractNumId w:val="18"/>
+  </w:num>
+  <w:num w:numId="19">
+    <w:abstractNumId w:val="19"/>
+  </w:num>
+  <w:num w:numId="20">
+    <w:abstractNumId w:val="20"/>
   </w:num>
 </w:numbering>
 </file>
